--- a/steps_to_run_detailed.docx
+++ b/steps_to_run_detailed.docx
@@ -828,6 +828,7 @@
           <w:color w:val="202020"/>
           <w:sz w:val="18"/>
         </w:rPr>
+        <w:lastRenderedPageBreak/>
         <w:t>BEDROCK_MODEL_SUMMARY=amazon.nova-lite-v1:0</w:t>
       </w:r>
     </w:p>
@@ -4148,11 +4149,6 @@
         </w:rPr>
         <w:t>Step 1: Open the most recent report in output/quarantine/pdf_dedupe_reports/ (auto-named dedupe_&lt;timestamp&gt;.json).</w:t>
       </w:r>
-      <w:r>
-        <w:rPr>
-          <w:rFonts w:ascii="Aptos Display" w:hAnsi="Aptos Display"/>
-        </w:rPr>
-      </w:r>
     </w:p>
     <w:p>
       <w:pPr>
@@ -4308,7 +4304,26 @@
           <w:rFonts w:ascii="Aptos Display" w:hAnsi="Aptos Display"/>
         </w:rPr>
         <w:lastRenderedPageBreak/>
-        <w:t>The template must have a header row with the following columns (in order): Ingredient, Ingredient Category, Natural Source / Typical Raw Material, Year, Authors, Title, Journal, PDF Source / DOI, Study Model, Study Type, Population, Dose, Duration, Primary Longevity Mechanism, Longevity Pathway Relevance, Key Clinical / Preclinical Outcomes, Safety / Tolerability Notes, Risks / Limitations, Key Biomarkers / Endpoints Measured, Scientific Narrative.</w:t>
+        <w:t xml:space="preserve">The template must have a header row with the following columns (in order): </w:t>
+      </w:r>
+      <w:r>
+        <w:rPr>
+          <w:rFonts w:ascii="Aptos Display" w:hAnsi="Aptos Display"/>
+        </w:rPr>
+        <w:br/>
+        <w:t>Example template:</w:t>
+      </w:r>
+      <w:r>
+        <w:rPr>
+          <w:rFonts w:ascii="Aptos Display" w:hAnsi="Aptos Display"/>
+        </w:rPr>
+        <w:br/>
+      </w:r>
+      <w:r>
+        <w:rPr>
+          <w:rFonts w:ascii="Aptos Display" w:hAnsi="Aptos Display"/>
+        </w:rPr>
+        <w:t>Ingredient, Ingredient Category, Natural Source / Typical Raw Material, Year, Authors, Title, Journal, PDF Source / DOI, Study Model, Study Type, Population, Dose, Duration, Primary Longevity Mechanism, Longevity Pathway Relevance, Key Clinical / Preclinical Outcomes, Safety / Tolerability Notes, Risks / Limitations, Key Biomarkers / Endpoints Measured, Scientific Narrative.</w:t>
       </w:r>
     </w:p>
     <w:p>
@@ -4487,14 +4502,69 @@
       <w:pPr>
         <w:rPr>
           <w:rFonts w:ascii="Aptos Display" w:hAnsi="Aptos Display"/>
-        </w:rPr>
-      </w:pPr>
-      <w:r>
-        <w:rPr>
-          <w:rFonts w:ascii="Aptos Display" w:hAnsi="Aptos Display"/>
           <w:b/>
         </w:rPr>
-        <w:t>3.3  Run the Paper Extractor</w:t>
+      </w:pPr>
+      <w:proofErr w:type="gramStart"/>
+      <w:r>
+        <w:rPr>
+          <w:rFonts w:ascii="Aptos Display" w:hAnsi="Aptos Display"/>
+          <w:b/>
+        </w:rPr>
+        <w:t xml:space="preserve">3.3  </w:t>
+      </w:r>
+      <w:r>
+        <w:rPr>
+          <w:rFonts w:ascii="Aptos Display" w:hAnsi="Aptos Display"/>
+          <w:b/>
+        </w:rPr>
+        <w:t>Update</w:t>
+      </w:r>
+      <w:proofErr w:type="gramEnd"/>
+      <w:r>
+        <w:rPr>
+          <w:rFonts w:ascii="Aptos Display" w:hAnsi="Aptos Display"/>
+          <w:b/>
+        </w:rPr>
+        <w:t xml:space="preserve"> the prompt and </w:t>
+      </w:r>
+      <w:r>
+        <w:rPr>
+          <w:rFonts w:ascii="Aptos Display" w:hAnsi="Aptos Display"/>
+          <w:b/>
+        </w:rPr>
+        <w:t>Run the Paper Extractor</w:t>
+      </w:r>
+    </w:p>
+    <w:p>
+      <w:pPr>
+        <w:rPr>
+          <w:rFonts w:ascii="Aptos Display" w:hAnsi="Aptos Display"/>
+          <w:bCs/>
+        </w:rPr>
+      </w:pPr>
+      <w:r>
+        <w:rPr>
+          <w:rFonts w:ascii="Aptos Display" w:hAnsi="Aptos Display"/>
+          <w:bCs/>
+        </w:rPr>
+        <w:t xml:space="preserve">Before running the paper extractor </w:t>
+      </w:r>
+      <w:proofErr w:type="gramStart"/>
+      <w:r>
+        <w:rPr>
+          <w:rFonts w:ascii="Aptos Display" w:hAnsi="Aptos Display"/>
+          <w:bCs/>
+        </w:rPr>
+        <w:t>update</w:t>
+      </w:r>
+      <w:proofErr w:type="gramEnd"/>
+      <w:r>
+        <w:rPr>
+          <w:rFonts w:ascii="Aptos Display" w:hAnsi="Aptos Display"/>
+          <w:bCs/>
+        </w:rPr>
+        <w:t xml:space="preserve"> the prompt so that it is consistent with template.</w:t>
       </w:r>
     </w:p>
     <w:p>
@@ -4650,6 +4720,7 @@
         <w:rPr>
           <w:rFonts w:ascii="Aptos Display" w:hAnsi="Aptos Display"/>
         </w:rPr>
+        <w:lastRenderedPageBreak/>
         <w:t>--overwrite-existing  Overwrite existing rows for already-processed PDFs</w:t>
       </w:r>
     </w:p>
@@ -4705,13 +4776,6 @@
         </w:rPr>
         <w:t>NOTE: LLM outputs are cached in paper_extractor/cache/ by SHA-256 of the PDF. Re-running skips already-cached PDFs. Use --no-cache to force re-processing, or --resume to skip PDFs already written to the output workbook.</w:t>
       </w:r>
-      <w:r>
-        <w:rPr>
-          <w:rFonts w:ascii="Aptos Display" w:hAnsi="Aptos Display"/>
-          <w:color w:val="C55000"/>
-          <w:sz w:val="20"/>
-        </w:rPr>
-      </w:r>
     </w:p>
     <w:p>
       <w:pPr>
@@ -4994,6 +5058,7 @@
           <w:color w:val="202020"/>
           <w:sz w:val="18"/>
         </w:rPr>
+        <w:lastRenderedPageBreak/>
         <w:t>python -m paper_summarizer --pdf-root input/pdfs --workers 3 --llm-calls-per-minute 5 --llm-max-inflight 2</w:t>
       </w:r>
     </w:p>
@@ -5029,7 +5094,6 @@
         <w:rPr>
           <w:rFonts w:ascii="Aptos Display" w:hAnsi="Aptos Display"/>
         </w:rPr>
-        <w:lastRenderedPageBreak/>
         <w:t>Background and scientific context</w:t>
       </w:r>
     </w:p>
@@ -5340,13 +5404,6 @@
         </w:rPr>
         <w:t>NOTE: Summaries are cached in paper_summarizer/cache/ by SHA-256 of the PDF. Re-running skips already-cached papers. Delete the cache folder or use --no-cache to force regeneration.</w:t>
       </w:r>
-      <w:r>
-        <w:rPr>
-          <w:rFonts w:ascii="Aptos Display" w:hAnsi="Aptos Display"/>
-          <w:color w:val="C55000"/>
-          <w:sz w:val="20"/>
-        </w:rPr>
-      </w:r>
     </w:p>
     <w:p>
       <w:pPr>
@@ -5442,6 +5499,7 @@
         <w:rPr>
           <w:rFonts w:ascii="Aptos Display" w:hAnsi="Aptos Display"/>
         </w:rPr>
+        <w:lastRenderedPageBreak/>
         <w:t>────────────────────────────────────────────────────────────────────────────────</w:t>
       </w:r>
     </w:p>
@@ -5701,7 +5759,40 @@
         <w:rPr>
           <w:rFonts w:ascii="Aptos Display" w:hAnsi="Aptos Display"/>
         </w:rPr>
-        <w:t>For each ingredient, upload the consolidated summary file to Team GPT and run the following prompt. The output is a valid JSON file that must be saved to input/ingredient_analysis/&lt;ingredient_name&gt;.json before running the populator.</w:t>
+        <w:t>For each ingredient, upload the consolidated summary file to Team GPT and run the following prompt</w:t>
+      </w:r>
+      <w:r>
+        <w:rPr>
+          <w:rFonts w:ascii="Aptos Display" w:hAnsi="Aptos Display"/>
+        </w:rPr>
+        <w:t xml:space="preserve"> (Update the prompt according to your </w:t>
+      </w:r>
+      <w:proofErr w:type="spellStart"/>
+      <w:r>
+        <w:rPr>
+          <w:rFonts w:ascii="Aptos Display" w:hAnsi="Aptos Display"/>
+        </w:rPr>
+        <w:t>hubspot</w:t>
+      </w:r>
+      <w:proofErr w:type="spellEnd"/>
+      <w:r>
+        <w:rPr>
+          <w:rFonts w:ascii="Aptos Display" w:hAnsi="Aptos Display"/>
+        </w:rPr>
+        <w:t xml:space="preserve"> form and template xlsx)</w:t>
+      </w:r>
+      <w:r>
+        <w:rPr>
+          <w:rFonts w:ascii="Aptos Display" w:hAnsi="Aptos Display"/>
+        </w:rPr>
+        <w:t xml:space="preserve">. The output is a </w:t>
+      </w:r>
+      <w:r>
+        <w:rPr>
+          <w:rFonts w:ascii="Aptos Display" w:hAnsi="Aptos Display"/>
+        </w:rPr>
+        <w:lastRenderedPageBreak/>
+        <w:t>valid JSON file that must be saved to input/ingredient_analysis/&lt;ingredient_name&gt;.json before running the populator.</w:t>
       </w:r>
     </w:p>
     <w:p>
@@ -5722,40 +5813,783 @@
           <w:rFonts w:ascii="Aptos Display" w:hAnsi="Aptos Display"/>
           <w:b/>
         </w:rPr>
+        <w:t xml:space="preserve">Example </w:t>
+      </w:r>
+      <w:r>
+        <w:rPr>
+          <w:rFonts w:ascii="Aptos Display" w:hAnsi="Aptos Display"/>
+          <w:b/>
+        </w:rPr>
         <w:t>ChatGPT Prompt for Ingredient Matrix JSON:</w:t>
       </w:r>
     </w:p>
     <w:p>
       <w:pPr>
-        <w:ind w:left="576"/>
-        <w:rPr>
-          <w:rFonts w:ascii="Aptos Display" w:hAnsi="Aptos Display"/>
-        </w:rPr>
-      </w:pPr>
-      <w:r>
-        <w:rPr>
-          <w:rFonts w:ascii="Aptos Display" w:hAnsi="Aptos Display"/>
-          <w:color w:val="202020"/>
-          <w:sz w:val="18"/>
-        </w:rPr>
-        <w:t>You are an expert research assistant filling a structured dataset about longevity ingredients.</w:t>
-      </w:r>
-      <w:r>
-        <w:rPr>
-          <w:rFonts w:ascii="Aptos Display" w:hAnsi="Aptos Display"/>
-          <w:color w:val="202020"/>
-          <w:sz w:val="18"/>
-        </w:rPr>
-        <w:br/>
-      </w:r>
-      <w:r>
-        <w:rPr>
-          <w:rFonts w:ascii="Aptos Display" w:hAnsi="Aptos Display"/>
-          <w:color w:val="202020"/>
-          <w:sz w:val="18"/>
-        </w:rPr>
-        <w:br/>
-      </w:r>
+        <w:ind w:left="720"/>
+        <w:rPr>
+          <w:rFonts w:ascii="Aptos Display" w:hAnsi="Aptos Display"/>
+          <w:color w:val="202020"/>
+          <w:sz w:val="18"/>
+        </w:rPr>
+      </w:pPr>
+      <w:r>
+        <w:rPr>
+          <w:rFonts w:ascii="Aptos Display" w:hAnsi="Aptos Display"/>
+          <w:color w:val="202020"/>
+          <w:sz w:val="18"/>
+        </w:rPr>
+        <w:t xml:space="preserve">You are an expert research assistant </w:t>
+      </w:r>
+      <w:proofErr w:type="gramStart"/>
+      <w:r>
+        <w:rPr>
+          <w:rFonts w:ascii="Aptos Display" w:hAnsi="Aptos Display"/>
+          <w:color w:val="202020"/>
+          <w:sz w:val="18"/>
+        </w:rPr>
+        <w:t>filling</w:t>
+      </w:r>
+      <w:proofErr w:type="gramEnd"/>
+      <w:r>
+        <w:rPr>
+          <w:rFonts w:ascii="Aptos Display" w:hAnsi="Aptos Display"/>
+          <w:color w:val="202020"/>
+          <w:sz w:val="18"/>
+        </w:rPr>
+        <w:t xml:space="preserve"> a structured dataset about weight management ingredients.</w:t>
+      </w:r>
+    </w:p>
+    <w:p>
+      <w:pPr>
+        <w:spacing w:after="0"/>
+        <w:ind w:left="720"/>
+        <w:rPr>
+          <w:rFonts w:ascii="Aptos Display" w:hAnsi="Aptos Display"/>
+          <w:color w:val="202020"/>
+          <w:sz w:val="18"/>
+        </w:rPr>
+      </w:pPr>
+      <w:proofErr w:type="gramStart"/>
+      <w:r>
+        <w:rPr>
+          <w:rFonts w:ascii="Aptos Display" w:hAnsi="Aptos Display"/>
+          <w:color w:val="202020"/>
+          <w:sz w:val="18"/>
+        </w:rPr>
+        <w:t>Inputs</w:t>
+      </w:r>
+      <w:proofErr w:type="gramEnd"/>
+    </w:p>
+    <w:p>
+      <w:pPr>
+        <w:spacing w:after="0"/>
+        <w:ind w:left="720"/>
+        <w:rPr>
+          <w:rFonts w:ascii="Aptos Display" w:hAnsi="Aptos Display"/>
+          <w:color w:val="202020"/>
+          <w:sz w:val="18"/>
+        </w:rPr>
+      </w:pPr>
+      <w:r>
+        <w:rPr>
+          <w:rFonts w:ascii="Aptos Display" w:hAnsi="Aptos Display"/>
+          <w:color w:val="202020"/>
+          <w:sz w:val="18"/>
+        </w:rPr>
+        <w:t>1. Ingredient name</w:t>
+      </w:r>
+    </w:p>
+    <w:p>
+      <w:pPr>
+        <w:ind w:left="720"/>
+        <w:rPr>
+          <w:rFonts w:ascii="Aptos Display" w:hAnsi="Aptos Display"/>
+          <w:color w:val="202020"/>
+          <w:sz w:val="18"/>
+        </w:rPr>
+      </w:pPr>
+      <w:r>
+        <w:rPr>
+          <w:rFonts w:ascii="Aptos Display" w:hAnsi="Aptos Display"/>
+          <w:color w:val="202020"/>
+          <w:sz w:val="18"/>
+        </w:rPr>
+        <w:t>2. Consolidated uploaded text file about the ingredient</w:t>
+      </w:r>
+    </w:p>
+    <w:p>
+      <w:pPr>
+        <w:ind w:left="720"/>
+        <w:rPr>
+          <w:rFonts w:ascii="Aptos Display" w:hAnsi="Aptos Display"/>
+          <w:color w:val="202020"/>
+          <w:sz w:val="18"/>
+        </w:rPr>
+      </w:pPr>
+      <w:r>
+        <w:rPr>
+          <w:rFonts w:ascii="Aptos Display" w:hAnsi="Aptos Display"/>
+          <w:color w:val="202020"/>
+          <w:sz w:val="18"/>
+        </w:rPr>
+        <w:t>Goal</w:t>
+      </w:r>
+    </w:p>
+    <w:p>
+      <w:pPr>
+        <w:spacing w:after="0"/>
+        <w:ind w:left="720"/>
+        <w:rPr>
+          <w:rFonts w:ascii="Aptos Display" w:hAnsi="Aptos Display"/>
+          <w:color w:val="202020"/>
+          <w:sz w:val="18"/>
+        </w:rPr>
+      </w:pPr>
+      <w:r>
+        <w:rPr>
+          <w:rFonts w:ascii="Aptos Display" w:hAnsi="Aptos Display"/>
+          <w:color w:val="202020"/>
+          <w:sz w:val="18"/>
+        </w:rPr>
+        <w:t>Create a valid JSON file named &lt;</w:t>
+      </w:r>
+      <w:proofErr w:type="spellStart"/>
+      <w:r>
+        <w:rPr>
+          <w:rFonts w:ascii="Aptos Display" w:hAnsi="Aptos Display"/>
+          <w:color w:val="202020"/>
+          <w:sz w:val="18"/>
+        </w:rPr>
+        <w:t>ingredient_name</w:t>
+      </w:r>
+      <w:proofErr w:type="spellEnd"/>
+      <w:proofErr w:type="gramStart"/>
+      <w:r>
+        <w:rPr>
+          <w:rFonts w:ascii="Aptos Display" w:hAnsi="Aptos Display"/>
+          <w:color w:val="202020"/>
+          <w:sz w:val="18"/>
+        </w:rPr>
+        <w:t>&gt;.</w:t>
+      </w:r>
+      <w:proofErr w:type="spellStart"/>
+      <w:r>
+        <w:rPr>
+          <w:rFonts w:ascii="Aptos Display" w:hAnsi="Aptos Display"/>
+          <w:color w:val="202020"/>
+          <w:sz w:val="18"/>
+        </w:rPr>
+        <w:t>json</w:t>
+      </w:r>
+      <w:proofErr w:type="spellEnd"/>
+      <w:proofErr w:type="gramEnd"/>
+      <w:r>
+        <w:rPr>
+          <w:rFonts w:ascii="Aptos Display" w:hAnsi="Aptos Display"/>
+          <w:color w:val="202020"/>
+          <w:sz w:val="18"/>
+        </w:rPr>
+        <w:t>.</w:t>
+      </w:r>
+    </w:p>
+    <w:p>
+      <w:pPr>
+        <w:spacing w:after="0"/>
+        <w:ind w:left="720"/>
+        <w:rPr>
+          <w:rFonts w:ascii="Aptos Display" w:hAnsi="Aptos Display"/>
+          <w:color w:val="202020"/>
+          <w:sz w:val="18"/>
+        </w:rPr>
+      </w:pPr>
+      <w:r>
+        <w:rPr>
+          <w:rFonts w:ascii="Aptos Display" w:hAnsi="Aptos Display"/>
+          <w:color w:val="202020"/>
+          <w:sz w:val="18"/>
+        </w:rPr>
+        <w:t>The JSON must follow the same structure, column names, and column order as the Excel sheet below.</w:t>
+      </w:r>
+    </w:p>
+    <w:p>
+      <w:pPr>
+        <w:ind w:left="720"/>
+        <w:rPr>
+          <w:rFonts w:ascii="Aptos Display" w:hAnsi="Aptos Display"/>
+          <w:color w:val="202020"/>
+          <w:sz w:val="18"/>
+        </w:rPr>
+      </w:pPr>
+      <w:r>
+        <w:rPr>
+          <w:rFonts w:ascii="Aptos Display" w:hAnsi="Aptos Display"/>
+          <w:color w:val="202020"/>
+          <w:sz w:val="18"/>
+        </w:rPr>
+        <w:t>Every column must be present.</w:t>
+      </w:r>
+    </w:p>
+    <w:p>
+      <w:pPr>
+        <w:ind w:left="720"/>
+        <w:rPr>
+          <w:rFonts w:ascii="Aptos Display" w:hAnsi="Aptos Display"/>
+          <w:color w:val="202020"/>
+          <w:sz w:val="18"/>
+        </w:rPr>
+      </w:pPr>
+      <w:r>
+        <w:rPr>
+          <w:rFonts w:ascii="Aptos Display" w:hAnsi="Aptos Display"/>
+          <w:color w:val="202020"/>
+          <w:sz w:val="18"/>
+        </w:rPr>
+        <w:t>Primary source and web research rules</w:t>
+      </w:r>
+    </w:p>
+    <w:p>
+      <w:pPr>
+        <w:spacing w:after="0"/>
+        <w:ind w:left="720"/>
+        <w:rPr>
+          <w:rFonts w:ascii="Aptos Display" w:hAnsi="Aptos Display"/>
+          <w:color w:val="202020"/>
+          <w:sz w:val="18"/>
+        </w:rPr>
+      </w:pPr>
+      <w:r>
+        <w:rPr>
+          <w:rFonts w:ascii="Aptos Display" w:hAnsi="Aptos Display"/>
+          <w:color w:val="202020"/>
+          <w:sz w:val="18"/>
+        </w:rPr>
+        <w:t>- The uploaded text file is the mandatory primary source.</w:t>
+      </w:r>
+    </w:p>
+    <w:p>
+      <w:pPr>
+        <w:spacing w:after="0"/>
+        <w:ind w:left="720"/>
+        <w:rPr>
+          <w:rFonts w:ascii="Aptos Display" w:hAnsi="Aptos Display"/>
+          <w:color w:val="202020"/>
+          <w:sz w:val="18"/>
+        </w:rPr>
+      </w:pPr>
+      <w:r>
+        <w:rPr>
+          <w:rFonts w:ascii="Aptos Display" w:hAnsi="Aptos Display"/>
+          <w:color w:val="202020"/>
+          <w:sz w:val="18"/>
+        </w:rPr>
+        <w:t>- Read the uploaded text file fully before any web research.</w:t>
+      </w:r>
+    </w:p>
+    <w:p>
+      <w:pPr>
+        <w:spacing w:after="0"/>
+        <w:ind w:left="720"/>
+        <w:rPr>
+          <w:rFonts w:ascii="Aptos Display" w:hAnsi="Aptos Display"/>
+          <w:color w:val="202020"/>
+          <w:sz w:val="18"/>
+        </w:rPr>
+      </w:pPr>
+      <w:r>
+        <w:rPr>
+          <w:rFonts w:ascii="Aptos Display" w:hAnsi="Aptos Display"/>
+          <w:color w:val="202020"/>
+          <w:sz w:val="18"/>
+        </w:rPr>
+        <w:t>- Extract all possible answers from the uploaded text file first.</w:t>
+      </w:r>
+    </w:p>
+    <w:p>
+      <w:pPr>
+        <w:spacing w:after="0"/>
+        <w:ind w:left="720"/>
+        <w:rPr>
+          <w:rFonts w:ascii="Aptos Display" w:hAnsi="Aptos Display"/>
+          <w:color w:val="202020"/>
+          <w:sz w:val="18"/>
+        </w:rPr>
+      </w:pPr>
+      <w:r>
+        <w:rPr>
+          <w:rFonts w:ascii="Aptos Display" w:hAnsi="Aptos Display"/>
+          <w:color w:val="202020"/>
+          <w:sz w:val="18"/>
+        </w:rPr>
+        <w:t>- Do not overwrite valid findings from the uploaded text file.</w:t>
+      </w:r>
+    </w:p>
+    <w:p>
+      <w:pPr>
+        <w:spacing w:after="0"/>
+        <w:ind w:left="720"/>
+        <w:rPr>
+          <w:rFonts w:ascii="Aptos Display" w:hAnsi="Aptos Display"/>
+          <w:color w:val="202020"/>
+          <w:sz w:val="18"/>
+        </w:rPr>
+      </w:pPr>
+      <w:r>
+        <w:rPr>
+          <w:rFonts w:ascii="Aptos Display" w:hAnsi="Aptos Display"/>
+          <w:color w:val="202020"/>
+          <w:sz w:val="18"/>
+        </w:rPr>
+        <w:t>- Use web research only if it improves a specific field.</w:t>
+      </w:r>
+    </w:p>
+    <w:p>
+      <w:pPr>
+        <w:spacing w:after="0"/>
+        <w:ind w:left="720"/>
+        <w:rPr>
+          <w:rFonts w:ascii="Aptos Display" w:hAnsi="Aptos Display"/>
+          <w:color w:val="202020"/>
+          <w:sz w:val="18"/>
+        </w:rPr>
+      </w:pPr>
+      <w:r>
+        <w:rPr>
+          <w:rFonts w:ascii="Aptos Display" w:hAnsi="Aptos Display"/>
+          <w:color w:val="202020"/>
+          <w:sz w:val="18"/>
+        </w:rPr>
+        <w:t>- Add web findings as extra bullets, not replacements.</w:t>
+      </w:r>
+    </w:p>
+    <w:p>
+      <w:pPr>
+        <w:spacing w:after="0"/>
+        <w:ind w:left="720"/>
+        <w:rPr>
+          <w:rFonts w:ascii="Aptos Display" w:hAnsi="Aptos Display"/>
+          <w:color w:val="202020"/>
+          <w:sz w:val="18"/>
+        </w:rPr>
+      </w:pPr>
+      <w:r>
+        <w:rPr>
+          <w:rFonts w:ascii="Aptos Display" w:hAnsi="Aptos Display"/>
+          <w:color w:val="202020"/>
+          <w:sz w:val="18"/>
+        </w:rPr>
+        <w:t>- Put uploaded-file findings first, then web findings.</w:t>
+      </w:r>
+    </w:p>
+    <w:p>
+      <w:pPr>
+        <w:spacing w:after="0"/>
+        <w:ind w:left="720"/>
+        <w:rPr>
+          <w:rFonts w:ascii="Aptos Display" w:hAnsi="Aptos Display"/>
+          <w:color w:val="202020"/>
+          <w:sz w:val="18"/>
+        </w:rPr>
+      </w:pPr>
+      <w:r>
+        <w:rPr>
+          <w:rFonts w:ascii="Aptos Display" w:hAnsi="Aptos Display"/>
+          <w:color w:val="202020"/>
+          <w:sz w:val="18"/>
+        </w:rPr>
+        <w:t>- If the uploaded file supports a field, include it in sources.</w:t>
+      </w:r>
+    </w:p>
+    <w:p>
+      <w:pPr>
+        <w:spacing w:after="0"/>
+        <w:ind w:left="720"/>
+        <w:rPr>
+          <w:rFonts w:ascii="Aptos Display" w:hAnsi="Aptos Display"/>
+          <w:color w:val="202020"/>
+          <w:sz w:val="18"/>
+        </w:rPr>
+      </w:pPr>
+      <w:r>
+        <w:rPr>
+          <w:rFonts w:ascii="Aptos Display" w:hAnsi="Aptos Display"/>
+          <w:color w:val="202020"/>
+          <w:sz w:val="18"/>
+        </w:rPr>
+        <w:t>- If web findings improve a field, include both uploaded-file and web sources.</w:t>
+      </w:r>
+    </w:p>
+    <w:p>
+      <w:pPr>
+        <w:spacing w:after="0"/>
+        <w:ind w:left="720"/>
+        <w:rPr>
+          <w:rFonts w:ascii="Aptos Display" w:hAnsi="Aptos Display"/>
+          <w:color w:val="202020"/>
+          <w:sz w:val="18"/>
+        </w:rPr>
+      </w:pPr>
+      <w:r>
+        <w:rPr>
+          <w:rFonts w:ascii="Aptos Display" w:hAnsi="Aptos Display"/>
+          <w:color w:val="202020"/>
+          <w:sz w:val="18"/>
+        </w:rPr>
+        <w:t>- Use web research for missing, weak, unclear, or incomplete fields.</w:t>
+      </w:r>
+    </w:p>
+    <w:p>
+      <w:pPr>
+        <w:spacing w:after="0"/>
+        <w:ind w:left="720"/>
+        <w:rPr>
+          <w:rFonts w:ascii="Aptos Display" w:hAnsi="Aptos Display"/>
+          <w:color w:val="202020"/>
+          <w:sz w:val="18"/>
+        </w:rPr>
+      </w:pPr>
+      <w:r>
+        <w:rPr>
+          <w:rFonts w:ascii="Aptos Display" w:hAnsi="Aptos Display"/>
+          <w:color w:val="202020"/>
+          <w:sz w:val="18"/>
+        </w:rPr>
+        <w:t>- Prefer scientific journals, regulators, supplier documentation, industry databases, and reputable academic or health sites.</w:t>
+      </w:r>
+    </w:p>
+    <w:p>
+      <w:pPr>
+        <w:ind w:left="720"/>
+        <w:rPr>
+          <w:rFonts w:ascii="Aptos Display" w:hAnsi="Aptos Display"/>
+          <w:color w:val="202020"/>
+          <w:sz w:val="18"/>
+        </w:rPr>
+      </w:pPr>
+      <w:r>
+        <w:rPr>
+          <w:rFonts w:ascii="Aptos Display" w:hAnsi="Aptos Display"/>
+          <w:color w:val="202020"/>
+          <w:sz w:val="18"/>
+        </w:rPr>
+        <w:t>- Avoid unreliable or purely promotional sources.</w:t>
+      </w:r>
+    </w:p>
+    <w:p>
+      <w:pPr>
+        <w:ind w:left="720"/>
+        <w:rPr>
+          <w:rFonts w:ascii="Aptos Display" w:hAnsi="Aptos Display"/>
+          <w:color w:val="202020"/>
+          <w:sz w:val="18"/>
+        </w:rPr>
+      </w:pPr>
+      <w:r>
+        <w:rPr>
+          <w:rFonts w:ascii="Aptos Display" w:hAnsi="Aptos Display"/>
+          <w:color w:val="202020"/>
+          <w:sz w:val="18"/>
+        </w:rPr>
+        <w:t>Answer style rules</w:t>
+      </w:r>
+    </w:p>
+    <w:p>
+      <w:pPr>
+        <w:spacing w:after="0"/>
+        <w:ind w:left="720"/>
+        <w:rPr>
+          <w:rFonts w:ascii="Aptos Display" w:hAnsi="Aptos Display"/>
+          <w:color w:val="202020"/>
+          <w:sz w:val="18"/>
+        </w:rPr>
+      </w:pPr>
+      <w:r>
+        <w:rPr>
+          <w:rFonts w:ascii="Aptos Display" w:hAnsi="Aptos Display"/>
+          <w:color w:val="202020"/>
+          <w:sz w:val="18"/>
+        </w:rPr>
+        <w:t>- Keep every point concise.</w:t>
+      </w:r>
+    </w:p>
+    <w:p>
+      <w:pPr>
+        <w:spacing w:after="0"/>
+        <w:ind w:left="720"/>
+        <w:rPr>
+          <w:rFonts w:ascii="Aptos Display" w:hAnsi="Aptos Display"/>
+          <w:color w:val="202020"/>
+          <w:sz w:val="18"/>
+        </w:rPr>
+      </w:pPr>
+      <w:r>
+        <w:rPr>
+          <w:rFonts w:ascii="Aptos Display" w:hAnsi="Aptos Display"/>
+          <w:color w:val="202020"/>
+          <w:sz w:val="18"/>
+        </w:rPr>
+        <w:t>- Each bullet must start with "- ".</w:t>
+      </w:r>
+    </w:p>
+    <w:p>
+      <w:pPr>
+        <w:spacing w:after="0"/>
+        <w:ind w:left="720"/>
+        <w:rPr>
+          <w:rFonts w:ascii="Aptos Display" w:hAnsi="Aptos Display"/>
+          <w:color w:val="202020"/>
+          <w:sz w:val="18"/>
+        </w:rPr>
+      </w:pPr>
+      <w:r>
+        <w:rPr>
+          <w:rFonts w:ascii="Aptos Display" w:hAnsi="Aptos Display"/>
+          <w:color w:val="202020"/>
+          <w:sz w:val="18"/>
+        </w:rPr>
+        <w:t>- Each bullet must be on a new line.</w:t>
+      </w:r>
+    </w:p>
+    <w:p>
+      <w:pPr>
+        <w:spacing w:after="0"/>
+        <w:ind w:left="720"/>
+        <w:rPr>
+          <w:rFonts w:ascii="Aptos Display" w:hAnsi="Aptos Display"/>
+          <w:color w:val="202020"/>
+          <w:sz w:val="18"/>
+        </w:rPr>
+      </w:pPr>
+      <w:r>
+        <w:rPr>
+          <w:rFonts w:ascii="Aptos Display" w:hAnsi="Aptos Display"/>
+          <w:color w:val="202020"/>
+          <w:sz w:val="18"/>
+        </w:rPr>
+        <w:t>- Each bullet must be 10 words or fewer.</w:t>
+      </w:r>
+    </w:p>
+    <w:p>
+      <w:pPr>
+        <w:spacing w:after="0"/>
+        <w:ind w:left="720"/>
+        <w:rPr>
+          <w:rFonts w:ascii="Aptos Display" w:hAnsi="Aptos Display"/>
+          <w:color w:val="202020"/>
+          <w:sz w:val="18"/>
+        </w:rPr>
+      </w:pPr>
+      <w:r>
+        <w:rPr>
+          <w:rFonts w:ascii="Aptos Display" w:hAnsi="Aptos Display"/>
+          <w:color w:val="202020"/>
+          <w:sz w:val="18"/>
+        </w:rPr>
+        <w:t>- Use factual phrases, not paragraphs.</w:t>
+      </w:r>
+    </w:p>
+    <w:p>
+      <w:pPr>
+        <w:ind w:left="720"/>
+        <w:rPr>
+          <w:rFonts w:ascii="Aptos Display" w:hAnsi="Aptos Display"/>
+          <w:color w:val="202020"/>
+          <w:sz w:val="18"/>
+        </w:rPr>
+      </w:pPr>
+      <w:r>
+        <w:rPr>
+          <w:rFonts w:ascii="Aptos Display" w:hAnsi="Aptos Display"/>
+          <w:color w:val="202020"/>
+          <w:sz w:val="18"/>
+        </w:rPr>
+        <w:t>- Avoid duplicate bullets.</w:t>
+      </w:r>
+    </w:p>
+    <w:p>
+      <w:pPr>
+        <w:ind w:left="720"/>
+        <w:rPr>
+          <w:rFonts w:ascii="Aptos Display" w:hAnsi="Aptos Display"/>
+          <w:color w:val="202020"/>
+          <w:sz w:val="18"/>
+        </w:rPr>
+      </w:pPr>
+      <w:r>
+        <w:rPr>
+          <w:rFonts w:ascii="Aptos Display" w:hAnsi="Aptos Display"/>
+          <w:color w:val="202020"/>
+          <w:sz w:val="18"/>
+        </w:rPr>
+        <w:t>Uploaded file citation rule</w:t>
+      </w:r>
+    </w:p>
+    <w:p>
+      <w:pPr>
+        <w:ind w:left="720"/>
+        <w:rPr>
+          <w:rFonts w:ascii="Aptos Display" w:hAnsi="Aptos Display"/>
+          <w:color w:val="202020"/>
+          <w:sz w:val="18"/>
+        </w:rPr>
+      </w:pPr>
+      <w:r>
+        <w:rPr>
+          <w:rFonts w:ascii="Aptos Display" w:hAnsi="Aptos Display"/>
+          <w:color w:val="202020"/>
+          <w:sz w:val="18"/>
+        </w:rPr>
+        <w:t>When citing the uploaded file, use:</w:t>
+      </w:r>
+    </w:p>
+    <w:p>
+      <w:pPr>
+        <w:spacing w:after="0"/>
+        <w:ind w:left="720"/>
+        <w:rPr>
+          <w:rFonts w:ascii="Aptos Display" w:hAnsi="Aptos Display"/>
+          <w:color w:val="202020"/>
+          <w:sz w:val="18"/>
+        </w:rPr>
+      </w:pPr>
+      <w:r>
+        <w:rPr>
+          <w:rFonts w:ascii="Aptos Display" w:hAnsi="Aptos Display"/>
+          <w:color w:val="202020"/>
+          <w:sz w:val="18"/>
+        </w:rPr>
+        <w:t>{</w:t>
+      </w:r>
+    </w:p>
+    <w:p>
+      <w:pPr>
+        <w:spacing w:after="0"/>
+        <w:ind w:left="720"/>
+        <w:rPr>
+          <w:rFonts w:ascii="Aptos Display" w:hAnsi="Aptos Display"/>
+          <w:color w:val="202020"/>
+          <w:sz w:val="18"/>
+        </w:rPr>
+      </w:pPr>
+      <w:r>
+        <w:rPr>
+          <w:rFonts w:ascii="Aptos Display" w:hAnsi="Aptos Display"/>
+          <w:color w:val="202020"/>
+          <w:sz w:val="18"/>
+        </w:rPr>
+        <w:t xml:space="preserve">  "title": "&lt;</w:t>
+      </w:r>
+      <w:proofErr w:type="spellStart"/>
+      <w:r>
+        <w:rPr>
+          <w:rFonts w:ascii="Aptos Display" w:hAnsi="Aptos Display"/>
+          <w:color w:val="202020"/>
+          <w:sz w:val="18"/>
+        </w:rPr>
+        <w:t>exact_uploaded_file_title</w:t>
+      </w:r>
+      <w:proofErr w:type="spellEnd"/>
+      <w:r>
+        <w:rPr>
+          <w:rFonts w:ascii="Aptos Display" w:hAnsi="Aptos Display"/>
+          <w:color w:val="202020"/>
+          <w:sz w:val="18"/>
+        </w:rPr>
+        <w:t>&gt;",</w:t>
+      </w:r>
+    </w:p>
+    <w:p>
+      <w:pPr>
+        <w:spacing w:after="0"/>
+        <w:ind w:left="720"/>
+        <w:rPr>
+          <w:rFonts w:ascii="Aptos Display" w:hAnsi="Aptos Display"/>
+          <w:color w:val="202020"/>
+          <w:sz w:val="18"/>
+        </w:rPr>
+      </w:pPr>
+      <w:r>
+        <w:rPr>
+          <w:rFonts w:ascii="Aptos Display" w:hAnsi="Aptos Display"/>
+          <w:color w:val="202020"/>
+          <w:sz w:val="18"/>
+        </w:rPr>
+        <w:t xml:space="preserve">  "</w:t>
+      </w:r>
+      <w:proofErr w:type="spellStart"/>
+      <w:r>
+        <w:rPr>
+          <w:rFonts w:ascii="Aptos Display" w:hAnsi="Aptos Display"/>
+          <w:color w:val="202020"/>
+          <w:sz w:val="18"/>
+        </w:rPr>
+        <w:t>url</w:t>
+      </w:r>
+      <w:proofErr w:type="spellEnd"/>
+      <w:r>
+        <w:rPr>
+          <w:rFonts w:ascii="Aptos Display" w:hAnsi="Aptos Display"/>
+          <w:color w:val="202020"/>
+          <w:sz w:val="18"/>
+        </w:rPr>
+        <w:t>": "</w:t>
+      </w:r>
+      <w:proofErr w:type="spellStart"/>
+      <w:r>
+        <w:rPr>
+          <w:rFonts w:ascii="Aptos Display" w:hAnsi="Aptos Display"/>
+          <w:color w:val="202020"/>
+          <w:sz w:val="18"/>
+        </w:rPr>
+        <w:t>uploaded_file</w:t>
+      </w:r>
+      <w:proofErr w:type="spellEnd"/>
+      <w:r>
+        <w:rPr>
+          <w:rFonts w:ascii="Aptos Display" w:hAnsi="Aptos Display"/>
+          <w:color w:val="202020"/>
+          <w:sz w:val="18"/>
+        </w:rPr>
+        <w:t>"</w:t>
+      </w:r>
+    </w:p>
+    <w:p>
+      <w:pPr>
+        <w:spacing w:after="0"/>
+        <w:ind w:left="720"/>
+        <w:rPr>
+          <w:rFonts w:ascii="Aptos Display" w:hAnsi="Aptos Display"/>
+          <w:color w:val="202020"/>
+          <w:sz w:val="18"/>
+        </w:rPr>
+      </w:pPr>
+      <w:r>
+        <w:rPr>
+          <w:rFonts w:ascii="Aptos Display" w:hAnsi="Aptos Display"/>
+          <w:color w:val="202020"/>
+          <w:sz w:val="18"/>
+        </w:rPr>
+        <w:t>}</w:t>
+      </w:r>
+    </w:p>
+    <w:p>
+      <w:pPr>
+        <w:ind w:left="720"/>
+        <w:rPr>
+          <w:rFonts w:ascii="Aptos Display" w:hAnsi="Aptos Display"/>
+          <w:color w:val="202020"/>
+          <w:sz w:val="18"/>
+        </w:rPr>
+      </w:pPr>
+    </w:p>
+    <w:p>
+      <w:pPr>
+        <w:ind w:left="720"/>
+        <w:rPr>
+          <w:rFonts w:ascii="Aptos Display" w:hAnsi="Aptos Display"/>
+          <w:color w:val="202020"/>
+          <w:sz w:val="18"/>
+        </w:rPr>
+      </w:pPr>
       <w:r>
         <w:rPr>
           <w:rFonts w:ascii="Aptos Display" w:hAnsi="Aptos Display"/>
@@ -5763,461 +6597,860 @@
           <w:sz w:val="18"/>
         </w:rPr>
         <w:lastRenderedPageBreak/>
-        <w:t>Inputs</w:t>
-      </w:r>
-      <w:r>
-        <w:rPr>
-          <w:rFonts w:ascii="Aptos Display" w:hAnsi="Aptos Display"/>
-          <w:color w:val="202020"/>
-          <w:sz w:val="18"/>
-        </w:rPr>
-        <w:br/>
-        <w:t>1. Ingredient name</w:t>
-      </w:r>
-      <w:r>
-        <w:rPr>
-          <w:rFonts w:ascii="Aptos Display" w:hAnsi="Aptos Display"/>
-          <w:color w:val="202020"/>
-          <w:sz w:val="18"/>
-        </w:rPr>
-        <w:br/>
-        <w:t>2. Consolidated uploaded text file about the ingredient</w:t>
-      </w:r>
-      <w:r>
-        <w:rPr>
-          <w:rFonts w:ascii="Aptos Display" w:hAnsi="Aptos Display"/>
-          <w:color w:val="202020"/>
-          <w:sz w:val="18"/>
-        </w:rPr>
-        <w:br/>
-      </w:r>
-      <w:r>
-        <w:rPr>
-          <w:rFonts w:ascii="Aptos Display" w:hAnsi="Aptos Display"/>
-          <w:color w:val="202020"/>
-          <w:sz w:val="18"/>
-        </w:rPr>
-        <w:br/>
-        <w:t>Goal</w:t>
-      </w:r>
-      <w:r>
-        <w:rPr>
-          <w:rFonts w:ascii="Aptos Display" w:hAnsi="Aptos Display"/>
-          <w:color w:val="202020"/>
-          <w:sz w:val="18"/>
-        </w:rPr>
-        <w:br/>
-        <w:t>Create a valid JSON file named &lt;ingredient_name&gt;.json.</w:t>
-      </w:r>
-      <w:r>
-        <w:rPr>
-          <w:rFonts w:ascii="Aptos Display" w:hAnsi="Aptos Display"/>
-          <w:color w:val="202020"/>
-          <w:sz w:val="18"/>
-        </w:rPr>
-        <w:br/>
-        <w:t>The JSON must follow the same structure, column names, and column order as the Excel sheet below.</w:t>
-      </w:r>
-      <w:r>
-        <w:rPr>
-          <w:rFonts w:ascii="Aptos Display" w:hAnsi="Aptos Display"/>
-          <w:color w:val="202020"/>
-          <w:sz w:val="18"/>
-        </w:rPr>
-        <w:br/>
-        <w:t>Every column must be present.</w:t>
-      </w:r>
-      <w:r>
-        <w:rPr>
-          <w:rFonts w:ascii="Aptos Display" w:hAnsi="Aptos Display"/>
-          <w:color w:val="202020"/>
-          <w:sz w:val="18"/>
-        </w:rPr>
-        <w:br/>
-      </w:r>
-      <w:r>
-        <w:rPr>
-          <w:rFonts w:ascii="Aptos Display" w:hAnsi="Aptos Display"/>
-          <w:color w:val="202020"/>
-          <w:sz w:val="18"/>
-        </w:rPr>
-        <w:br/>
-        <w:t>Primary source and web research rules</w:t>
-      </w:r>
-      <w:r>
-        <w:rPr>
-          <w:rFonts w:ascii="Aptos Display" w:hAnsi="Aptos Display"/>
-          <w:color w:val="202020"/>
-          <w:sz w:val="18"/>
-        </w:rPr>
-        <w:br/>
-        <w:t>- The uploaded text file is the mandatory primary source.</w:t>
-      </w:r>
-      <w:r>
-        <w:rPr>
-          <w:rFonts w:ascii="Aptos Display" w:hAnsi="Aptos Display"/>
-          <w:color w:val="202020"/>
-          <w:sz w:val="18"/>
-        </w:rPr>
-        <w:br/>
-        <w:t>- Read the uploaded text file fully before any web research.</w:t>
-      </w:r>
-      <w:r>
-        <w:rPr>
-          <w:rFonts w:ascii="Aptos Display" w:hAnsi="Aptos Display"/>
-          <w:color w:val="202020"/>
-          <w:sz w:val="18"/>
-        </w:rPr>
-        <w:br/>
-        <w:t>- Extract all possible answers from the uploaded text file first.</w:t>
-      </w:r>
-      <w:r>
-        <w:rPr>
-          <w:rFonts w:ascii="Aptos Display" w:hAnsi="Aptos Display"/>
-          <w:color w:val="202020"/>
-          <w:sz w:val="18"/>
-        </w:rPr>
-        <w:br/>
-        <w:t>- Do not overwrite valid findings from the uploaded text file.</w:t>
-      </w:r>
-      <w:r>
-        <w:rPr>
-          <w:rFonts w:ascii="Aptos Display" w:hAnsi="Aptos Display"/>
-          <w:color w:val="202020"/>
-          <w:sz w:val="18"/>
-        </w:rPr>
-        <w:br/>
-        <w:t>- Use web research only if it improves a specific field.</w:t>
-      </w:r>
-      <w:r>
-        <w:rPr>
-          <w:rFonts w:ascii="Aptos Display" w:hAnsi="Aptos Display"/>
-          <w:color w:val="202020"/>
-          <w:sz w:val="18"/>
-        </w:rPr>
-        <w:br/>
-        <w:t>- Add web findings as extra bullets, not replacements.</w:t>
-      </w:r>
-      <w:r>
-        <w:rPr>
-          <w:rFonts w:ascii="Aptos Display" w:hAnsi="Aptos Display"/>
-          <w:color w:val="202020"/>
-          <w:sz w:val="18"/>
-        </w:rPr>
-        <w:br/>
-        <w:t>- Put uploaded-file findings first, then web findings.</w:t>
-      </w:r>
-      <w:r>
-        <w:rPr>
-          <w:rFonts w:ascii="Aptos Display" w:hAnsi="Aptos Display"/>
-          <w:color w:val="202020"/>
-          <w:sz w:val="18"/>
-        </w:rPr>
-        <w:br/>
-        <w:t>- Prefer scientific journals, regulators, supplier documentation, and reputable academic sources.</w:t>
-      </w:r>
-      <w:r>
-        <w:rPr>
-          <w:rFonts w:ascii="Aptos Display" w:hAnsi="Aptos Display"/>
-          <w:color w:val="202020"/>
-          <w:sz w:val="18"/>
-        </w:rPr>
-        <w:br/>
-        <w:t>- Avoid purely promotional sources.</w:t>
-      </w:r>
-      <w:r>
-        <w:rPr>
-          <w:rFonts w:ascii="Aptos Display" w:hAnsi="Aptos Display"/>
-          <w:color w:val="202020"/>
-          <w:sz w:val="18"/>
-        </w:rPr>
-        <w:br/>
-      </w:r>
-      <w:r>
-        <w:rPr>
-          <w:rFonts w:ascii="Aptos Display" w:hAnsi="Aptos Display"/>
-          <w:color w:val="202020"/>
-          <w:sz w:val="18"/>
-        </w:rPr>
-        <w:br/>
-        <w:t>Answer style rules</w:t>
-      </w:r>
-      <w:r>
-        <w:rPr>
-          <w:rFonts w:ascii="Aptos Display" w:hAnsi="Aptos Display"/>
-          <w:color w:val="202020"/>
-          <w:sz w:val="18"/>
-        </w:rPr>
-        <w:br/>
-        <w:t>- Keep every point concise.</w:t>
-      </w:r>
-      <w:r>
-        <w:rPr>
-          <w:rFonts w:ascii="Aptos Display" w:hAnsi="Aptos Display"/>
-          <w:color w:val="202020"/>
-          <w:sz w:val="18"/>
-        </w:rPr>
-        <w:br/>
-        <w:t>- Each bullet must start with '- '.</w:t>
-      </w:r>
-      <w:r>
-        <w:rPr>
-          <w:rFonts w:ascii="Aptos Display" w:hAnsi="Aptos Display"/>
-          <w:color w:val="202020"/>
-          <w:sz w:val="18"/>
-        </w:rPr>
-        <w:br/>
-        <w:t>- Each bullet must be on a new line.</w:t>
-      </w:r>
-      <w:r>
-        <w:rPr>
-          <w:rFonts w:ascii="Aptos Display" w:hAnsi="Aptos Display"/>
-          <w:color w:val="202020"/>
-          <w:sz w:val="18"/>
-        </w:rPr>
-        <w:br/>
-        <w:t>- Each bullet must be 10 words or fewer.</w:t>
-      </w:r>
-      <w:r>
-        <w:rPr>
-          <w:rFonts w:ascii="Aptos Display" w:hAnsi="Aptos Display"/>
-          <w:color w:val="202020"/>
-          <w:sz w:val="18"/>
-        </w:rPr>
-        <w:br/>
-        <w:t>- Use factual phrases, not paragraphs.</w:t>
-      </w:r>
-      <w:r>
-        <w:rPr>
-          <w:rFonts w:ascii="Aptos Display" w:hAnsi="Aptos Display"/>
-          <w:color w:val="202020"/>
-          <w:sz w:val="18"/>
-        </w:rPr>
-        <w:br/>
-        <w:t>- Avoid duplicate bullets.</w:t>
-      </w:r>
-      <w:r>
-        <w:rPr>
-          <w:rFonts w:ascii="Aptos Display" w:hAnsi="Aptos Display"/>
-          <w:color w:val="202020"/>
-          <w:sz w:val="18"/>
-        </w:rPr>
-        <w:br/>
-      </w:r>
-      <w:r>
-        <w:rPr>
-          <w:rFonts w:ascii="Aptos Display" w:hAnsi="Aptos Display"/>
-          <w:color w:val="202020"/>
-          <w:sz w:val="18"/>
-        </w:rPr>
-        <w:br/>
-        <w:t>Column schema (26 columns — use every column exactly as written and in the same order):</w:t>
-      </w:r>
-      <w:r>
-        <w:rPr>
-          <w:rFonts w:ascii="Aptos Display" w:hAnsi="Aptos Display"/>
-          <w:color w:val="202020"/>
-          <w:sz w:val="18"/>
-        </w:rPr>
-        <w:br/>
-      </w:r>
-      <w:r>
-        <w:rPr>
-          <w:rFonts w:ascii="Aptos Display" w:hAnsi="Aptos Display"/>
-          <w:color w:val="202020"/>
-          <w:sz w:val="18"/>
-        </w:rPr>
-        <w:br/>
-        <w:t>1.  Ingredient                         (text)</w:t>
-      </w:r>
-      <w:r>
-        <w:rPr>
-          <w:rFonts w:ascii="Aptos Display" w:hAnsi="Aptos Display"/>
-          <w:color w:val="202020"/>
-          <w:sz w:val="18"/>
-        </w:rPr>
-        <w:br/>
-        <w:t>2.  Ingredient Category                (Botanical / Vitamin / Mineral / Probiotic / Peptide / Fiber / etc.)</w:t>
-      </w:r>
-      <w:r>
-        <w:rPr>
-          <w:rFonts w:ascii="Aptos Display" w:hAnsi="Aptos Display"/>
-          <w:color w:val="202020"/>
-          <w:sz w:val="18"/>
-        </w:rPr>
-        <w:br/>
-        <w:t>3.  Primary Mode of Action             (main biological mechanism)</w:t>
-      </w:r>
-      <w:r>
-        <w:rPr>
-          <w:rFonts w:ascii="Aptos Display" w:hAnsi="Aptos Display"/>
-          <w:color w:val="202020"/>
-          <w:sz w:val="18"/>
-        </w:rPr>
-        <w:br/>
-        <w:t>4.  Secondary Mechanism of Action      (supporting biological mechanisms)</w:t>
-      </w:r>
-      <w:r>
-        <w:rPr>
-          <w:rFonts w:ascii="Aptos Display" w:hAnsi="Aptos Display"/>
-          <w:color w:val="202020"/>
-          <w:sz w:val="18"/>
-        </w:rPr>
-        <w:br/>
-        <w:t>5.  Evidence of GLP-1 Interaction      (Yes / No / Indirect)</w:t>
-      </w:r>
-      <w:r>
-        <w:rPr>
-          <w:rFonts w:ascii="Aptos Display" w:hAnsi="Aptos Display"/>
-          <w:color w:val="202020"/>
-          <w:sz w:val="18"/>
-        </w:rPr>
-        <w:br/>
-        <w:t>6.  Clinical Evidence Level            (Human RCT / Human Observational / Animal / In-vitro)</w:t>
-      </w:r>
-      <w:r>
-        <w:rPr>
-          <w:rFonts w:ascii="Aptos Display" w:hAnsi="Aptos Display"/>
-          <w:color w:val="202020"/>
-          <w:sz w:val="18"/>
-        </w:rPr>
-        <w:br/>
-        <w:t>7.  Number of Clinical Studies         (approximate count of human studies)</w:t>
-      </w:r>
-      <w:r>
-        <w:rPr>
-          <w:rFonts w:ascii="Aptos Display" w:hAnsi="Aptos Display"/>
-          <w:color w:val="202020"/>
-          <w:sz w:val="18"/>
-        </w:rPr>
-        <w:br/>
-        <w:t>8.  Key Clinical Outcomes              (Weight Loss % / Appetite Reduction / HbA1c / etc.)</w:t>
-      </w:r>
-      <w:r>
-        <w:rPr>
-          <w:rFonts w:ascii="Aptos Display" w:hAnsi="Aptos Display"/>
-          <w:color w:val="202020"/>
-          <w:sz w:val="18"/>
-        </w:rPr>
-        <w:br/>
-        <w:t>9.  Formulation Format                 (Capsule / Powder / Drink / Gummy / Sachet)</w:t>
-      </w:r>
-      <w:r>
-        <w:rPr>
-          <w:rFonts w:ascii="Aptos Display" w:hAnsi="Aptos Display"/>
-          <w:color w:val="202020"/>
-          <w:sz w:val="18"/>
-        </w:rPr>
-        <w:br/>
-        <w:t>10. Average Effective Dose             (typical dose from studies or products)</w:t>
-      </w:r>
-      <w:r>
-        <w:rPr>
-          <w:rFonts w:ascii="Aptos Display" w:hAnsi="Aptos Display"/>
-          <w:color w:val="202020"/>
-          <w:sz w:val="18"/>
-        </w:rPr>
-        <w:br/>
-        <w:t>11. Synergy Ingredients Commonly Used  (commonly paired ingredients)</w:t>
-      </w:r>
-      <w:r>
-        <w:rPr>
-          <w:rFonts w:ascii="Aptos Display" w:hAnsi="Aptos Display"/>
-          <w:color w:val="202020"/>
-          <w:sz w:val="18"/>
-        </w:rPr>
-        <w:br/>
-        <w:t>12. Safety Profile                     (safety, tolerability, warnings, adverse effects)</w:t>
-      </w:r>
-      <w:r>
-        <w:rPr>
-          <w:rFonts w:ascii="Aptos Display" w:hAnsi="Aptos Display"/>
-          <w:color w:val="202020"/>
-          <w:sz w:val="18"/>
-        </w:rPr>
-        <w:br/>
-        <w:t>13. Traditional Chinese Medicine Relevance  (TCM use and relevance)</w:t>
-      </w:r>
-      <w:r>
-        <w:rPr>
-          <w:rFonts w:ascii="Aptos Display" w:hAnsi="Aptos Display"/>
-          <w:color w:val="202020"/>
-          <w:sz w:val="18"/>
-        </w:rPr>
-        <w:br/>
-        <w:t>14. Consumer Perceived Naturalness     (High / Medium / Low)</w:t>
-      </w:r>
-      <w:r>
-        <w:rPr>
-          <w:rFonts w:ascii="Aptos Display" w:hAnsi="Aptos Display"/>
-          <w:color w:val="202020"/>
-          <w:sz w:val="18"/>
-        </w:rPr>
-        <w:br/>
-        <w:t>15. Key Consumer Benefit Claims        (main marketed functional claims)</w:t>
-      </w:r>
-      <w:r>
-        <w:rPr>
-          <w:rFonts w:ascii="Aptos Display" w:hAnsi="Aptos Display"/>
-          <w:color w:val="202020"/>
-          <w:sz w:val="18"/>
-        </w:rPr>
-        <w:br/>
-        <w:t>16. Emotional Benefit                  (Control / Confidence / Energy / etc.)</w:t>
-      </w:r>
-      <w:r>
-        <w:rPr>
-          <w:rFonts w:ascii="Aptos Display" w:hAnsi="Aptos Display"/>
-          <w:color w:val="202020"/>
-          <w:sz w:val="18"/>
-        </w:rPr>
-        <w:br/>
-        <w:t>17. Target Consumer Cohort             (target demographic or consumer group)</w:t>
-      </w:r>
-      <w:r>
-        <w:rPr>
-          <w:rFonts w:ascii="Aptos Display" w:hAnsi="Aptos Display"/>
-          <w:color w:val="202020"/>
-          <w:sz w:val="18"/>
-        </w:rPr>
-        <w:br/>
-        <w:t>18. Gender Skew                        (Male / Female / Neutral)</w:t>
-      </w:r>
-      <w:r>
-        <w:rPr>
-          <w:rFonts w:ascii="Aptos Display" w:hAnsi="Aptos Display"/>
-          <w:color w:val="202020"/>
-          <w:sz w:val="18"/>
-        </w:rPr>
-        <w:br/>
-        <w:t>19. Taste / Organoleptic Issues        (flavor, texture, or sensory notes)</w:t>
-      </w:r>
-      <w:r>
-        <w:rPr>
-          <w:rFonts w:ascii="Aptos Display" w:hAnsi="Aptos Display"/>
-          <w:color w:val="202020"/>
-          <w:sz w:val="18"/>
-        </w:rPr>
-        <w:br/>
-        <w:t>20. Compatibility with Vitamins &amp; Minerals  (known interactions or synergies)</w:t>
-      </w:r>
-      <w:r>
-        <w:rPr>
-          <w:rFonts w:ascii="Aptos Display" w:hAnsi="Aptos Display"/>
-          <w:color w:val="202020"/>
-          <w:sz w:val="18"/>
-        </w:rPr>
-        <w:br/>
-        <w:t>21. Claims Used in China               (regulatory or marketing claims specific to China)</w:t>
-      </w:r>
-      <w:r>
-        <w:rPr>
-          <w:rFonts w:ascii="Aptos Display" w:hAnsi="Aptos Display"/>
-          <w:color w:val="202020"/>
-          <w:sz w:val="18"/>
-        </w:rPr>
-        <w:br/>
-      </w:r>
+        <w:t>Do not rename, summarize, or generalize the uploaded filename.</w:t>
+      </w:r>
+    </w:p>
+    <w:p>
+      <w:pPr>
+        <w:ind w:left="720"/>
+        <w:rPr>
+          <w:rFonts w:ascii="Aptos Display" w:hAnsi="Aptos Display"/>
+          <w:color w:val="202020"/>
+          <w:sz w:val="18"/>
+        </w:rPr>
+      </w:pPr>
+      <w:r>
+        <w:rPr>
+          <w:rFonts w:ascii="Aptos Display" w:hAnsi="Aptos Display"/>
+          <w:color w:val="202020"/>
+          <w:sz w:val="18"/>
+        </w:rPr>
+        <w:t>Column schema, context, and required output type</w:t>
+      </w:r>
+    </w:p>
+    <w:p>
+      <w:pPr>
+        <w:spacing w:after="0"/>
+        <w:ind w:left="720"/>
+        <w:rPr>
+          <w:rFonts w:ascii="Aptos Display" w:hAnsi="Aptos Display"/>
+          <w:color w:val="202020"/>
+          <w:sz w:val="18"/>
+        </w:rPr>
+      </w:pPr>
+      <w:r>
+        <w:rPr>
+          <w:rFonts w:ascii="Aptos Display" w:hAnsi="Aptos Display"/>
+          <w:color w:val="202020"/>
+          <w:sz w:val="18"/>
+        </w:rPr>
+        <w:t>Use every column exactly as written and in the same order.</w:t>
+      </w:r>
+    </w:p>
+    <w:p>
+      <w:pPr>
+        <w:spacing w:after="0"/>
+        <w:ind w:left="720"/>
+        <w:rPr>
+          <w:rFonts w:ascii="Aptos Display" w:hAnsi="Aptos Display"/>
+          <w:color w:val="202020"/>
+          <w:sz w:val="18"/>
+        </w:rPr>
+      </w:pPr>
+      <w:r>
+        <w:rPr>
+          <w:rFonts w:ascii="Aptos Display" w:hAnsi="Aptos Display"/>
+          <w:color w:val="202020"/>
+          <w:sz w:val="18"/>
+        </w:rPr>
+        <w:t>1. Ingredient</w:t>
+      </w:r>
+    </w:p>
+    <w:p>
+      <w:pPr>
+        <w:spacing w:after="0"/>
+        <w:ind w:left="720"/>
+        <w:rPr>
+          <w:rFonts w:ascii="Aptos Display" w:hAnsi="Aptos Display"/>
+          <w:color w:val="202020"/>
+          <w:sz w:val="18"/>
+        </w:rPr>
+      </w:pPr>
+      <w:r>
+        <w:rPr>
+          <w:rFonts w:ascii="Aptos Display" w:hAnsi="Aptos Display"/>
+          <w:color w:val="202020"/>
+          <w:sz w:val="18"/>
+        </w:rPr>
+        <w:t>Type: text</w:t>
+      </w:r>
+    </w:p>
+    <w:p>
+      <w:pPr>
+        <w:spacing w:after="0"/>
+        <w:ind w:left="720"/>
+        <w:rPr>
+          <w:rFonts w:ascii="Aptos Display" w:hAnsi="Aptos Display"/>
+          <w:color w:val="202020"/>
+          <w:sz w:val="18"/>
+        </w:rPr>
+      </w:pPr>
+      <w:r>
+        <w:rPr>
+          <w:rFonts w:ascii="Aptos Display" w:hAnsi="Aptos Display"/>
+          <w:color w:val="202020"/>
+          <w:sz w:val="18"/>
+        </w:rPr>
+        <w:t>Context: Ingredient name being analyzed.</w:t>
+      </w:r>
+    </w:p>
+    <w:p>
+      <w:pPr>
+        <w:spacing w:after="0"/>
+        <w:ind w:left="720"/>
+        <w:rPr>
+          <w:rFonts w:ascii="Aptos Display" w:hAnsi="Aptos Display"/>
+          <w:color w:val="202020"/>
+          <w:sz w:val="18"/>
+        </w:rPr>
+      </w:pPr>
+    </w:p>
+    <w:p>
+      <w:pPr>
+        <w:spacing w:after="0"/>
+        <w:ind w:left="720"/>
+        <w:rPr>
+          <w:rFonts w:ascii="Aptos Display" w:hAnsi="Aptos Display"/>
+          <w:color w:val="202020"/>
+          <w:sz w:val="18"/>
+        </w:rPr>
+      </w:pPr>
+      <w:r>
+        <w:rPr>
+          <w:rFonts w:ascii="Aptos Display" w:hAnsi="Aptos Display"/>
+          <w:color w:val="202020"/>
+          <w:sz w:val="18"/>
+        </w:rPr>
+        <w:t>2. Ingredient Category (Botanical, Vitamin, Mineral, Probiotic, Peptide, Fiber, etc.)</w:t>
+      </w:r>
+    </w:p>
+    <w:p>
+      <w:pPr>
+        <w:spacing w:after="0"/>
+        <w:ind w:left="720"/>
+        <w:rPr>
+          <w:rFonts w:ascii="Aptos Display" w:hAnsi="Aptos Display"/>
+          <w:color w:val="202020"/>
+          <w:sz w:val="18"/>
+        </w:rPr>
+      </w:pPr>
+      <w:r>
+        <w:rPr>
+          <w:rFonts w:ascii="Aptos Display" w:hAnsi="Aptos Display"/>
+          <w:color w:val="202020"/>
+          <w:sz w:val="18"/>
+        </w:rPr>
+        <w:t>Type: category</w:t>
+      </w:r>
+    </w:p>
+    <w:p>
+      <w:pPr>
+        <w:spacing w:after="0"/>
+        <w:ind w:left="720"/>
+        <w:rPr>
+          <w:rFonts w:ascii="Aptos Display" w:hAnsi="Aptos Display"/>
+          <w:color w:val="202020"/>
+          <w:sz w:val="18"/>
+        </w:rPr>
+      </w:pPr>
+      <w:r>
+        <w:rPr>
+          <w:rFonts w:ascii="Aptos Display" w:hAnsi="Aptos Display"/>
+          <w:color w:val="202020"/>
+          <w:sz w:val="18"/>
+        </w:rPr>
+        <w:t>Context: Ingredient type or class.</w:t>
+      </w:r>
+    </w:p>
+    <w:p>
+      <w:pPr>
+        <w:spacing w:after="0"/>
+        <w:ind w:left="720"/>
+        <w:rPr>
+          <w:rFonts w:ascii="Aptos Display" w:hAnsi="Aptos Display"/>
+          <w:color w:val="202020"/>
+          <w:sz w:val="18"/>
+        </w:rPr>
+      </w:pPr>
+    </w:p>
+    <w:p>
+      <w:pPr>
+        <w:spacing w:after="0"/>
+        <w:ind w:left="720"/>
+        <w:rPr>
+          <w:rFonts w:ascii="Aptos Display" w:hAnsi="Aptos Display"/>
+          <w:color w:val="202020"/>
+          <w:sz w:val="18"/>
+        </w:rPr>
+      </w:pPr>
+      <w:r>
+        <w:rPr>
+          <w:rFonts w:ascii="Aptos Display" w:hAnsi="Aptos Display"/>
+          <w:color w:val="202020"/>
+          <w:sz w:val="18"/>
+        </w:rPr>
+        <w:t>3. Primary Mode of Action</w:t>
+      </w:r>
+    </w:p>
+    <w:p>
+      <w:pPr>
+        <w:spacing w:after="0"/>
+        <w:ind w:left="720"/>
+        <w:rPr>
+          <w:rFonts w:ascii="Aptos Display" w:hAnsi="Aptos Display"/>
+          <w:color w:val="202020"/>
+          <w:sz w:val="18"/>
+        </w:rPr>
+      </w:pPr>
+      <w:r>
+        <w:rPr>
+          <w:rFonts w:ascii="Aptos Display" w:hAnsi="Aptos Display"/>
+          <w:color w:val="202020"/>
+          <w:sz w:val="18"/>
+        </w:rPr>
+        <w:t>Type: text</w:t>
+      </w:r>
+    </w:p>
+    <w:p>
+      <w:pPr>
+        <w:spacing w:after="0"/>
+        <w:ind w:left="720"/>
+        <w:rPr>
+          <w:rFonts w:ascii="Aptos Display" w:hAnsi="Aptos Display"/>
+          <w:color w:val="202020"/>
+          <w:sz w:val="18"/>
+        </w:rPr>
+      </w:pPr>
+      <w:r>
+        <w:rPr>
+          <w:rFonts w:ascii="Aptos Display" w:hAnsi="Aptos Display"/>
+          <w:color w:val="202020"/>
+          <w:sz w:val="18"/>
+        </w:rPr>
+        <w:t>Context: Main biological mechanism driving weight management effects.</w:t>
+      </w:r>
+    </w:p>
+    <w:p>
+      <w:pPr>
+        <w:spacing w:after="0"/>
+        <w:ind w:left="720"/>
+        <w:rPr>
+          <w:rFonts w:ascii="Aptos Display" w:hAnsi="Aptos Display"/>
+          <w:color w:val="202020"/>
+          <w:sz w:val="18"/>
+        </w:rPr>
+      </w:pPr>
+    </w:p>
+    <w:p>
+      <w:pPr>
+        <w:spacing w:after="0"/>
+        <w:ind w:left="720"/>
+        <w:rPr>
+          <w:rFonts w:ascii="Aptos Display" w:hAnsi="Aptos Display"/>
+          <w:color w:val="202020"/>
+          <w:sz w:val="18"/>
+        </w:rPr>
+      </w:pPr>
+      <w:r>
+        <w:rPr>
+          <w:rFonts w:ascii="Aptos Display" w:hAnsi="Aptos Display"/>
+          <w:color w:val="202020"/>
+          <w:sz w:val="18"/>
+        </w:rPr>
+        <w:t>4. Secondary Mechanism of Action</w:t>
+      </w:r>
+    </w:p>
+    <w:p>
+      <w:pPr>
+        <w:spacing w:after="0"/>
+        <w:ind w:left="720"/>
+        <w:rPr>
+          <w:rFonts w:ascii="Aptos Display" w:hAnsi="Aptos Display"/>
+          <w:color w:val="202020"/>
+          <w:sz w:val="18"/>
+        </w:rPr>
+      </w:pPr>
+      <w:r>
+        <w:rPr>
+          <w:rFonts w:ascii="Aptos Display" w:hAnsi="Aptos Display"/>
+          <w:color w:val="202020"/>
+          <w:sz w:val="18"/>
+        </w:rPr>
+        <w:t>Type: text</w:t>
+      </w:r>
+    </w:p>
+    <w:p>
+      <w:pPr>
+        <w:spacing w:after="0"/>
+        <w:ind w:left="720"/>
+        <w:rPr>
+          <w:rFonts w:ascii="Aptos Display" w:hAnsi="Aptos Display"/>
+          <w:color w:val="202020"/>
+          <w:sz w:val="18"/>
+        </w:rPr>
+      </w:pPr>
+      <w:r>
+        <w:rPr>
+          <w:rFonts w:ascii="Aptos Display" w:hAnsi="Aptos Display"/>
+          <w:color w:val="202020"/>
+          <w:sz w:val="18"/>
+        </w:rPr>
+        <w:t>Context: Supporting biological mechanisms beyond the primary mechanism.</w:t>
+      </w:r>
+    </w:p>
+    <w:p>
+      <w:pPr>
+        <w:spacing w:after="0"/>
+        <w:ind w:left="720"/>
+        <w:rPr>
+          <w:rFonts w:ascii="Aptos Display" w:hAnsi="Aptos Display"/>
+          <w:color w:val="202020"/>
+          <w:sz w:val="18"/>
+        </w:rPr>
+      </w:pPr>
+    </w:p>
+    <w:p>
+      <w:pPr>
+        <w:spacing w:after="0"/>
+        <w:ind w:left="720"/>
+        <w:rPr>
+          <w:rFonts w:ascii="Aptos Display" w:hAnsi="Aptos Display"/>
+          <w:color w:val="202020"/>
+          <w:sz w:val="18"/>
+        </w:rPr>
+      </w:pPr>
+      <w:r>
+        <w:rPr>
+          <w:rFonts w:ascii="Aptos Display" w:hAnsi="Aptos Display"/>
+          <w:color w:val="202020"/>
+          <w:sz w:val="18"/>
+        </w:rPr>
+        <w:t>5. Evidence of GLP-1 Interaction (Yes/No/Indirect)</w:t>
+      </w:r>
+    </w:p>
+    <w:p>
+      <w:pPr>
+        <w:spacing w:after="0"/>
+        <w:ind w:left="720"/>
+        <w:rPr>
+          <w:rFonts w:ascii="Aptos Display" w:hAnsi="Aptos Display"/>
+          <w:color w:val="202020"/>
+          <w:sz w:val="18"/>
+        </w:rPr>
+      </w:pPr>
+      <w:r>
+        <w:rPr>
+          <w:rFonts w:ascii="Aptos Display" w:hAnsi="Aptos Display"/>
+          <w:color w:val="202020"/>
+          <w:sz w:val="18"/>
+        </w:rPr>
+        <w:t>Type: category</w:t>
+      </w:r>
+    </w:p>
+    <w:p>
+      <w:pPr>
+        <w:spacing w:after="0"/>
+        <w:ind w:left="720"/>
+        <w:rPr>
+          <w:rFonts w:ascii="Aptos Display" w:hAnsi="Aptos Display"/>
+          <w:color w:val="202020"/>
+          <w:sz w:val="18"/>
+        </w:rPr>
+      </w:pPr>
+      <w:r>
+        <w:rPr>
+          <w:rFonts w:ascii="Aptos Display" w:hAnsi="Aptos Display"/>
+          <w:color w:val="202020"/>
+          <w:sz w:val="18"/>
+        </w:rPr>
+        <w:t>Context: Whether evidence supports GLP-1 or related interaction.</w:t>
+      </w:r>
+    </w:p>
+    <w:p>
+      <w:pPr>
+        <w:spacing w:after="0"/>
+        <w:ind w:left="720"/>
+        <w:rPr>
+          <w:rFonts w:ascii="Aptos Display" w:hAnsi="Aptos Display"/>
+          <w:color w:val="202020"/>
+          <w:sz w:val="18"/>
+        </w:rPr>
+      </w:pPr>
+    </w:p>
+    <w:p>
+      <w:pPr>
+        <w:spacing w:after="0"/>
+        <w:ind w:left="720"/>
+        <w:rPr>
+          <w:rFonts w:ascii="Aptos Display" w:hAnsi="Aptos Display"/>
+          <w:color w:val="202020"/>
+          <w:sz w:val="18"/>
+        </w:rPr>
+      </w:pPr>
+      <w:r>
+        <w:rPr>
+          <w:rFonts w:ascii="Aptos Display" w:hAnsi="Aptos Display"/>
+          <w:color w:val="202020"/>
+          <w:sz w:val="18"/>
+        </w:rPr>
+        <w:t>6. Clinical Evidence Level (Human RCT, Human Observational, Animal, In-</w:t>
+      </w:r>
+      <w:proofErr w:type="gramStart"/>
+      <w:r>
+        <w:rPr>
+          <w:rFonts w:ascii="Aptos Display" w:hAnsi="Aptos Display"/>
+          <w:color w:val="202020"/>
+          <w:sz w:val="18"/>
+        </w:rPr>
+        <w:t>vitro</w:t>
+      </w:r>
+      <w:proofErr w:type="gramEnd"/>
+      <w:r>
+        <w:rPr>
+          <w:rFonts w:ascii="Aptos Display" w:hAnsi="Aptos Display"/>
+          <w:color w:val="202020"/>
+          <w:sz w:val="18"/>
+        </w:rPr>
+        <w:t>)</w:t>
+      </w:r>
+    </w:p>
+    <w:p>
+      <w:pPr>
+        <w:spacing w:after="0"/>
+        <w:ind w:left="720"/>
+        <w:rPr>
+          <w:rFonts w:ascii="Aptos Display" w:hAnsi="Aptos Display"/>
+          <w:color w:val="202020"/>
+          <w:sz w:val="18"/>
+        </w:rPr>
+      </w:pPr>
+      <w:r>
+        <w:rPr>
+          <w:rFonts w:ascii="Aptos Display" w:hAnsi="Aptos Display"/>
+          <w:color w:val="202020"/>
+          <w:sz w:val="18"/>
+        </w:rPr>
+        <w:t>Type: category</w:t>
+      </w:r>
+    </w:p>
+    <w:p>
+      <w:pPr>
+        <w:spacing w:after="0"/>
+        <w:ind w:left="720"/>
+        <w:rPr>
+          <w:rFonts w:ascii="Aptos Display" w:hAnsi="Aptos Display"/>
+          <w:color w:val="202020"/>
+          <w:sz w:val="18"/>
+        </w:rPr>
+      </w:pPr>
+      <w:r>
+        <w:rPr>
+          <w:rFonts w:ascii="Aptos Display" w:hAnsi="Aptos Display"/>
+          <w:color w:val="202020"/>
+          <w:sz w:val="18"/>
+        </w:rPr>
+        <w:t>Context: Highest evidence level available.</w:t>
+      </w:r>
+    </w:p>
+    <w:p>
+      <w:pPr>
+        <w:spacing w:after="0"/>
+        <w:ind w:left="720"/>
+        <w:rPr>
+          <w:rFonts w:ascii="Aptos Display" w:hAnsi="Aptos Display"/>
+          <w:color w:val="202020"/>
+          <w:sz w:val="18"/>
+        </w:rPr>
+      </w:pPr>
+    </w:p>
+    <w:p>
+      <w:pPr>
+        <w:spacing w:after="0"/>
+        <w:ind w:left="720"/>
+        <w:rPr>
+          <w:rFonts w:ascii="Aptos Display" w:hAnsi="Aptos Display"/>
+          <w:color w:val="202020"/>
+          <w:sz w:val="18"/>
+        </w:rPr>
+      </w:pPr>
+      <w:r>
+        <w:rPr>
+          <w:rFonts w:ascii="Aptos Display" w:hAnsi="Aptos Display"/>
+          <w:color w:val="202020"/>
+          <w:sz w:val="18"/>
+        </w:rPr>
+        <w:t>7. Number of Clinical Studies</w:t>
+      </w:r>
+    </w:p>
+    <w:p>
+      <w:pPr>
+        <w:spacing w:after="0"/>
+        <w:ind w:left="720"/>
+        <w:rPr>
+          <w:rFonts w:ascii="Aptos Display" w:hAnsi="Aptos Display"/>
+          <w:color w:val="202020"/>
+          <w:sz w:val="18"/>
+        </w:rPr>
+      </w:pPr>
+      <w:r>
+        <w:rPr>
+          <w:rFonts w:ascii="Aptos Display" w:hAnsi="Aptos Display"/>
+          <w:color w:val="202020"/>
+          <w:sz w:val="18"/>
+        </w:rPr>
+        <w:t>Type: evidence</w:t>
+      </w:r>
+    </w:p>
+    <w:p>
+      <w:pPr>
+        <w:spacing w:after="0"/>
+        <w:ind w:left="720"/>
+        <w:rPr>
+          <w:rFonts w:ascii="Aptos Display" w:hAnsi="Aptos Display"/>
+          <w:color w:val="202020"/>
+          <w:sz w:val="18"/>
+        </w:rPr>
+      </w:pPr>
+      <w:r>
+        <w:rPr>
+          <w:rFonts w:ascii="Aptos Display" w:hAnsi="Aptos Display"/>
+          <w:color w:val="202020"/>
+          <w:sz w:val="18"/>
+        </w:rPr>
+        <w:t>Context: Approximate number of human studies.</w:t>
+      </w:r>
+    </w:p>
+    <w:p>
+      <w:pPr>
+        <w:spacing w:after="0"/>
+        <w:ind w:left="720"/>
+        <w:rPr>
+          <w:rFonts w:ascii="Aptos Display" w:hAnsi="Aptos Display"/>
+          <w:color w:val="202020"/>
+          <w:sz w:val="18"/>
+        </w:rPr>
+      </w:pPr>
+    </w:p>
+    <w:p>
+      <w:pPr>
+        <w:spacing w:after="0"/>
+        <w:ind w:left="720"/>
+        <w:rPr>
+          <w:rFonts w:ascii="Aptos Display" w:hAnsi="Aptos Display"/>
+          <w:color w:val="202020"/>
+          <w:sz w:val="18"/>
+        </w:rPr>
+      </w:pPr>
+      <w:r>
+        <w:rPr>
+          <w:rFonts w:ascii="Aptos Display" w:hAnsi="Aptos Display"/>
+          <w:color w:val="202020"/>
+          <w:sz w:val="18"/>
+        </w:rPr>
+        <w:t>8. Key Clinical Outcomes (Weight Loss %, Appetite Reduction, HbA1c, etc.)</w:t>
+      </w:r>
+    </w:p>
+    <w:p>
+      <w:pPr>
+        <w:spacing w:after="0"/>
+        <w:ind w:left="720"/>
+        <w:rPr>
+          <w:rFonts w:ascii="Aptos Display" w:hAnsi="Aptos Display"/>
+          <w:color w:val="202020"/>
+          <w:sz w:val="18"/>
+        </w:rPr>
+      </w:pPr>
+      <w:r>
+        <w:rPr>
+          <w:rFonts w:ascii="Aptos Display" w:hAnsi="Aptos Display"/>
+          <w:color w:val="202020"/>
+          <w:sz w:val="18"/>
+        </w:rPr>
+        <w:t>Type: evidence</w:t>
+      </w:r>
+    </w:p>
+    <w:p>
+      <w:pPr>
+        <w:spacing w:after="0"/>
+        <w:ind w:left="720"/>
+        <w:rPr>
+          <w:rFonts w:ascii="Aptos Display" w:hAnsi="Aptos Display"/>
+          <w:color w:val="202020"/>
+          <w:sz w:val="18"/>
+        </w:rPr>
+      </w:pPr>
+      <w:r>
+        <w:rPr>
+          <w:rFonts w:ascii="Aptos Display" w:hAnsi="Aptos Display"/>
+          <w:color w:val="202020"/>
+          <w:sz w:val="18"/>
+        </w:rPr>
+        <w:t>Context: Main measurable outcomes reported in studies.</w:t>
+      </w:r>
+    </w:p>
+    <w:p>
+      <w:pPr>
+        <w:spacing w:after="0"/>
+        <w:ind w:left="720"/>
+        <w:rPr>
+          <w:rFonts w:ascii="Aptos Display" w:hAnsi="Aptos Display"/>
+          <w:color w:val="202020"/>
+          <w:sz w:val="18"/>
+        </w:rPr>
+      </w:pPr>
+    </w:p>
+    <w:p>
+      <w:pPr>
+        <w:spacing w:after="0"/>
+        <w:ind w:left="720"/>
+        <w:rPr>
+          <w:rFonts w:ascii="Aptos Display" w:hAnsi="Aptos Display"/>
+          <w:color w:val="202020"/>
+          <w:sz w:val="18"/>
+        </w:rPr>
+      </w:pPr>
+      <w:r>
+        <w:rPr>
+          <w:rFonts w:ascii="Aptos Display" w:hAnsi="Aptos Display"/>
+          <w:color w:val="202020"/>
+          <w:sz w:val="18"/>
+        </w:rPr>
+        <w:t>9. Formulation Format (Capsule, Powder, Drink, Gummy, Sachet)</w:t>
+      </w:r>
+    </w:p>
+    <w:p>
+      <w:pPr>
+        <w:spacing w:after="0"/>
+        <w:ind w:left="720"/>
+        <w:rPr>
+          <w:rFonts w:ascii="Aptos Display" w:hAnsi="Aptos Display"/>
+          <w:color w:val="202020"/>
+          <w:sz w:val="18"/>
+        </w:rPr>
+      </w:pPr>
+      <w:r>
+        <w:rPr>
+          <w:rFonts w:ascii="Aptos Display" w:hAnsi="Aptos Display"/>
+          <w:color w:val="202020"/>
+          <w:sz w:val="18"/>
+        </w:rPr>
+        <w:t>Type: category</w:t>
+      </w:r>
+    </w:p>
+    <w:p>
+      <w:pPr>
+        <w:spacing w:after="0"/>
+        <w:ind w:left="720"/>
+        <w:rPr>
+          <w:rFonts w:ascii="Aptos Display" w:hAnsi="Aptos Display"/>
+          <w:color w:val="202020"/>
+          <w:sz w:val="18"/>
+        </w:rPr>
+      </w:pPr>
+      <w:r>
+        <w:rPr>
+          <w:rFonts w:ascii="Aptos Display" w:hAnsi="Aptos Display"/>
+          <w:color w:val="202020"/>
+          <w:sz w:val="18"/>
+        </w:rPr>
+        <w:t>Context: Common delivery forms in marketed products.</w:t>
+      </w:r>
+    </w:p>
+    <w:p>
+      <w:pPr>
+        <w:spacing w:after="0"/>
+        <w:ind w:left="720"/>
+        <w:rPr>
+          <w:rFonts w:ascii="Aptos Display" w:hAnsi="Aptos Display"/>
+          <w:color w:val="202020"/>
+          <w:sz w:val="18"/>
+        </w:rPr>
+      </w:pPr>
+    </w:p>
+    <w:p>
+      <w:pPr>
+        <w:spacing w:after="0"/>
+        <w:ind w:left="720"/>
+        <w:rPr>
+          <w:rFonts w:ascii="Aptos Display" w:hAnsi="Aptos Display"/>
+          <w:color w:val="202020"/>
+          <w:sz w:val="18"/>
+        </w:rPr>
+      </w:pPr>
+      <w:r>
+        <w:rPr>
+          <w:rFonts w:ascii="Aptos Display" w:hAnsi="Aptos Display"/>
+          <w:color w:val="202020"/>
+          <w:sz w:val="18"/>
+        </w:rPr>
+        <w:t>10. Average Effective Dose</w:t>
+      </w:r>
+    </w:p>
+    <w:p>
+      <w:pPr>
+        <w:spacing w:after="0"/>
+        <w:ind w:left="720"/>
+        <w:rPr>
+          <w:rFonts w:ascii="Aptos Display" w:hAnsi="Aptos Display"/>
+          <w:color w:val="202020"/>
+          <w:sz w:val="18"/>
+        </w:rPr>
+      </w:pPr>
+      <w:r>
+        <w:rPr>
+          <w:rFonts w:ascii="Aptos Display" w:hAnsi="Aptos Display"/>
+          <w:color w:val="202020"/>
+          <w:sz w:val="18"/>
+        </w:rPr>
+        <w:t>Type: measurement</w:t>
+      </w:r>
+    </w:p>
+    <w:p>
+      <w:pPr>
+        <w:spacing w:after="0"/>
+        <w:ind w:left="720"/>
+        <w:rPr>
+          <w:rFonts w:ascii="Aptos Display" w:hAnsi="Aptos Display"/>
+          <w:color w:val="202020"/>
+          <w:sz w:val="18"/>
+        </w:rPr>
+      </w:pPr>
+      <w:r>
+        <w:rPr>
+          <w:rFonts w:ascii="Aptos Display" w:hAnsi="Aptos Display"/>
+          <w:color w:val="202020"/>
+          <w:sz w:val="18"/>
+        </w:rPr>
+        <w:t>Context: Typical effective dose in studies or products.</w:t>
+      </w:r>
+    </w:p>
+    <w:p>
+      <w:pPr>
+        <w:spacing w:after="0"/>
+        <w:ind w:left="720"/>
+        <w:rPr>
+          <w:rFonts w:ascii="Aptos Display" w:hAnsi="Aptos Display"/>
+          <w:color w:val="202020"/>
+          <w:sz w:val="18"/>
+        </w:rPr>
+      </w:pPr>
+    </w:p>
+    <w:p>
+      <w:pPr>
+        <w:spacing w:after="0"/>
+        <w:ind w:left="720"/>
+        <w:rPr>
+          <w:rFonts w:ascii="Aptos Display" w:hAnsi="Aptos Display"/>
+          <w:color w:val="202020"/>
+          <w:sz w:val="18"/>
+        </w:rPr>
+      </w:pPr>
+      <w:r>
+        <w:rPr>
+          <w:rFonts w:ascii="Aptos Display" w:hAnsi="Aptos Display"/>
+          <w:color w:val="202020"/>
+          <w:sz w:val="18"/>
+        </w:rPr>
+        <w:t>11. Synergy Ingredients Commonly Used</w:t>
+      </w:r>
+    </w:p>
+    <w:p>
+      <w:pPr>
+        <w:spacing w:after="0"/>
+        <w:ind w:left="720"/>
+        <w:rPr>
+          <w:rFonts w:ascii="Aptos Display" w:hAnsi="Aptos Display"/>
+          <w:color w:val="202020"/>
+          <w:sz w:val="18"/>
+        </w:rPr>
+      </w:pPr>
+      <w:r>
+        <w:rPr>
+          <w:rFonts w:ascii="Aptos Display" w:hAnsi="Aptos Display"/>
+          <w:color w:val="202020"/>
+          <w:sz w:val="18"/>
+        </w:rPr>
+        <w:t>Type: list</w:t>
+      </w:r>
+    </w:p>
+    <w:p>
+      <w:pPr>
+        <w:spacing w:after="0"/>
+        <w:ind w:left="720"/>
+        <w:rPr>
+          <w:rFonts w:ascii="Aptos Display" w:hAnsi="Aptos Display"/>
+          <w:color w:val="202020"/>
+          <w:sz w:val="18"/>
+        </w:rPr>
+      </w:pPr>
+      <w:r>
+        <w:rPr>
+          <w:rFonts w:ascii="Aptos Display" w:hAnsi="Aptos Display"/>
+          <w:color w:val="202020"/>
+          <w:sz w:val="18"/>
+        </w:rPr>
+        <w:t>Context: Ingredients commonly paired with it.</w:t>
+      </w:r>
+    </w:p>
+    <w:p>
+      <w:pPr>
+        <w:spacing w:after="0"/>
+        <w:ind w:left="720"/>
+        <w:rPr>
+          <w:rFonts w:ascii="Aptos Display" w:hAnsi="Aptos Display"/>
+          <w:color w:val="202020"/>
+          <w:sz w:val="18"/>
+        </w:rPr>
+      </w:pPr>
+    </w:p>
+    <w:p>
+      <w:pPr>
+        <w:spacing w:after="0"/>
+        <w:ind w:left="720"/>
+        <w:rPr>
+          <w:rFonts w:ascii="Aptos Display" w:hAnsi="Aptos Display"/>
+          <w:color w:val="202020"/>
+          <w:sz w:val="18"/>
+        </w:rPr>
+      </w:pPr>
+      <w:r>
+        <w:rPr>
+          <w:rFonts w:ascii="Aptos Display" w:hAnsi="Aptos Display"/>
+          <w:color w:val="202020"/>
+          <w:sz w:val="18"/>
+        </w:rPr>
+        <w:t>12. Safety Profile</w:t>
+      </w:r>
+    </w:p>
+    <w:p>
+      <w:pPr>
+        <w:spacing w:after="0"/>
+        <w:ind w:left="720"/>
+        <w:rPr>
+          <w:rFonts w:ascii="Aptos Display" w:hAnsi="Aptos Display"/>
+          <w:color w:val="202020"/>
+          <w:sz w:val="18"/>
+        </w:rPr>
+      </w:pPr>
+      <w:r>
+        <w:rPr>
+          <w:rFonts w:ascii="Aptos Display" w:hAnsi="Aptos Display"/>
+          <w:color w:val="202020"/>
+          <w:sz w:val="18"/>
+        </w:rPr>
+        <w:t>Type: text</w:t>
+      </w:r>
+    </w:p>
+    <w:p>
+      <w:pPr>
+        <w:spacing w:after="0"/>
+        <w:ind w:left="720"/>
+        <w:rPr>
+          <w:rFonts w:ascii="Aptos Display" w:hAnsi="Aptos Display"/>
+          <w:color w:val="202020"/>
+          <w:sz w:val="18"/>
+        </w:rPr>
+      </w:pPr>
       <w:r>
         <w:rPr>
           <w:rFonts w:ascii="Aptos Display" w:hAnsi="Aptos Display"/>
@@ -6225,64 +7458,3732 @@
           <w:sz w:val="18"/>
         </w:rPr>
         <w:lastRenderedPageBreak/>
-        <w:t>22. Key Scientific Narrative           (core scientific story)</w:t>
-      </w:r>
-      <w:r>
-        <w:rPr>
-          <w:rFonts w:ascii="Aptos Display" w:hAnsi="Aptos Display"/>
-          <w:color w:val="202020"/>
-          <w:sz w:val="18"/>
-        </w:rPr>
-        <w:br/>
-        <w:t>23. Key Marketing Narrative            (core consumer/marketing story)</w:t>
-      </w:r>
-      <w:r>
-        <w:rPr>
-          <w:rFonts w:ascii="Aptos Display" w:hAnsi="Aptos Display"/>
-          <w:color w:val="202020"/>
-          <w:sz w:val="18"/>
-        </w:rPr>
-        <w:br/>
-        <w:t>24. Risk Factors                       (known risks, contraindications)</w:t>
-      </w:r>
-      <w:r>
-        <w:rPr>
-          <w:rFonts w:ascii="Aptos Display" w:hAnsi="Aptos Display"/>
-          <w:color w:val="202020"/>
-          <w:sz w:val="18"/>
-        </w:rPr>
-        <w:br/>
-        <w:t>25. Potential Centrum Platform Fit     (fit with Centrum product portfolio)</w:t>
-      </w:r>
-      <w:r>
-        <w:rPr>
-          <w:rFonts w:ascii="Aptos Display" w:hAnsi="Aptos Display"/>
-          <w:color w:val="202020"/>
-          <w:sz w:val="18"/>
-        </w:rPr>
-        <w:br/>
-        <w:t>26. Recommended Product Concept        (product format / positioning recommendation)</w:t>
-      </w:r>
-      <w:r>
-        <w:rPr>
-          <w:rFonts w:ascii="Aptos Display" w:hAnsi="Aptos Display"/>
-          <w:color w:val="202020"/>
-          <w:sz w:val="18"/>
-        </w:rPr>
-        <w:br/>
-      </w:r>
-      <w:r>
-        <w:rPr>
-          <w:rFonts w:ascii="Aptos Display" w:hAnsi="Aptos Display"/>
-          <w:color w:val="202020"/>
-          <w:sz w:val="18"/>
-        </w:rPr>
-        <w:br/>
-        <w:t>Return only the raw JSON. No markdown fences. No explanation. No commentary.</w:t>
-      </w:r>
-    </w:p>
-    <w:p>
-      <w:pPr>
+        <w:t>Context: Safety, tolerability, warnings, and adverse effects.</w:t>
+      </w:r>
+    </w:p>
+    <w:p>
+      <w:pPr>
+        <w:spacing w:after="0"/>
+        <w:ind w:left="720"/>
+        <w:rPr>
+          <w:rFonts w:ascii="Aptos Display" w:hAnsi="Aptos Display"/>
+          <w:color w:val="202020"/>
+          <w:sz w:val="18"/>
+        </w:rPr>
+      </w:pPr>
+    </w:p>
+    <w:p>
+      <w:pPr>
+        <w:spacing w:after="0"/>
+        <w:ind w:left="720"/>
+        <w:rPr>
+          <w:rFonts w:ascii="Aptos Display" w:hAnsi="Aptos Display"/>
+          <w:color w:val="202020"/>
+          <w:sz w:val="18"/>
+        </w:rPr>
+      </w:pPr>
+      <w:r>
+        <w:rPr>
+          <w:rFonts w:ascii="Aptos Display" w:hAnsi="Aptos Display"/>
+          <w:color w:val="202020"/>
+          <w:sz w:val="18"/>
+        </w:rPr>
+        <w:t>13. Traditional Chinese Medicine Relevance</w:t>
+      </w:r>
+    </w:p>
+    <w:p>
+      <w:pPr>
+        <w:spacing w:after="0"/>
+        <w:ind w:left="720"/>
+        <w:rPr>
+          <w:rFonts w:ascii="Aptos Display" w:hAnsi="Aptos Display"/>
+          <w:color w:val="202020"/>
+          <w:sz w:val="18"/>
+        </w:rPr>
+      </w:pPr>
+      <w:r>
+        <w:rPr>
+          <w:rFonts w:ascii="Aptos Display" w:hAnsi="Aptos Display"/>
+          <w:color w:val="202020"/>
+          <w:sz w:val="18"/>
+        </w:rPr>
+        <w:t>Type: text</w:t>
+      </w:r>
+    </w:p>
+    <w:p>
+      <w:pPr>
+        <w:spacing w:after="0"/>
+        <w:ind w:left="720"/>
+        <w:rPr>
+          <w:rFonts w:ascii="Aptos Display" w:hAnsi="Aptos Display"/>
+          <w:color w:val="202020"/>
+          <w:sz w:val="18"/>
+        </w:rPr>
+      </w:pPr>
+      <w:r>
+        <w:rPr>
+          <w:rFonts w:ascii="Aptos Display" w:hAnsi="Aptos Display"/>
+          <w:color w:val="202020"/>
+          <w:sz w:val="18"/>
+        </w:rPr>
+        <w:t>Context: Relevance to traditional or modern TCM use.</w:t>
+      </w:r>
+    </w:p>
+    <w:p>
+      <w:pPr>
+        <w:spacing w:after="0"/>
+        <w:ind w:left="720"/>
+        <w:rPr>
+          <w:rFonts w:ascii="Aptos Display" w:hAnsi="Aptos Display"/>
+          <w:color w:val="202020"/>
+          <w:sz w:val="18"/>
+        </w:rPr>
+      </w:pPr>
+    </w:p>
+    <w:p>
+      <w:pPr>
+        <w:spacing w:after="0"/>
+        <w:ind w:left="720"/>
+        <w:rPr>
+          <w:rFonts w:ascii="Aptos Display" w:hAnsi="Aptos Display"/>
+          <w:color w:val="202020"/>
+          <w:sz w:val="18"/>
+        </w:rPr>
+      </w:pPr>
+      <w:r>
+        <w:rPr>
+          <w:rFonts w:ascii="Aptos Display" w:hAnsi="Aptos Display"/>
+          <w:color w:val="202020"/>
+          <w:sz w:val="18"/>
+        </w:rPr>
+        <w:t>14. Consumer Perceived Naturalness (High/Medium/Low)</w:t>
+      </w:r>
+    </w:p>
+    <w:p>
+      <w:pPr>
+        <w:spacing w:after="0"/>
+        <w:ind w:left="720"/>
+        <w:rPr>
+          <w:rFonts w:ascii="Aptos Display" w:hAnsi="Aptos Display"/>
+          <w:color w:val="202020"/>
+          <w:sz w:val="18"/>
+        </w:rPr>
+      </w:pPr>
+      <w:r>
+        <w:rPr>
+          <w:rFonts w:ascii="Aptos Display" w:hAnsi="Aptos Display"/>
+          <w:color w:val="202020"/>
+          <w:sz w:val="18"/>
+        </w:rPr>
+        <w:t>Type: category</w:t>
+      </w:r>
+    </w:p>
+    <w:p>
+      <w:pPr>
+        <w:spacing w:after="0"/>
+        <w:ind w:left="720"/>
+        <w:rPr>
+          <w:rFonts w:ascii="Aptos Display" w:hAnsi="Aptos Display"/>
+          <w:color w:val="202020"/>
+          <w:sz w:val="18"/>
+        </w:rPr>
+      </w:pPr>
+      <w:r>
+        <w:rPr>
+          <w:rFonts w:ascii="Aptos Display" w:hAnsi="Aptos Display"/>
+          <w:color w:val="202020"/>
+          <w:sz w:val="18"/>
+        </w:rPr>
+        <w:t>Context: Whether consumers see it as natural or synthetic.</w:t>
+      </w:r>
+    </w:p>
+    <w:p>
+      <w:pPr>
+        <w:spacing w:after="0"/>
+        <w:ind w:left="720"/>
+        <w:rPr>
+          <w:rFonts w:ascii="Aptos Display" w:hAnsi="Aptos Display"/>
+          <w:color w:val="202020"/>
+          <w:sz w:val="18"/>
+        </w:rPr>
+      </w:pPr>
+    </w:p>
+    <w:p>
+      <w:pPr>
+        <w:spacing w:after="0"/>
+        <w:ind w:left="720"/>
+        <w:rPr>
+          <w:rFonts w:ascii="Aptos Display" w:hAnsi="Aptos Display"/>
+          <w:color w:val="202020"/>
+          <w:sz w:val="18"/>
+        </w:rPr>
+      </w:pPr>
+      <w:r>
+        <w:rPr>
+          <w:rFonts w:ascii="Aptos Display" w:hAnsi="Aptos Display"/>
+          <w:color w:val="202020"/>
+          <w:sz w:val="18"/>
+        </w:rPr>
+        <w:t>15. Key Consumer Benefit Claims</w:t>
+      </w:r>
+    </w:p>
+    <w:p>
+      <w:pPr>
+        <w:spacing w:after="0"/>
+        <w:ind w:left="720"/>
+        <w:rPr>
+          <w:rFonts w:ascii="Aptos Display" w:hAnsi="Aptos Display"/>
+          <w:color w:val="202020"/>
+          <w:sz w:val="18"/>
+        </w:rPr>
+      </w:pPr>
+      <w:r>
+        <w:rPr>
+          <w:rFonts w:ascii="Aptos Display" w:hAnsi="Aptos Display"/>
+          <w:color w:val="202020"/>
+          <w:sz w:val="18"/>
+        </w:rPr>
+        <w:t>Type: text</w:t>
+      </w:r>
+    </w:p>
+    <w:p>
+      <w:pPr>
+        <w:spacing w:after="0"/>
+        <w:ind w:left="720"/>
+        <w:rPr>
+          <w:rFonts w:ascii="Aptos Display" w:hAnsi="Aptos Display"/>
+          <w:color w:val="202020"/>
+          <w:sz w:val="18"/>
+        </w:rPr>
+      </w:pPr>
+      <w:r>
+        <w:rPr>
+          <w:rFonts w:ascii="Aptos Display" w:hAnsi="Aptos Display"/>
+          <w:color w:val="202020"/>
+          <w:sz w:val="18"/>
+        </w:rPr>
+        <w:t>Context: Main marketed functional benefit claims.</w:t>
+      </w:r>
+    </w:p>
+    <w:p>
+      <w:pPr>
+        <w:spacing w:after="0"/>
+        <w:ind w:left="720"/>
+        <w:rPr>
+          <w:rFonts w:ascii="Aptos Display" w:hAnsi="Aptos Display"/>
+          <w:color w:val="202020"/>
+          <w:sz w:val="18"/>
+        </w:rPr>
+      </w:pPr>
+    </w:p>
+    <w:p>
+      <w:pPr>
+        <w:spacing w:after="0"/>
+        <w:ind w:left="720"/>
+        <w:rPr>
+          <w:rFonts w:ascii="Aptos Display" w:hAnsi="Aptos Display"/>
+          <w:color w:val="202020"/>
+          <w:sz w:val="18"/>
+        </w:rPr>
+      </w:pPr>
+      <w:r>
+        <w:rPr>
+          <w:rFonts w:ascii="Aptos Display" w:hAnsi="Aptos Display"/>
+          <w:color w:val="202020"/>
+          <w:sz w:val="18"/>
+        </w:rPr>
+        <w:t>16. Emotional Benefit (Control, Confidence, Energy, etc.)</w:t>
+      </w:r>
+    </w:p>
+    <w:p>
+      <w:pPr>
+        <w:spacing w:after="0"/>
+        <w:ind w:left="720"/>
+        <w:rPr>
+          <w:rFonts w:ascii="Aptos Display" w:hAnsi="Aptos Display"/>
+          <w:color w:val="202020"/>
+          <w:sz w:val="18"/>
+        </w:rPr>
+      </w:pPr>
+      <w:r>
+        <w:rPr>
+          <w:rFonts w:ascii="Aptos Display" w:hAnsi="Aptos Display"/>
+          <w:color w:val="202020"/>
+          <w:sz w:val="18"/>
+        </w:rPr>
+        <w:t>Type: text</w:t>
+      </w:r>
+    </w:p>
+    <w:p>
+      <w:pPr>
+        <w:spacing w:after="0"/>
+        <w:ind w:left="720"/>
+        <w:rPr>
+          <w:rFonts w:ascii="Aptos Display" w:hAnsi="Aptos Display"/>
+          <w:color w:val="202020"/>
+          <w:sz w:val="18"/>
+        </w:rPr>
+      </w:pPr>
+      <w:r>
+        <w:rPr>
+          <w:rFonts w:ascii="Aptos Display" w:hAnsi="Aptos Display"/>
+          <w:color w:val="202020"/>
+          <w:sz w:val="18"/>
+        </w:rPr>
+        <w:t>Context: Emotional or lifestyle benefits marketed to users.</w:t>
+      </w:r>
+    </w:p>
+    <w:p>
+      <w:pPr>
+        <w:spacing w:after="0"/>
+        <w:ind w:left="720"/>
+        <w:rPr>
+          <w:rFonts w:ascii="Aptos Display" w:hAnsi="Aptos Display"/>
+          <w:color w:val="202020"/>
+          <w:sz w:val="18"/>
+        </w:rPr>
+      </w:pPr>
+    </w:p>
+    <w:p>
+      <w:pPr>
+        <w:spacing w:after="0"/>
+        <w:ind w:left="720"/>
+        <w:rPr>
+          <w:rFonts w:ascii="Aptos Display" w:hAnsi="Aptos Display"/>
+          <w:color w:val="202020"/>
+          <w:sz w:val="18"/>
+        </w:rPr>
+      </w:pPr>
+      <w:r>
+        <w:rPr>
+          <w:rFonts w:ascii="Aptos Display" w:hAnsi="Aptos Display"/>
+          <w:color w:val="202020"/>
+          <w:sz w:val="18"/>
+        </w:rPr>
+        <w:t>17. Target Consumer Cohort</w:t>
+      </w:r>
+    </w:p>
+    <w:p>
+      <w:pPr>
+        <w:spacing w:after="0"/>
+        <w:ind w:left="720"/>
+        <w:rPr>
+          <w:rFonts w:ascii="Aptos Display" w:hAnsi="Aptos Display"/>
+          <w:color w:val="202020"/>
+          <w:sz w:val="18"/>
+        </w:rPr>
+      </w:pPr>
+      <w:r>
+        <w:rPr>
+          <w:rFonts w:ascii="Aptos Display" w:hAnsi="Aptos Display"/>
+          <w:color w:val="202020"/>
+          <w:sz w:val="18"/>
+        </w:rPr>
+        <w:t>Type: text</w:t>
+      </w:r>
+    </w:p>
+    <w:p>
+      <w:pPr>
+        <w:spacing w:after="0"/>
+        <w:ind w:left="720"/>
+        <w:rPr>
+          <w:rFonts w:ascii="Aptos Display" w:hAnsi="Aptos Display"/>
+          <w:color w:val="202020"/>
+          <w:sz w:val="18"/>
+        </w:rPr>
+      </w:pPr>
+      <w:r>
+        <w:rPr>
+          <w:rFonts w:ascii="Aptos Display" w:hAnsi="Aptos Display"/>
+          <w:color w:val="202020"/>
+          <w:sz w:val="18"/>
+        </w:rPr>
+        <w:t>Context: Main consumer groups targeted by products.</w:t>
+      </w:r>
+    </w:p>
+    <w:p>
+      <w:pPr>
+        <w:spacing w:after="0"/>
+        <w:ind w:left="720"/>
+        <w:rPr>
+          <w:rFonts w:ascii="Aptos Display" w:hAnsi="Aptos Display"/>
+          <w:color w:val="202020"/>
+          <w:sz w:val="18"/>
+        </w:rPr>
+      </w:pPr>
+    </w:p>
+    <w:p>
+      <w:pPr>
+        <w:spacing w:after="0"/>
+        <w:ind w:left="720"/>
+        <w:rPr>
+          <w:rFonts w:ascii="Aptos Display" w:hAnsi="Aptos Display"/>
+          <w:color w:val="202020"/>
+          <w:sz w:val="18"/>
+        </w:rPr>
+      </w:pPr>
+      <w:r>
+        <w:rPr>
+          <w:rFonts w:ascii="Aptos Display" w:hAnsi="Aptos Display"/>
+          <w:color w:val="202020"/>
+          <w:sz w:val="18"/>
+        </w:rPr>
+        <w:t>18. Gender Skew</w:t>
+      </w:r>
+    </w:p>
+    <w:p>
+      <w:pPr>
+        <w:spacing w:after="0"/>
+        <w:ind w:left="720"/>
+        <w:rPr>
+          <w:rFonts w:ascii="Aptos Display" w:hAnsi="Aptos Display"/>
+          <w:color w:val="202020"/>
+          <w:sz w:val="18"/>
+        </w:rPr>
+      </w:pPr>
+      <w:r>
+        <w:rPr>
+          <w:rFonts w:ascii="Aptos Display" w:hAnsi="Aptos Display"/>
+          <w:color w:val="202020"/>
+          <w:sz w:val="18"/>
+        </w:rPr>
+        <w:t>Type: category</w:t>
+      </w:r>
+    </w:p>
+    <w:p>
+      <w:pPr>
+        <w:spacing w:after="0"/>
+        <w:ind w:left="720"/>
+        <w:rPr>
+          <w:rFonts w:ascii="Aptos Display" w:hAnsi="Aptos Display"/>
+          <w:color w:val="202020"/>
+          <w:sz w:val="18"/>
+        </w:rPr>
+      </w:pPr>
+      <w:r>
+        <w:rPr>
+          <w:rFonts w:ascii="Aptos Display" w:hAnsi="Aptos Display"/>
+          <w:color w:val="202020"/>
+          <w:sz w:val="18"/>
+        </w:rPr>
+        <w:t>Context: Whether marketed more toward men, women, or neutral.</w:t>
+      </w:r>
+    </w:p>
+    <w:p>
+      <w:pPr>
+        <w:spacing w:after="0"/>
+        <w:ind w:left="720"/>
+        <w:rPr>
+          <w:rFonts w:ascii="Aptos Display" w:hAnsi="Aptos Display"/>
+          <w:color w:val="202020"/>
+          <w:sz w:val="18"/>
+        </w:rPr>
+      </w:pPr>
+    </w:p>
+    <w:p>
+      <w:pPr>
+        <w:spacing w:after="0"/>
+        <w:ind w:left="720"/>
+        <w:rPr>
+          <w:rFonts w:ascii="Aptos Display" w:hAnsi="Aptos Display"/>
+          <w:color w:val="202020"/>
+          <w:sz w:val="18"/>
+        </w:rPr>
+      </w:pPr>
+      <w:r>
+        <w:rPr>
+          <w:rFonts w:ascii="Aptos Display" w:hAnsi="Aptos Display"/>
+          <w:color w:val="202020"/>
+          <w:sz w:val="18"/>
+        </w:rPr>
+        <w:t>19. Taste / Organoleptic Issues</w:t>
+      </w:r>
+    </w:p>
+    <w:p>
+      <w:pPr>
+        <w:spacing w:after="0"/>
+        <w:ind w:left="720"/>
+        <w:rPr>
+          <w:rFonts w:ascii="Aptos Display" w:hAnsi="Aptos Display"/>
+          <w:color w:val="202020"/>
+          <w:sz w:val="18"/>
+        </w:rPr>
+      </w:pPr>
+      <w:r>
+        <w:rPr>
+          <w:rFonts w:ascii="Aptos Display" w:hAnsi="Aptos Display"/>
+          <w:color w:val="202020"/>
+          <w:sz w:val="18"/>
+        </w:rPr>
+        <w:t>Type: text</w:t>
+      </w:r>
+    </w:p>
+    <w:p>
+      <w:pPr>
+        <w:spacing w:after="0"/>
+        <w:ind w:left="720"/>
+        <w:rPr>
+          <w:rFonts w:ascii="Aptos Display" w:hAnsi="Aptos Display"/>
+          <w:color w:val="202020"/>
+          <w:sz w:val="18"/>
+        </w:rPr>
+      </w:pPr>
+      <w:r>
+        <w:rPr>
+          <w:rFonts w:ascii="Aptos Display" w:hAnsi="Aptos Display"/>
+          <w:color w:val="202020"/>
+          <w:sz w:val="18"/>
+        </w:rPr>
+        <w:t>Context: Taste, odor, mouthfeel, or sensory limitations.</w:t>
+      </w:r>
+    </w:p>
+    <w:p>
+      <w:pPr>
+        <w:spacing w:after="0"/>
+        <w:ind w:left="720"/>
+        <w:rPr>
+          <w:rFonts w:ascii="Aptos Display" w:hAnsi="Aptos Display"/>
+          <w:color w:val="202020"/>
+          <w:sz w:val="18"/>
+        </w:rPr>
+      </w:pPr>
+    </w:p>
+    <w:p>
+      <w:pPr>
+        <w:spacing w:after="0"/>
+        <w:ind w:left="720"/>
+        <w:rPr>
+          <w:rFonts w:ascii="Aptos Display" w:hAnsi="Aptos Display"/>
+          <w:color w:val="202020"/>
+          <w:sz w:val="18"/>
+        </w:rPr>
+      </w:pPr>
+      <w:r>
+        <w:rPr>
+          <w:rFonts w:ascii="Aptos Display" w:hAnsi="Aptos Display"/>
+          <w:color w:val="202020"/>
+          <w:sz w:val="18"/>
+        </w:rPr>
+        <w:t>20. Compatibility with Vitamins &amp; Minerals</w:t>
+      </w:r>
+    </w:p>
+    <w:p>
+      <w:pPr>
+        <w:spacing w:after="0"/>
+        <w:ind w:left="720"/>
+        <w:rPr>
+          <w:rFonts w:ascii="Aptos Display" w:hAnsi="Aptos Display"/>
+          <w:color w:val="202020"/>
+          <w:sz w:val="18"/>
+        </w:rPr>
+      </w:pPr>
+      <w:r>
+        <w:rPr>
+          <w:rFonts w:ascii="Aptos Display" w:hAnsi="Aptos Display"/>
+          <w:color w:val="202020"/>
+          <w:sz w:val="18"/>
+        </w:rPr>
+        <w:t>Type: text</w:t>
+      </w:r>
+    </w:p>
+    <w:p>
+      <w:pPr>
+        <w:spacing w:after="0"/>
+        <w:ind w:left="720"/>
+        <w:rPr>
+          <w:rFonts w:ascii="Aptos Display" w:hAnsi="Aptos Display"/>
+          <w:color w:val="202020"/>
+          <w:sz w:val="18"/>
+        </w:rPr>
+      </w:pPr>
+      <w:r>
+        <w:rPr>
+          <w:rFonts w:ascii="Aptos Display" w:hAnsi="Aptos Display"/>
+          <w:color w:val="202020"/>
+          <w:sz w:val="18"/>
+        </w:rPr>
+        <w:t>Context: Suitability with micronutrient formulations.</w:t>
+      </w:r>
+    </w:p>
+    <w:p>
+      <w:pPr>
+        <w:spacing w:after="0"/>
+        <w:ind w:left="720"/>
+        <w:rPr>
+          <w:rFonts w:ascii="Aptos Display" w:hAnsi="Aptos Display"/>
+          <w:color w:val="202020"/>
+          <w:sz w:val="18"/>
+        </w:rPr>
+      </w:pPr>
+    </w:p>
+    <w:p>
+      <w:pPr>
+        <w:spacing w:after="0"/>
+        <w:ind w:left="720"/>
+        <w:rPr>
+          <w:rFonts w:ascii="Aptos Display" w:hAnsi="Aptos Display"/>
+          <w:color w:val="202020"/>
+          <w:sz w:val="18"/>
+        </w:rPr>
+      </w:pPr>
+      <w:r>
+        <w:rPr>
+          <w:rFonts w:ascii="Aptos Display" w:hAnsi="Aptos Display"/>
+          <w:color w:val="202020"/>
+          <w:sz w:val="18"/>
+        </w:rPr>
+        <w:t>21. Claims Used in China</w:t>
+      </w:r>
+    </w:p>
+    <w:p>
+      <w:pPr>
+        <w:spacing w:after="0"/>
+        <w:ind w:left="720"/>
+        <w:rPr>
+          <w:rFonts w:ascii="Aptos Display" w:hAnsi="Aptos Display"/>
+          <w:color w:val="202020"/>
+          <w:sz w:val="18"/>
+        </w:rPr>
+      </w:pPr>
+      <w:r>
+        <w:rPr>
+          <w:rFonts w:ascii="Aptos Display" w:hAnsi="Aptos Display"/>
+          <w:color w:val="202020"/>
+          <w:sz w:val="18"/>
+        </w:rPr>
+        <w:t>Type: text</w:t>
+      </w:r>
+    </w:p>
+    <w:p>
+      <w:pPr>
+        <w:spacing w:after="0"/>
+        <w:ind w:left="720"/>
+        <w:rPr>
+          <w:rFonts w:ascii="Aptos Display" w:hAnsi="Aptos Display"/>
+          <w:color w:val="202020"/>
+          <w:sz w:val="18"/>
+        </w:rPr>
+      </w:pPr>
+      <w:r>
+        <w:rPr>
+          <w:rFonts w:ascii="Aptos Display" w:hAnsi="Aptos Display"/>
+          <w:color w:val="202020"/>
+          <w:sz w:val="18"/>
+        </w:rPr>
+        <w:t xml:space="preserve">Context: Claims </w:t>
+      </w:r>
+      <w:proofErr w:type="gramStart"/>
+      <w:r>
+        <w:rPr>
+          <w:rFonts w:ascii="Aptos Display" w:hAnsi="Aptos Display"/>
+          <w:color w:val="202020"/>
+          <w:sz w:val="18"/>
+        </w:rPr>
+        <w:t>actually used</w:t>
+      </w:r>
+      <w:proofErr w:type="gramEnd"/>
+      <w:r>
+        <w:rPr>
+          <w:rFonts w:ascii="Aptos Display" w:hAnsi="Aptos Display"/>
+          <w:color w:val="202020"/>
+          <w:sz w:val="18"/>
+        </w:rPr>
+        <w:t xml:space="preserve"> in current marketed products in China.</w:t>
+      </w:r>
+    </w:p>
+    <w:p>
+      <w:pPr>
+        <w:spacing w:after="0"/>
+        <w:ind w:left="720"/>
+        <w:rPr>
+          <w:rFonts w:ascii="Aptos Display" w:hAnsi="Aptos Display"/>
+          <w:color w:val="202020"/>
+          <w:sz w:val="18"/>
+        </w:rPr>
+      </w:pPr>
+    </w:p>
+    <w:p>
+      <w:pPr>
+        <w:spacing w:after="0"/>
+        <w:ind w:left="720"/>
+        <w:rPr>
+          <w:rFonts w:ascii="Aptos Display" w:hAnsi="Aptos Display"/>
+          <w:color w:val="202020"/>
+          <w:sz w:val="18"/>
+        </w:rPr>
+      </w:pPr>
+      <w:r>
+        <w:rPr>
+          <w:rFonts w:ascii="Aptos Display" w:hAnsi="Aptos Display"/>
+          <w:color w:val="202020"/>
+          <w:sz w:val="18"/>
+        </w:rPr>
+        <w:t>22. Key Scientific Narrative</w:t>
+      </w:r>
+    </w:p>
+    <w:p>
+      <w:pPr>
+        <w:spacing w:after="0"/>
+        <w:ind w:left="720"/>
+        <w:rPr>
+          <w:rFonts w:ascii="Aptos Display" w:hAnsi="Aptos Display"/>
+          <w:color w:val="202020"/>
+          <w:sz w:val="18"/>
+        </w:rPr>
+      </w:pPr>
+      <w:r>
+        <w:rPr>
+          <w:rFonts w:ascii="Aptos Display" w:hAnsi="Aptos Display"/>
+          <w:color w:val="202020"/>
+          <w:sz w:val="18"/>
+        </w:rPr>
+        <w:t>Type: text</w:t>
+      </w:r>
+    </w:p>
+    <w:p>
+      <w:pPr>
+        <w:spacing w:after="0"/>
+        <w:ind w:left="720"/>
+        <w:rPr>
+          <w:rFonts w:ascii="Aptos Display" w:hAnsi="Aptos Display"/>
+          <w:color w:val="202020"/>
+          <w:sz w:val="18"/>
+        </w:rPr>
+      </w:pPr>
+      <w:r>
+        <w:rPr>
+          <w:rFonts w:ascii="Aptos Display" w:hAnsi="Aptos Display"/>
+          <w:color w:val="202020"/>
+          <w:sz w:val="18"/>
+        </w:rPr>
+        <w:t>Context: Core science story supporting weight management relevance.</w:t>
+      </w:r>
+    </w:p>
+    <w:p>
+      <w:pPr>
+        <w:spacing w:after="0"/>
+        <w:ind w:left="720"/>
+        <w:rPr>
+          <w:rFonts w:ascii="Aptos Display" w:hAnsi="Aptos Display"/>
+          <w:color w:val="202020"/>
+          <w:sz w:val="18"/>
+        </w:rPr>
+      </w:pPr>
+    </w:p>
+    <w:p>
+      <w:pPr>
+        <w:spacing w:after="0"/>
+        <w:ind w:left="720"/>
+        <w:rPr>
+          <w:rFonts w:ascii="Aptos Display" w:hAnsi="Aptos Display"/>
+          <w:color w:val="202020"/>
+          <w:sz w:val="18"/>
+        </w:rPr>
+      </w:pPr>
+      <w:r>
+        <w:rPr>
+          <w:rFonts w:ascii="Aptos Display" w:hAnsi="Aptos Display"/>
+          <w:color w:val="202020"/>
+          <w:sz w:val="18"/>
+        </w:rPr>
+        <w:t>23. Key Marketing Narrative</w:t>
+      </w:r>
+    </w:p>
+    <w:p>
+      <w:pPr>
+        <w:spacing w:after="0"/>
+        <w:ind w:left="720"/>
+        <w:rPr>
+          <w:rFonts w:ascii="Aptos Display" w:hAnsi="Aptos Display"/>
+          <w:color w:val="202020"/>
+          <w:sz w:val="18"/>
+        </w:rPr>
+      </w:pPr>
+      <w:r>
+        <w:rPr>
+          <w:rFonts w:ascii="Aptos Display" w:hAnsi="Aptos Display"/>
+          <w:color w:val="202020"/>
+          <w:sz w:val="18"/>
+        </w:rPr>
+        <w:t>Type: text</w:t>
+      </w:r>
+    </w:p>
+    <w:p>
+      <w:pPr>
+        <w:spacing w:after="0"/>
+        <w:ind w:left="720"/>
+        <w:rPr>
+          <w:rFonts w:ascii="Aptos Display" w:hAnsi="Aptos Display"/>
+          <w:color w:val="202020"/>
+          <w:sz w:val="18"/>
+        </w:rPr>
+      </w:pPr>
+      <w:r>
+        <w:rPr>
+          <w:rFonts w:ascii="Aptos Display" w:hAnsi="Aptos Display"/>
+          <w:color w:val="202020"/>
+          <w:sz w:val="18"/>
+        </w:rPr>
+        <w:t>Context: Main commercial story used to position ingredient.</w:t>
+      </w:r>
+    </w:p>
+    <w:p>
+      <w:pPr>
+        <w:spacing w:after="0"/>
+        <w:ind w:left="720"/>
+        <w:rPr>
+          <w:rFonts w:ascii="Aptos Display" w:hAnsi="Aptos Display"/>
+          <w:color w:val="202020"/>
+          <w:sz w:val="18"/>
+        </w:rPr>
+      </w:pPr>
+    </w:p>
+    <w:p>
+      <w:pPr>
+        <w:spacing w:after="0"/>
+        <w:ind w:left="720"/>
+        <w:rPr>
+          <w:rFonts w:ascii="Aptos Display" w:hAnsi="Aptos Display"/>
+          <w:color w:val="202020"/>
+          <w:sz w:val="18"/>
+        </w:rPr>
+      </w:pPr>
+      <w:r>
+        <w:rPr>
+          <w:rFonts w:ascii="Aptos Display" w:hAnsi="Aptos Display"/>
+          <w:color w:val="202020"/>
+          <w:sz w:val="18"/>
+        </w:rPr>
+        <w:t>24. Risk Factors (Safety, Regulatory, Reputation)</w:t>
+      </w:r>
+    </w:p>
+    <w:p>
+      <w:pPr>
+        <w:spacing w:after="0"/>
+        <w:ind w:left="720"/>
+        <w:rPr>
+          <w:rFonts w:ascii="Aptos Display" w:hAnsi="Aptos Display"/>
+          <w:color w:val="202020"/>
+          <w:sz w:val="18"/>
+        </w:rPr>
+      </w:pPr>
+      <w:r>
+        <w:rPr>
+          <w:rFonts w:ascii="Aptos Display" w:hAnsi="Aptos Display"/>
+          <w:color w:val="202020"/>
+          <w:sz w:val="18"/>
+        </w:rPr>
+        <w:t>Type: text</w:t>
+      </w:r>
+    </w:p>
+    <w:p>
+      <w:pPr>
+        <w:spacing w:after="0"/>
+        <w:ind w:left="720"/>
+        <w:rPr>
+          <w:rFonts w:ascii="Aptos Display" w:hAnsi="Aptos Display"/>
+          <w:color w:val="202020"/>
+          <w:sz w:val="18"/>
+        </w:rPr>
+      </w:pPr>
+      <w:r>
+        <w:rPr>
+          <w:rFonts w:ascii="Aptos Display" w:hAnsi="Aptos Display"/>
+          <w:color w:val="202020"/>
+          <w:sz w:val="18"/>
+        </w:rPr>
+        <w:t>Context: Major risks affecting adoption or brand fit.</w:t>
+      </w:r>
+    </w:p>
+    <w:p>
+      <w:pPr>
+        <w:spacing w:after="0"/>
+        <w:ind w:left="720"/>
+        <w:rPr>
+          <w:rFonts w:ascii="Aptos Display" w:hAnsi="Aptos Display"/>
+          <w:color w:val="202020"/>
+          <w:sz w:val="18"/>
+        </w:rPr>
+      </w:pPr>
+    </w:p>
+    <w:p>
+      <w:pPr>
+        <w:spacing w:after="0"/>
+        <w:ind w:left="720"/>
+        <w:rPr>
+          <w:rFonts w:ascii="Aptos Display" w:hAnsi="Aptos Display"/>
+          <w:color w:val="202020"/>
+          <w:sz w:val="18"/>
+        </w:rPr>
+      </w:pPr>
+      <w:r>
+        <w:rPr>
+          <w:rFonts w:ascii="Aptos Display" w:hAnsi="Aptos Display"/>
+          <w:color w:val="202020"/>
+          <w:sz w:val="18"/>
+        </w:rPr>
+        <w:t>25. Potential Centrum Platform Fit (Yes/No)</w:t>
+      </w:r>
+    </w:p>
+    <w:p>
+      <w:pPr>
+        <w:spacing w:after="0"/>
+        <w:ind w:left="720"/>
+        <w:rPr>
+          <w:rFonts w:ascii="Aptos Display" w:hAnsi="Aptos Display"/>
+          <w:color w:val="202020"/>
+          <w:sz w:val="18"/>
+        </w:rPr>
+      </w:pPr>
+      <w:r>
+        <w:rPr>
+          <w:rFonts w:ascii="Aptos Display" w:hAnsi="Aptos Display"/>
+          <w:color w:val="202020"/>
+          <w:sz w:val="18"/>
+        </w:rPr>
+        <w:lastRenderedPageBreak/>
+        <w:t xml:space="preserve">Type: </w:t>
+      </w:r>
+      <w:proofErr w:type="spellStart"/>
+      <w:r>
+        <w:rPr>
+          <w:rFonts w:ascii="Aptos Display" w:hAnsi="Aptos Display"/>
+          <w:color w:val="202020"/>
+          <w:sz w:val="18"/>
+        </w:rPr>
+        <w:t>yes_no</w:t>
+      </w:r>
+      <w:proofErr w:type="spellEnd"/>
+    </w:p>
+    <w:p>
+      <w:pPr>
+        <w:spacing w:after="0"/>
+        <w:ind w:left="720"/>
+        <w:rPr>
+          <w:rFonts w:ascii="Aptos Display" w:hAnsi="Aptos Display"/>
+          <w:color w:val="202020"/>
+          <w:sz w:val="18"/>
+        </w:rPr>
+      </w:pPr>
+      <w:r>
+        <w:rPr>
+          <w:rFonts w:ascii="Aptos Display" w:hAnsi="Aptos Display"/>
+          <w:color w:val="202020"/>
+          <w:sz w:val="18"/>
+        </w:rPr>
+        <w:t>Context: Whether ingredient fits Centrum portfolio strategy.</w:t>
+      </w:r>
+    </w:p>
+    <w:p>
+      <w:pPr>
+        <w:spacing w:after="0"/>
+        <w:ind w:left="720"/>
+        <w:rPr>
+          <w:rFonts w:ascii="Aptos Display" w:hAnsi="Aptos Display"/>
+          <w:color w:val="202020"/>
+          <w:sz w:val="18"/>
+        </w:rPr>
+      </w:pPr>
+    </w:p>
+    <w:p>
+      <w:pPr>
+        <w:spacing w:after="0"/>
+        <w:ind w:left="720"/>
+        <w:rPr>
+          <w:rFonts w:ascii="Aptos Display" w:hAnsi="Aptos Display"/>
+          <w:color w:val="202020"/>
+          <w:sz w:val="18"/>
+        </w:rPr>
+      </w:pPr>
+      <w:r>
+        <w:rPr>
+          <w:rFonts w:ascii="Aptos Display" w:hAnsi="Aptos Display"/>
+          <w:color w:val="202020"/>
+          <w:sz w:val="18"/>
+        </w:rPr>
+        <w:t>26. Recommended Product Concept</w:t>
+      </w:r>
+    </w:p>
+    <w:p>
+      <w:pPr>
+        <w:spacing w:after="0"/>
+        <w:ind w:left="720"/>
+        <w:rPr>
+          <w:rFonts w:ascii="Aptos Display" w:hAnsi="Aptos Display"/>
+          <w:color w:val="202020"/>
+          <w:sz w:val="18"/>
+        </w:rPr>
+      </w:pPr>
+      <w:r>
+        <w:rPr>
+          <w:rFonts w:ascii="Aptos Display" w:hAnsi="Aptos Display"/>
+          <w:color w:val="202020"/>
+          <w:sz w:val="18"/>
+        </w:rPr>
+        <w:t>Type: text</w:t>
+      </w:r>
+    </w:p>
+    <w:p>
+      <w:pPr>
+        <w:spacing w:after="0"/>
+        <w:ind w:left="720"/>
+        <w:rPr>
+          <w:rFonts w:ascii="Aptos Display" w:hAnsi="Aptos Display"/>
+          <w:color w:val="202020"/>
+          <w:sz w:val="18"/>
+        </w:rPr>
+      </w:pPr>
+      <w:r>
+        <w:rPr>
+          <w:rFonts w:ascii="Aptos Display" w:hAnsi="Aptos Display"/>
+          <w:color w:val="202020"/>
+          <w:sz w:val="18"/>
+        </w:rPr>
+        <w:t>Context: Best-fit product idea based on evidence and market.</w:t>
+      </w:r>
+    </w:p>
+    <w:p>
+      <w:pPr>
+        <w:ind w:left="720"/>
+        <w:rPr>
+          <w:rFonts w:ascii="Aptos Display" w:hAnsi="Aptos Display"/>
+          <w:color w:val="202020"/>
+          <w:sz w:val="18"/>
+        </w:rPr>
+      </w:pPr>
+    </w:p>
+    <w:p>
+      <w:pPr>
+        <w:spacing w:after="0"/>
+        <w:ind w:left="720"/>
+        <w:rPr>
+          <w:rFonts w:ascii="Aptos Display" w:hAnsi="Aptos Display"/>
+          <w:color w:val="202020"/>
+          <w:sz w:val="18"/>
+        </w:rPr>
+      </w:pPr>
+      <w:r>
+        <w:rPr>
+          <w:rFonts w:ascii="Aptos Display" w:hAnsi="Aptos Display"/>
+          <w:color w:val="202020"/>
+          <w:sz w:val="18"/>
+        </w:rPr>
+        <w:t>AUTO FIELD RULES</w:t>
+      </w:r>
+    </w:p>
+    <w:p>
+      <w:pPr>
+        <w:spacing w:after="0"/>
+        <w:ind w:left="720"/>
+        <w:rPr>
+          <w:rFonts w:ascii="Aptos Display" w:hAnsi="Aptos Display"/>
+          <w:color w:val="202020"/>
+          <w:sz w:val="18"/>
+        </w:rPr>
+      </w:pPr>
+      <w:r>
+        <w:rPr>
+          <w:rFonts w:ascii="Aptos Display" w:hAnsi="Aptos Display"/>
+          <w:color w:val="202020"/>
+          <w:sz w:val="18"/>
+        </w:rPr>
+        <w:t>- Do not calculate auto-style fields unless enough reliable data exists.</w:t>
+      </w:r>
+    </w:p>
+    <w:p>
+      <w:pPr>
+        <w:spacing w:after="0"/>
+        <w:ind w:left="720"/>
+        <w:rPr>
+          <w:rFonts w:ascii="Aptos Display" w:hAnsi="Aptos Display"/>
+          <w:color w:val="202020"/>
+          <w:sz w:val="18"/>
+        </w:rPr>
+      </w:pPr>
+      <w:r>
+        <w:rPr>
+          <w:rFonts w:ascii="Aptos Display" w:hAnsi="Aptos Display"/>
+          <w:color w:val="202020"/>
+          <w:sz w:val="18"/>
+        </w:rPr>
+        <w:t>- If reliable data is unavailable, return "Information not available".</w:t>
+      </w:r>
+    </w:p>
+    <w:p>
+      <w:pPr>
+        <w:spacing w:after="0"/>
+        <w:ind w:left="720"/>
+        <w:rPr>
+          <w:rFonts w:ascii="Aptos Display" w:hAnsi="Aptos Display"/>
+          <w:color w:val="202020"/>
+          <w:sz w:val="18"/>
+        </w:rPr>
+      </w:pPr>
+      <w:r>
+        <w:rPr>
+          <w:rFonts w:ascii="Aptos Display" w:hAnsi="Aptos Display"/>
+          <w:color w:val="202020"/>
+          <w:sz w:val="18"/>
+        </w:rPr>
+        <w:t>- Search Volume Index (China) may use credible web data.</w:t>
+      </w:r>
+    </w:p>
+    <w:p>
+      <w:pPr>
+        <w:spacing w:after="0"/>
+        <w:ind w:left="720"/>
+        <w:rPr>
+          <w:rFonts w:ascii="Aptos Display" w:hAnsi="Aptos Display"/>
+          <w:color w:val="202020"/>
+          <w:sz w:val="18"/>
+        </w:rPr>
+      </w:pPr>
+      <w:r>
+        <w:rPr>
+          <w:rFonts w:ascii="Aptos Display" w:hAnsi="Aptos Display"/>
+          <w:color w:val="202020"/>
+          <w:sz w:val="18"/>
+        </w:rPr>
+        <w:t>- Rank (auto) (Tier) requires comparison logic.</w:t>
+      </w:r>
+    </w:p>
+    <w:p>
+      <w:pPr>
+        <w:spacing w:after="0"/>
+        <w:ind w:left="720"/>
+        <w:rPr>
+          <w:rFonts w:ascii="Aptos Display" w:hAnsi="Aptos Display"/>
+          <w:color w:val="202020"/>
+          <w:sz w:val="18"/>
+        </w:rPr>
+      </w:pPr>
+      <w:r>
+        <w:rPr>
+          <w:rFonts w:ascii="Aptos Display" w:hAnsi="Aptos Display"/>
+          <w:color w:val="202020"/>
+          <w:sz w:val="18"/>
+        </w:rPr>
+        <w:t>- Weighted Opportunity Score (auto) requires explicit scoring logic.</w:t>
+      </w:r>
+    </w:p>
+    <w:p>
+      <w:pPr>
+        <w:spacing w:after="0"/>
+        <w:ind w:left="720"/>
+        <w:rPr>
+          <w:rFonts w:ascii="Aptos Display" w:hAnsi="Aptos Display"/>
+          <w:color w:val="202020"/>
+          <w:sz w:val="18"/>
+        </w:rPr>
+      </w:pPr>
+    </w:p>
+    <w:p>
+      <w:pPr>
+        <w:spacing w:after="0"/>
+        <w:ind w:left="720"/>
+        <w:rPr>
+          <w:rFonts w:ascii="Aptos Display" w:hAnsi="Aptos Display"/>
+          <w:color w:val="202020"/>
+          <w:sz w:val="18"/>
+        </w:rPr>
+      </w:pPr>
+      <w:r>
+        <w:rPr>
+          <w:rFonts w:ascii="Aptos Display" w:hAnsi="Aptos Display"/>
+          <w:color w:val="202020"/>
+          <w:sz w:val="18"/>
+        </w:rPr>
+        <w:t>Output structure by type</w:t>
+      </w:r>
+    </w:p>
+    <w:p>
+      <w:pPr>
+        <w:spacing w:after="0"/>
+        <w:ind w:left="720"/>
+        <w:rPr>
+          <w:rFonts w:ascii="Aptos Display" w:hAnsi="Aptos Display"/>
+          <w:color w:val="202020"/>
+          <w:sz w:val="18"/>
+        </w:rPr>
+      </w:pPr>
+    </w:p>
+    <w:p>
+      <w:pPr>
+        <w:spacing w:after="0"/>
+        <w:ind w:left="720"/>
+        <w:rPr>
+          <w:rFonts w:ascii="Aptos Display" w:hAnsi="Aptos Display"/>
+          <w:color w:val="202020"/>
+          <w:sz w:val="18"/>
+        </w:rPr>
+      </w:pPr>
+      <w:r>
+        <w:rPr>
+          <w:rFonts w:ascii="Aptos Display" w:hAnsi="Aptos Display"/>
+          <w:color w:val="202020"/>
+          <w:sz w:val="18"/>
+        </w:rPr>
+        <w:t>For type: text</w:t>
+      </w:r>
+    </w:p>
+    <w:p>
+      <w:pPr>
+        <w:spacing w:after="0"/>
+        <w:ind w:left="720"/>
+        <w:rPr>
+          <w:rFonts w:ascii="Aptos Display" w:hAnsi="Aptos Display"/>
+          <w:color w:val="202020"/>
+          <w:sz w:val="18"/>
+        </w:rPr>
+      </w:pPr>
+      <w:r>
+        <w:rPr>
+          <w:rFonts w:ascii="Aptos Display" w:hAnsi="Aptos Display"/>
+          <w:color w:val="202020"/>
+          <w:sz w:val="18"/>
+        </w:rPr>
+        <w:t>{</w:t>
+      </w:r>
+    </w:p>
+    <w:p>
+      <w:pPr>
+        <w:spacing w:after="0"/>
+        <w:ind w:left="720"/>
+        <w:rPr>
+          <w:rFonts w:ascii="Aptos Display" w:hAnsi="Aptos Display"/>
+          <w:color w:val="202020"/>
+          <w:sz w:val="18"/>
+        </w:rPr>
+      </w:pPr>
+      <w:r>
+        <w:rPr>
+          <w:rFonts w:ascii="Aptos Display" w:hAnsi="Aptos Display"/>
+          <w:color w:val="202020"/>
+          <w:sz w:val="18"/>
+        </w:rPr>
+        <w:t xml:space="preserve">  "answer": "- bullet\n- bullet\n- bullet",</w:t>
+      </w:r>
+    </w:p>
+    <w:p>
+      <w:pPr>
+        <w:spacing w:after="0"/>
+        <w:ind w:left="720"/>
+        <w:rPr>
+          <w:rFonts w:ascii="Aptos Display" w:hAnsi="Aptos Display"/>
+          <w:color w:val="202020"/>
+          <w:sz w:val="18"/>
+        </w:rPr>
+      </w:pPr>
+      <w:r>
+        <w:rPr>
+          <w:rFonts w:ascii="Aptos Display" w:hAnsi="Aptos Display"/>
+          <w:color w:val="202020"/>
+          <w:sz w:val="18"/>
+        </w:rPr>
+        <w:t xml:space="preserve">  "sources": [...]</w:t>
+      </w:r>
+    </w:p>
+    <w:p>
+      <w:pPr>
+        <w:spacing w:after="0"/>
+        <w:ind w:left="720"/>
+        <w:rPr>
+          <w:rFonts w:ascii="Aptos Display" w:hAnsi="Aptos Display"/>
+          <w:color w:val="202020"/>
+          <w:sz w:val="18"/>
+        </w:rPr>
+      </w:pPr>
+      <w:r>
+        <w:rPr>
+          <w:rFonts w:ascii="Aptos Display" w:hAnsi="Aptos Display"/>
+          <w:color w:val="202020"/>
+          <w:sz w:val="18"/>
+        </w:rPr>
+        <w:t>}</w:t>
+      </w:r>
+    </w:p>
+    <w:p>
+      <w:pPr>
+        <w:spacing w:after="0"/>
+        <w:ind w:left="720"/>
+        <w:rPr>
+          <w:rFonts w:ascii="Aptos Display" w:hAnsi="Aptos Display"/>
+          <w:color w:val="202020"/>
+          <w:sz w:val="18"/>
+        </w:rPr>
+      </w:pPr>
+    </w:p>
+    <w:p>
+      <w:pPr>
+        <w:spacing w:after="0"/>
+        <w:ind w:left="720"/>
+        <w:rPr>
+          <w:rFonts w:ascii="Aptos Display" w:hAnsi="Aptos Display"/>
+          <w:color w:val="202020"/>
+          <w:sz w:val="18"/>
+        </w:rPr>
+      </w:pPr>
+      <w:r>
+        <w:rPr>
+          <w:rFonts w:ascii="Aptos Display" w:hAnsi="Aptos Display"/>
+          <w:color w:val="202020"/>
+          <w:sz w:val="18"/>
+        </w:rPr>
+        <w:t>For type: measurement</w:t>
+      </w:r>
+    </w:p>
+    <w:p>
+      <w:pPr>
+        <w:spacing w:after="0"/>
+        <w:ind w:left="720"/>
+        <w:rPr>
+          <w:rFonts w:ascii="Aptos Display" w:hAnsi="Aptos Display"/>
+          <w:color w:val="202020"/>
+          <w:sz w:val="18"/>
+        </w:rPr>
+      </w:pPr>
+      <w:r>
+        <w:rPr>
+          <w:rFonts w:ascii="Aptos Display" w:hAnsi="Aptos Display"/>
+          <w:color w:val="202020"/>
+          <w:sz w:val="18"/>
+        </w:rPr>
+        <w:t>{</w:t>
+      </w:r>
+    </w:p>
+    <w:p>
+      <w:pPr>
+        <w:spacing w:after="0"/>
+        <w:ind w:left="720"/>
+        <w:rPr>
+          <w:rFonts w:ascii="Aptos Display" w:hAnsi="Aptos Display"/>
+          <w:color w:val="202020"/>
+          <w:sz w:val="18"/>
+        </w:rPr>
+      </w:pPr>
+      <w:r>
+        <w:rPr>
+          <w:rFonts w:ascii="Aptos Display" w:hAnsi="Aptos Display"/>
+          <w:color w:val="202020"/>
+          <w:sz w:val="18"/>
+        </w:rPr>
+        <w:t xml:space="preserve">  "value": number,</w:t>
+      </w:r>
+    </w:p>
+    <w:p>
+      <w:pPr>
+        <w:spacing w:after="0"/>
+        <w:ind w:left="720"/>
+        <w:rPr>
+          <w:rFonts w:ascii="Aptos Display" w:hAnsi="Aptos Display"/>
+          <w:color w:val="202020"/>
+          <w:sz w:val="18"/>
+        </w:rPr>
+      </w:pPr>
+      <w:r>
+        <w:rPr>
+          <w:rFonts w:ascii="Aptos Display" w:hAnsi="Aptos Display"/>
+          <w:color w:val="202020"/>
+          <w:sz w:val="18"/>
+        </w:rPr>
+        <w:t xml:space="preserve">  "unit": "unit",</w:t>
+      </w:r>
+    </w:p>
+    <w:p>
+      <w:pPr>
+        <w:spacing w:after="0"/>
+        <w:ind w:left="720"/>
+        <w:rPr>
+          <w:rFonts w:ascii="Aptos Display" w:hAnsi="Aptos Display"/>
+          <w:color w:val="202020"/>
+          <w:sz w:val="18"/>
+        </w:rPr>
+      </w:pPr>
+      <w:r>
+        <w:rPr>
+          <w:rFonts w:ascii="Aptos Display" w:hAnsi="Aptos Display"/>
+          <w:color w:val="202020"/>
+          <w:sz w:val="18"/>
+        </w:rPr>
+        <w:t xml:space="preserve">  "context": "- bullet\n- bullet",</w:t>
+      </w:r>
+    </w:p>
+    <w:p>
+      <w:pPr>
+        <w:spacing w:after="0"/>
+        <w:ind w:left="720"/>
+        <w:rPr>
+          <w:rFonts w:ascii="Aptos Display" w:hAnsi="Aptos Display"/>
+          <w:color w:val="202020"/>
+          <w:sz w:val="18"/>
+        </w:rPr>
+      </w:pPr>
+      <w:r>
+        <w:rPr>
+          <w:rFonts w:ascii="Aptos Display" w:hAnsi="Aptos Display"/>
+          <w:color w:val="202020"/>
+          <w:sz w:val="18"/>
+        </w:rPr>
+        <w:t xml:space="preserve">  "sources": [...]</w:t>
+      </w:r>
+    </w:p>
+    <w:p>
+      <w:pPr>
+        <w:spacing w:after="0"/>
+        <w:ind w:left="720"/>
+        <w:rPr>
+          <w:rFonts w:ascii="Aptos Display" w:hAnsi="Aptos Display"/>
+          <w:color w:val="202020"/>
+          <w:sz w:val="18"/>
+        </w:rPr>
+      </w:pPr>
+      <w:r>
+        <w:rPr>
+          <w:rFonts w:ascii="Aptos Display" w:hAnsi="Aptos Display"/>
+          <w:color w:val="202020"/>
+          <w:sz w:val="18"/>
+        </w:rPr>
+        <w:t>}</w:t>
+      </w:r>
+    </w:p>
+    <w:p>
+      <w:pPr>
+        <w:spacing w:after="0"/>
+        <w:ind w:left="720"/>
+        <w:rPr>
+          <w:rFonts w:ascii="Aptos Display" w:hAnsi="Aptos Display"/>
+          <w:color w:val="202020"/>
+          <w:sz w:val="18"/>
+        </w:rPr>
+      </w:pPr>
+    </w:p>
+    <w:p>
+      <w:pPr>
+        <w:spacing w:after="0"/>
+        <w:ind w:left="720"/>
+        <w:rPr>
+          <w:rFonts w:ascii="Aptos Display" w:hAnsi="Aptos Display"/>
+          <w:color w:val="202020"/>
+          <w:sz w:val="18"/>
+        </w:rPr>
+      </w:pPr>
+      <w:r>
+        <w:rPr>
+          <w:rFonts w:ascii="Aptos Display" w:hAnsi="Aptos Display"/>
+          <w:color w:val="202020"/>
+          <w:sz w:val="18"/>
+        </w:rPr>
+        <w:t>For type: evidence</w:t>
+      </w:r>
+    </w:p>
+    <w:p>
+      <w:pPr>
+        <w:spacing w:after="0"/>
+        <w:ind w:left="720"/>
+        <w:rPr>
+          <w:rFonts w:ascii="Aptos Display" w:hAnsi="Aptos Display"/>
+          <w:color w:val="202020"/>
+          <w:sz w:val="18"/>
+        </w:rPr>
+      </w:pPr>
+      <w:r>
+        <w:rPr>
+          <w:rFonts w:ascii="Aptos Display" w:hAnsi="Aptos Display"/>
+          <w:color w:val="202020"/>
+          <w:sz w:val="18"/>
+        </w:rPr>
+        <w:t>{</w:t>
+      </w:r>
+    </w:p>
+    <w:p>
+      <w:pPr>
+        <w:spacing w:after="0"/>
+        <w:ind w:left="720"/>
+        <w:rPr>
+          <w:rFonts w:ascii="Aptos Display" w:hAnsi="Aptos Display"/>
+          <w:color w:val="202020"/>
+          <w:sz w:val="18"/>
+        </w:rPr>
+      </w:pPr>
+      <w:r>
+        <w:rPr>
+          <w:rFonts w:ascii="Aptos Display" w:hAnsi="Aptos Display"/>
+          <w:color w:val="202020"/>
+          <w:sz w:val="18"/>
+        </w:rPr>
+        <w:t xml:space="preserve">  "summary": "- bullet\n- bullet",</w:t>
+      </w:r>
+    </w:p>
+    <w:p>
+      <w:pPr>
+        <w:spacing w:after="0"/>
+        <w:ind w:left="720"/>
+        <w:rPr>
+          <w:rFonts w:ascii="Aptos Display" w:hAnsi="Aptos Display"/>
+          <w:color w:val="202020"/>
+          <w:sz w:val="18"/>
+        </w:rPr>
+      </w:pPr>
+      <w:r>
+        <w:rPr>
+          <w:rFonts w:ascii="Aptos Display" w:hAnsi="Aptos Display"/>
+          <w:color w:val="202020"/>
+          <w:sz w:val="18"/>
+        </w:rPr>
+        <w:t xml:space="preserve">  "</w:t>
+      </w:r>
+      <w:proofErr w:type="spellStart"/>
+      <w:proofErr w:type="gramStart"/>
+      <w:r>
+        <w:rPr>
+          <w:rFonts w:ascii="Aptos Display" w:hAnsi="Aptos Display"/>
+          <w:color w:val="202020"/>
+          <w:sz w:val="18"/>
+        </w:rPr>
+        <w:t>study</w:t>
+      </w:r>
+      <w:proofErr w:type="gramEnd"/>
+      <w:r>
+        <w:rPr>
+          <w:rFonts w:ascii="Aptos Display" w:hAnsi="Aptos Display"/>
+          <w:color w:val="202020"/>
+          <w:sz w:val="18"/>
+        </w:rPr>
+        <w:t>_count</w:t>
+      </w:r>
+      <w:proofErr w:type="spellEnd"/>
+      <w:r>
+        <w:rPr>
+          <w:rFonts w:ascii="Aptos Display" w:hAnsi="Aptos Display"/>
+          <w:color w:val="202020"/>
+          <w:sz w:val="18"/>
+        </w:rPr>
+        <w:t>": number,</w:t>
+      </w:r>
+    </w:p>
+    <w:p>
+      <w:pPr>
+        <w:spacing w:after="0"/>
+        <w:ind w:left="720"/>
+        <w:rPr>
+          <w:rFonts w:ascii="Aptos Display" w:hAnsi="Aptos Display"/>
+          <w:color w:val="202020"/>
+          <w:sz w:val="18"/>
+        </w:rPr>
+      </w:pPr>
+      <w:r>
+        <w:rPr>
+          <w:rFonts w:ascii="Aptos Display" w:hAnsi="Aptos Display"/>
+          <w:color w:val="202020"/>
+          <w:sz w:val="18"/>
+        </w:rPr>
+        <w:t xml:space="preserve">  "sources": [...]</w:t>
+      </w:r>
+    </w:p>
+    <w:p>
+      <w:pPr>
+        <w:spacing w:after="0"/>
+        <w:ind w:left="720"/>
+        <w:rPr>
+          <w:rFonts w:ascii="Aptos Display" w:hAnsi="Aptos Display"/>
+          <w:color w:val="202020"/>
+          <w:sz w:val="18"/>
+        </w:rPr>
+      </w:pPr>
+      <w:r>
+        <w:rPr>
+          <w:rFonts w:ascii="Aptos Display" w:hAnsi="Aptos Display"/>
+          <w:color w:val="202020"/>
+          <w:sz w:val="18"/>
+        </w:rPr>
+        <w:t>}</w:t>
+      </w:r>
+    </w:p>
+    <w:p>
+      <w:pPr>
+        <w:spacing w:after="0"/>
+        <w:ind w:left="720"/>
+        <w:rPr>
+          <w:rFonts w:ascii="Aptos Display" w:hAnsi="Aptos Display"/>
+          <w:color w:val="202020"/>
+          <w:sz w:val="18"/>
+        </w:rPr>
+      </w:pPr>
+    </w:p>
+    <w:p>
+      <w:pPr>
+        <w:spacing w:after="0"/>
+        <w:ind w:left="720"/>
+        <w:rPr>
+          <w:rFonts w:ascii="Aptos Display" w:hAnsi="Aptos Display"/>
+          <w:color w:val="202020"/>
+          <w:sz w:val="18"/>
+        </w:rPr>
+      </w:pPr>
+      <w:r>
+        <w:rPr>
+          <w:rFonts w:ascii="Aptos Display" w:hAnsi="Aptos Display"/>
+          <w:color w:val="202020"/>
+          <w:sz w:val="18"/>
+        </w:rPr>
+        <w:t>For type: list</w:t>
+      </w:r>
+    </w:p>
+    <w:p>
+      <w:pPr>
+        <w:spacing w:after="0"/>
+        <w:ind w:left="720"/>
+        <w:rPr>
+          <w:rFonts w:ascii="Aptos Display" w:hAnsi="Aptos Display"/>
+          <w:color w:val="202020"/>
+          <w:sz w:val="18"/>
+        </w:rPr>
+      </w:pPr>
+      <w:r>
+        <w:rPr>
+          <w:rFonts w:ascii="Aptos Display" w:hAnsi="Aptos Display"/>
+          <w:color w:val="202020"/>
+          <w:sz w:val="18"/>
+        </w:rPr>
+        <w:t>{</w:t>
+      </w:r>
+    </w:p>
+    <w:p>
+      <w:pPr>
+        <w:spacing w:after="0"/>
+        <w:ind w:left="720"/>
+        <w:rPr>
+          <w:rFonts w:ascii="Aptos Display" w:hAnsi="Aptos Display"/>
+          <w:color w:val="202020"/>
+          <w:sz w:val="18"/>
+        </w:rPr>
+      </w:pPr>
+      <w:r>
+        <w:rPr>
+          <w:rFonts w:ascii="Aptos Display" w:hAnsi="Aptos Display"/>
+          <w:color w:val="202020"/>
+          <w:sz w:val="18"/>
+        </w:rPr>
+        <w:t xml:space="preserve">  "items": [</w:t>
+      </w:r>
+    </w:p>
+    <w:p>
+      <w:pPr>
+        <w:spacing w:after="0"/>
+        <w:ind w:left="720"/>
+        <w:rPr>
+          <w:rFonts w:ascii="Aptos Display" w:hAnsi="Aptos Display"/>
+          <w:color w:val="202020"/>
+          <w:sz w:val="18"/>
+        </w:rPr>
+      </w:pPr>
+      <w:r>
+        <w:rPr>
+          <w:rFonts w:ascii="Aptos Display" w:hAnsi="Aptos Display"/>
+          <w:color w:val="202020"/>
+          <w:sz w:val="18"/>
+        </w:rPr>
+        <w:t xml:space="preserve">    "- item",</w:t>
+      </w:r>
+    </w:p>
+    <w:p>
+      <w:pPr>
+        <w:spacing w:after="0"/>
+        <w:ind w:left="720"/>
+        <w:rPr>
+          <w:rFonts w:ascii="Aptos Display" w:hAnsi="Aptos Display"/>
+          <w:color w:val="202020"/>
+          <w:sz w:val="18"/>
+        </w:rPr>
+      </w:pPr>
+      <w:r>
+        <w:rPr>
+          <w:rFonts w:ascii="Aptos Display" w:hAnsi="Aptos Display"/>
+          <w:color w:val="202020"/>
+          <w:sz w:val="18"/>
+        </w:rPr>
+        <w:t xml:space="preserve">    "- item"</w:t>
+      </w:r>
+    </w:p>
+    <w:p>
+      <w:pPr>
+        <w:spacing w:after="0"/>
+        <w:ind w:left="720"/>
+        <w:rPr>
+          <w:rFonts w:ascii="Aptos Display" w:hAnsi="Aptos Display"/>
+          <w:color w:val="202020"/>
+          <w:sz w:val="18"/>
+        </w:rPr>
+      </w:pPr>
+      <w:r>
+        <w:rPr>
+          <w:rFonts w:ascii="Aptos Display" w:hAnsi="Aptos Display"/>
+          <w:color w:val="202020"/>
+          <w:sz w:val="18"/>
+        </w:rPr>
+        <w:t xml:space="preserve">  ],</w:t>
+      </w:r>
+    </w:p>
+    <w:p>
+      <w:pPr>
+        <w:spacing w:after="0"/>
+        <w:ind w:left="720"/>
+        <w:rPr>
+          <w:rFonts w:ascii="Aptos Display" w:hAnsi="Aptos Display"/>
+          <w:color w:val="202020"/>
+          <w:sz w:val="18"/>
+        </w:rPr>
+      </w:pPr>
+      <w:r>
+        <w:rPr>
+          <w:rFonts w:ascii="Aptos Display" w:hAnsi="Aptos Display"/>
+          <w:color w:val="202020"/>
+          <w:sz w:val="18"/>
+        </w:rPr>
+        <w:t xml:space="preserve">  "sources": [...]</w:t>
+      </w:r>
+    </w:p>
+    <w:p>
+      <w:pPr>
+        <w:spacing w:after="0"/>
+        <w:ind w:left="720"/>
+        <w:rPr>
+          <w:rFonts w:ascii="Aptos Display" w:hAnsi="Aptos Display"/>
+          <w:color w:val="202020"/>
+          <w:sz w:val="18"/>
+        </w:rPr>
+      </w:pPr>
+      <w:r>
+        <w:rPr>
+          <w:rFonts w:ascii="Aptos Display" w:hAnsi="Aptos Display"/>
+          <w:color w:val="202020"/>
+          <w:sz w:val="18"/>
+        </w:rPr>
+        <w:t>}</w:t>
+      </w:r>
+    </w:p>
+    <w:p>
+      <w:pPr>
+        <w:spacing w:after="0"/>
+        <w:ind w:left="720"/>
+        <w:rPr>
+          <w:rFonts w:ascii="Aptos Display" w:hAnsi="Aptos Display"/>
+          <w:color w:val="202020"/>
+          <w:sz w:val="18"/>
+        </w:rPr>
+      </w:pPr>
+    </w:p>
+    <w:p>
+      <w:pPr>
+        <w:spacing w:after="0"/>
+        <w:ind w:left="720"/>
+        <w:rPr>
+          <w:rFonts w:ascii="Aptos Display" w:hAnsi="Aptos Display"/>
+          <w:color w:val="202020"/>
+          <w:sz w:val="18"/>
+        </w:rPr>
+      </w:pPr>
+      <w:r>
+        <w:rPr>
+          <w:rFonts w:ascii="Aptos Display" w:hAnsi="Aptos Display"/>
+          <w:color w:val="202020"/>
+          <w:sz w:val="18"/>
+        </w:rPr>
+        <w:t>For type: category</w:t>
+      </w:r>
+    </w:p>
+    <w:p>
+      <w:pPr>
+        <w:spacing w:after="0"/>
+        <w:ind w:left="720"/>
+        <w:rPr>
+          <w:rFonts w:ascii="Aptos Display" w:hAnsi="Aptos Display"/>
+          <w:color w:val="202020"/>
+          <w:sz w:val="18"/>
+        </w:rPr>
+      </w:pPr>
+      <w:r>
+        <w:rPr>
+          <w:rFonts w:ascii="Aptos Display" w:hAnsi="Aptos Display"/>
+          <w:color w:val="202020"/>
+          <w:sz w:val="18"/>
+        </w:rPr>
+        <w:t>{</w:t>
+      </w:r>
+    </w:p>
+    <w:p>
+      <w:pPr>
+        <w:spacing w:after="0"/>
+        <w:ind w:left="720"/>
+        <w:rPr>
+          <w:rFonts w:ascii="Aptos Display" w:hAnsi="Aptos Display"/>
+          <w:color w:val="202020"/>
+          <w:sz w:val="18"/>
+        </w:rPr>
+      </w:pPr>
+      <w:r>
+        <w:rPr>
+          <w:rFonts w:ascii="Aptos Display" w:hAnsi="Aptos Display"/>
+          <w:color w:val="202020"/>
+          <w:sz w:val="18"/>
+        </w:rPr>
+        <w:t xml:space="preserve">  "category": "- value",</w:t>
+      </w:r>
+    </w:p>
+    <w:p>
+      <w:pPr>
+        <w:spacing w:after="0"/>
+        <w:ind w:left="720"/>
+        <w:rPr>
+          <w:rFonts w:ascii="Aptos Display" w:hAnsi="Aptos Display"/>
+          <w:color w:val="202020"/>
+          <w:sz w:val="18"/>
+        </w:rPr>
+      </w:pPr>
+      <w:r>
+        <w:rPr>
+          <w:rFonts w:ascii="Aptos Display" w:hAnsi="Aptos Display"/>
+          <w:color w:val="202020"/>
+          <w:sz w:val="18"/>
+        </w:rPr>
+        <w:t xml:space="preserve">  "sources": [...]</w:t>
+      </w:r>
+    </w:p>
+    <w:p>
+      <w:pPr>
+        <w:spacing w:after="0"/>
+        <w:ind w:left="720"/>
+        <w:rPr>
+          <w:rFonts w:ascii="Aptos Display" w:hAnsi="Aptos Display"/>
+          <w:color w:val="202020"/>
+          <w:sz w:val="18"/>
+        </w:rPr>
+      </w:pPr>
+      <w:r>
+        <w:rPr>
+          <w:rFonts w:ascii="Aptos Display" w:hAnsi="Aptos Display"/>
+          <w:color w:val="202020"/>
+          <w:sz w:val="18"/>
+        </w:rPr>
+        <w:lastRenderedPageBreak/>
+        <w:t>}</w:t>
+      </w:r>
+    </w:p>
+    <w:p>
+      <w:pPr>
+        <w:spacing w:after="0"/>
+        <w:ind w:left="720"/>
+        <w:rPr>
+          <w:rFonts w:ascii="Aptos Display" w:hAnsi="Aptos Display"/>
+          <w:color w:val="202020"/>
+          <w:sz w:val="18"/>
+        </w:rPr>
+      </w:pPr>
+    </w:p>
+    <w:p>
+      <w:pPr>
+        <w:spacing w:after="0"/>
+        <w:ind w:left="720"/>
+        <w:rPr>
+          <w:rFonts w:ascii="Aptos Display" w:hAnsi="Aptos Display"/>
+          <w:color w:val="202020"/>
+          <w:sz w:val="18"/>
+        </w:rPr>
+      </w:pPr>
+      <w:r>
+        <w:rPr>
+          <w:rFonts w:ascii="Aptos Display" w:hAnsi="Aptos Display"/>
+          <w:color w:val="202020"/>
+          <w:sz w:val="18"/>
+        </w:rPr>
+        <w:t xml:space="preserve">For type: </w:t>
+      </w:r>
+      <w:proofErr w:type="spellStart"/>
+      <w:r>
+        <w:rPr>
+          <w:rFonts w:ascii="Aptos Display" w:hAnsi="Aptos Display"/>
+          <w:color w:val="202020"/>
+          <w:sz w:val="18"/>
+        </w:rPr>
+        <w:t>yes_no</w:t>
+      </w:r>
+      <w:proofErr w:type="spellEnd"/>
+    </w:p>
+    <w:p>
+      <w:pPr>
+        <w:spacing w:after="0"/>
+        <w:ind w:left="720"/>
+        <w:rPr>
+          <w:rFonts w:ascii="Aptos Display" w:hAnsi="Aptos Display"/>
+          <w:color w:val="202020"/>
+          <w:sz w:val="18"/>
+        </w:rPr>
+      </w:pPr>
+      <w:r>
+        <w:rPr>
+          <w:rFonts w:ascii="Aptos Display" w:hAnsi="Aptos Display"/>
+          <w:color w:val="202020"/>
+          <w:sz w:val="18"/>
+        </w:rPr>
+        <w:t>{</w:t>
+      </w:r>
+    </w:p>
+    <w:p>
+      <w:pPr>
+        <w:spacing w:after="0"/>
+        <w:ind w:left="720"/>
+        <w:rPr>
+          <w:rFonts w:ascii="Aptos Display" w:hAnsi="Aptos Display"/>
+          <w:color w:val="202020"/>
+          <w:sz w:val="18"/>
+        </w:rPr>
+      </w:pPr>
+      <w:r>
+        <w:rPr>
+          <w:rFonts w:ascii="Aptos Display" w:hAnsi="Aptos Display"/>
+          <w:color w:val="202020"/>
+          <w:sz w:val="18"/>
+        </w:rPr>
+        <w:t xml:space="preserve">  "answer": "- Yes"</w:t>
+      </w:r>
+    </w:p>
+    <w:p>
+      <w:pPr>
+        <w:spacing w:after="0"/>
+        <w:ind w:left="720"/>
+        <w:rPr>
+          <w:rFonts w:ascii="Aptos Display" w:hAnsi="Aptos Display"/>
+          <w:color w:val="202020"/>
+          <w:sz w:val="18"/>
+        </w:rPr>
+      </w:pPr>
+      <w:r>
+        <w:rPr>
+          <w:rFonts w:ascii="Aptos Display" w:hAnsi="Aptos Display"/>
+          <w:color w:val="202020"/>
+          <w:sz w:val="18"/>
+        </w:rPr>
+        <w:t xml:space="preserve">  or</w:t>
+      </w:r>
+    </w:p>
+    <w:p>
+      <w:pPr>
+        <w:spacing w:after="0"/>
+        <w:ind w:left="720"/>
+        <w:rPr>
+          <w:rFonts w:ascii="Aptos Display" w:hAnsi="Aptos Display"/>
+          <w:color w:val="202020"/>
+          <w:sz w:val="18"/>
+        </w:rPr>
+      </w:pPr>
+      <w:r>
+        <w:rPr>
+          <w:rFonts w:ascii="Aptos Display" w:hAnsi="Aptos Display"/>
+          <w:color w:val="202020"/>
+          <w:sz w:val="18"/>
+        </w:rPr>
+        <w:t xml:space="preserve">  "answer": "- No",</w:t>
+      </w:r>
+    </w:p>
+    <w:p>
+      <w:pPr>
+        <w:spacing w:after="0"/>
+        <w:ind w:left="720"/>
+        <w:rPr>
+          <w:rFonts w:ascii="Aptos Display" w:hAnsi="Aptos Display"/>
+          <w:color w:val="202020"/>
+          <w:sz w:val="18"/>
+        </w:rPr>
+      </w:pPr>
+      <w:r>
+        <w:rPr>
+          <w:rFonts w:ascii="Aptos Display" w:hAnsi="Aptos Display"/>
+          <w:color w:val="202020"/>
+          <w:sz w:val="18"/>
+        </w:rPr>
+        <w:t xml:space="preserve">  "sources": [...]</w:t>
+      </w:r>
+    </w:p>
+    <w:p>
+      <w:pPr>
+        <w:spacing w:after="0"/>
+        <w:ind w:left="720"/>
+        <w:rPr>
+          <w:rFonts w:ascii="Aptos Display" w:hAnsi="Aptos Display"/>
+          <w:color w:val="202020"/>
+          <w:sz w:val="18"/>
+        </w:rPr>
+      </w:pPr>
+      <w:r>
+        <w:rPr>
+          <w:rFonts w:ascii="Aptos Display" w:hAnsi="Aptos Display"/>
+          <w:color w:val="202020"/>
+          <w:sz w:val="18"/>
+        </w:rPr>
+        <w:t>}</w:t>
+      </w:r>
+    </w:p>
+    <w:p>
+      <w:pPr>
+        <w:spacing w:after="0"/>
+        <w:ind w:left="720"/>
+        <w:rPr>
+          <w:rFonts w:ascii="Aptos Display" w:hAnsi="Aptos Display"/>
+          <w:color w:val="202020"/>
+          <w:sz w:val="18"/>
+        </w:rPr>
+      </w:pPr>
+    </w:p>
+    <w:p>
+      <w:pPr>
+        <w:spacing w:after="0"/>
+        <w:ind w:left="720"/>
+        <w:rPr>
+          <w:rFonts w:ascii="Aptos Display" w:hAnsi="Aptos Display"/>
+          <w:color w:val="202020"/>
+          <w:sz w:val="18"/>
+        </w:rPr>
+      </w:pPr>
+      <w:r>
+        <w:rPr>
+          <w:rFonts w:ascii="Aptos Display" w:hAnsi="Aptos Display"/>
+          <w:color w:val="202020"/>
+          <w:sz w:val="18"/>
+        </w:rPr>
+        <w:t>For type: auto with insufficient data</w:t>
+      </w:r>
+    </w:p>
+    <w:p>
+      <w:pPr>
+        <w:spacing w:after="0"/>
+        <w:ind w:left="720"/>
+        <w:rPr>
+          <w:rFonts w:ascii="Aptos Display" w:hAnsi="Aptos Display"/>
+          <w:color w:val="202020"/>
+          <w:sz w:val="18"/>
+        </w:rPr>
+      </w:pPr>
+      <w:r>
+        <w:rPr>
+          <w:rFonts w:ascii="Aptos Display" w:hAnsi="Aptos Display"/>
+          <w:color w:val="202020"/>
+          <w:sz w:val="18"/>
+        </w:rPr>
+        <w:t>{</w:t>
+      </w:r>
+    </w:p>
+    <w:p>
+      <w:pPr>
+        <w:spacing w:after="0"/>
+        <w:ind w:left="720"/>
+        <w:rPr>
+          <w:rFonts w:ascii="Aptos Display" w:hAnsi="Aptos Display"/>
+          <w:color w:val="202020"/>
+          <w:sz w:val="18"/>
+        </w:rPr>
+      </w:pPr>
+      <w:r>
+        <w:rPr>
+          <w:rFonts w:ascii="Aptos Display" w:hAnsi="Aptos Display"/>
+          <w:color w:val="202020"/>
+          <w:sz w:val="18"/>
+        </w:rPr>
+        <w:t xml:space="preserve">  "value": "Information not available",</w:t>
+      </w:r>
+    </w:p>
+    <w:p>
+      <w:pPr>
+        <w:spacing w:after="0"/>
+        <w:ind w:left="720"/>
+        <w:rPr>
+          <w:rFonts w:ascii="Aptos Display" w:hAnsi="Aptos Display"/>
+          <w:color w:val="202020"/>
+          <w:sz w:val="18"/>
+        </w:rPr>
+      </w:pPr>
+      <w:r>
+        <w:rPr>
+          <w:rFonts w:ascii="Aptos Display" w:hAnsi="Aptos Display"/>
+          <w:color w:val="202020"/>
+          <w:sz w:val="18"/>
+        </w:rPr>
+        <w:t xml:space="preserve">  "sources": [...]</w:t>
+      </w:r>
+    </w:p>
+    <w:p>
+      <w:pPr>
+        <w:spacing w:after="0"/>
+        <w:ind w:left="720"/>
+        <w:rPr>
+          <w:rFonts w:ascii="Aptos Display" w:hAnsi="Aptos Display"/>
+          <w:color w:val="202020"/>
+          <w:sz w:val="18"/>
+        </w:rPr>
+      </w:pPr>
+      <w:r>
+        <w:rPr>
+          <w:rFonts w:ascii="Aptos Display" w:hAnsi="Aptos Display"/>
+          <w:color w:val="202020"/>
+          <w:sz w:val="18"/>
+        </w:rPr>
+        <w:t>}</w:t>
+      </w:r>
+    </w:p>
+    <w:p>
+      <w:pPr>
+        <w:spacing w:after="0"/>
+        <w:ind w:left="720"/>
+        <w:rPr>
+          <w:rFonts w:ascii="Aptos Display" w:hAnsi="Aptos Display"/>
+          <w:color w:val="202020"/>
+          <w:sz w:val="18"/>
+        </w:rPr>
+      </w:pPr>
+    </w:p>
+    <w:p>
+      <w:pPr>
+        <w:spacing w:after="0"/>
+        <w:ind w:left="720"/>
+        <w:rPr>
+          <w:rFonts w:ascii="Aptos Display" w:hAnsi="Aptos Display"/>
+          <w:color w:val="202020"/>
+          <w:sz w:val="18"/>
+        </w:rPr>
+      </w:pPr>
+      <w:r>
+        <w:rPr>
+          <w:rFonts w:ascii="Aptos Display" w:hAnsi="Aptos Display"/>
+          <w:color w:val="202020"/>
+          <w:sz w:val="18"/>
+        </w:rPr>
+        <w:t>Workflow</w:t>
+      </w:r>
+    </w:p>
+    <w:p>
+      <w:pPr>
+        <w:spacing w:after="0"/>
+        <w:ind w:left="720"/>
+        <w:rPr>
+          <w:rFonts w:ascii="Aptos Display" w:hAnsi="Aptos Display"/>
+          <w:color w:val="202020"/>
+          <w:sz w:val="18"/>
+        </w:rPr>
+      </w:pPr>
+      <w:r>
+        <w:rPr>
+          <w:rFonts w:ascii="Aptos Display" w:hAnsi="Aptos Display"/>
+          <w:color w:val="202020"/>
+          <w:sz w:val="18"/>
+        </w:rPr>
+        <w:t>1. Read the uploaded text file fully.</w:t>
+      </w:r>
+    </w:p>
+    <w:p>
+      <w:pPr>
+        <w:spacing w:after="0"/>
+        <w:ind w:left="720"/>
+        <w:rPr>
+          <w:rFonts w:ascii="Aptos Display" w:hAnsi="Aptos Display"/>
+          <w:color w:val="202020"/>
+          <w:sz w:val="18"/>
+        </w:rPr>
+      </w:pPr>
+      <w:r>
+        <w:rPr>
+          <w:rFonts w:ascii="Aptos Display" w:hAnsi="Aptos Display"/>
+          <w:color w:val="202020"/>
+          <w:sz w:val="18"/>
+        </w:rPr>
+        <w:t>2. Extract all possible answers from it first.</w:t>
+      </w:r>
+    </w:p>
+    <w:p>
+      <w:pPr>
+        <w:spacing w:after="0"/>
+        <w:ind w:left="720"/>
+        <w:rPr>
+          <w:rFonts w:ascii="Aptos Display" w:hAnsi="Aptos Display"/>
+          <w:color w:val="202020"/>
+          <w:sz w:val="18"/>
+        </w:rPr>
+      </w:pPr>
+      <w:r>
+        <w:rPr>
+          <w:rFonts w:ascii="Aptos Display" w:hAnsi="Aptos Display"/>
+          <w:color w:val="202020"/>
+          <w:sz w:val="18"/>
+        </w:rPr>
+        <w:t>3. Fill every column using uploaded-file findings first.</w:t>
+      </w:r>
+    </w:p>
+    <w:p>
+      <w:pPr>
+        <w:spacing w:after="0"/>
+        <w:ind w:left="720"/>
+        <w:rPr>
+          <w:rFonts w:ascii="Aptos Display" w:hAnsi="Aptos Display"/>
+          <w:color w:val="202020"/>
+          <w:sz w:val="18"/>
+        </w:rPr>
+      </w:pPr>
+      <w:r>
+        <w:rPr>
+          <w:rFonts w:ascii="Aptos Display" w:hAnsi="Aptos Display"/>
+          <w:color w:val="202020"/>
+          <w:sz w:val="18"/>
+        </w:rPr>
+        <w:t>4. Check whether web research improves each specific field.</w:t>
+      </w:r>
+    </w:p>
+    <w:p>
+      <w:pPr>
+        <w:spacing w:after="0"/>
+        <w:ind w:left="720"/>
+        <w:rPr>
+          <w:rFonts w:ascii="Aptos Display" w:hAnsi="Aptos Display"/>
+          <w:color w:val="202020"/>
+          <w:sz w:val="18"/>
+        </w:rPr>
+      </w:pPr>
+      <w:r>
+        <w:rPr>
+          <w:rFonts w:ascii="Aptos Display" w:hAnsi="Aptos Display"/>
+          <w:color w:val="202020"/>
+          <w:sz w:val="18"/>
+        </w:rPr>
+        <w:t>5. Add only useful web findings related to as extra bullets.</w:t>
+      </w:r>
+    </w:p>
+    <w:p>
+      <w:pPr>
+        <w:spacing w:after="0"/>
+        <w:ind w:left="720"/>
+        <w:rPr>
+          <w:rFonts w:ascii="Aptos Display" w:hAnsi="Aptos Display"/>
+          <w:color w:val="202020"/>
+          <w:sz w:val="18"/>
+        </w:rPr>
+      </w:pPr>
+      <w:r>
+        <w:rPr>
+          <w:rFonts w:ascii="Aptos Display" w:hAnsi="Aptos Display"/>
+          <w:color w:val="202020"/>
+          <w:sz w:val="18"/>
+        </w:rPr>
+        <w:t>6. Keep every bullet within 10 words.</w:t>
+      </w:r>
+    </w:p>
+    <w:p>
+      <w:pPr>
+        <w:spacing w:after="0"/>
+        <w:ind w:left="720"/>
+        <w:rPr>
+          <w:rFonts w:ascii="Aptos Display" w:hAnsi="Aptos Display"/>
+          <w:color w:val="202020"/>
+          <w:sz w:val="18"/>
+        </w:rPr>
+      </w:pPr>
+      <w:r>
+        <w:rPr>
+          <w:rFonts w:ascii="Aptos Display" w:hAnsi="Aptos Display"/>
+          <w:color w:val="202020"/>
+          <w:sz w:val="18"/>
+        </w:rPr>
+        <w:t>7. Cite all used sources.</w:t>
+      </w:r>
+    </w:p>
+    <w:p>
+      <w:pPr>
+        <w:spacing w:after="0"/>
+        <w:ind w:left="720"/>
+        <w:rPr>
+          <w:rFonts w:ascii="Aptos Display" w:hAnsi="Aptos Display"/>
+          <w:color w:val="202020"/>
+          <w:sz w:val="18"/>
+        </w:rPr>
+      </w:pPr>
+      <w:r>
+        <w:rPr>
+          <w:rFonts w:ascii="Aptos Display" w:hAnsi="Aptos Display"/>
+          <w:color w:val="202020"/>
+          <w:sz w:val="18"/>
+        </w:rPr>
+        <w:t>8. Strictly make sure that all answers are in English language</w:t>
+      </w:r>
+    </w:p>
+    <w:p>
+      <w:pPr>
+        <w:spacing w:after="0"/>
+        <w:ind w:left="720"/>
+        <w:rPr>
+          <w:rFonts w:ascii="Aptos Display" w:hAnsi="Aptos Display"/>
+          <w:color w:val="202020"/>
+          <w:sz w:val="18"/>
+        </w:rPr>
+      </w:pPr>
+      <w:r>
+        <w:rPr>
+          <w:rFonts w:ascii="Aptos Display" w:hAnsi="Aptos Display"/>
+          <w:color w:val="202020"/>
+          <w:sz w:val="18"/>
+        </w:rPr>
+        <w:t>9. Create a valid JSON file.</w:t>
+      </w:r>
+    </w:p>
+    <w:p>
+      <w:pPr>
+        <w:spacing w:after="0"/>
+        <w:ind w:left="720"/>
+        <w:rPr>
+          <w:rFonts w:ascii="Aptos Display" w:hAnsi="Aptos Display"/>
+          <w:color w:val="202020"/>
+          <w:sz w:val="18"/>
+        </w:rPr>
+      </w:pPr>
+      <w:r>
+        <w:rPr>
+          <w:rFonts w:ascii="Aptos Display" w:hAnsi="Aptos Display"/>
+          <w:color w:val="202020"/>
+          <w:sz w:val="18"/>
+        </w:rPr>
+        <w:t>10. Save it as &lt;</w:t>
+      </w:r>
+      <w:proofErr w:type="spellStart"/>
+      <w:r>
+        <w:rPr>
+          <w:rFonts w:ascii="Aptos Display" w:hAnsi="Aptos Display"/>
+          <w:color w:val="202020"/>
+          <w:sz w:val="18"/>
+        </w:rPr>
+        <w:t>ingredient_name</w:t>
+      </w:r>
+      <w:proofErr w:type="spellEnd"/>
+      <w:proofErr w:type="gramStart"/>
+      <w:r>
+        <w:rPr>
+          <w:rFonts w:ascii="Aptos Display" w:hAnsi="Aptos Display"/>
+          <w:color w:val="202020"/>
+          <w:sz w:val="18"/>
+        </w:rPr>
+        <w:t>&gt;.</w:t>
+      </w:r>
+      <w:proofErr w:type="spellStart"/>
+      <w:r>
+        <w:rPr>
+          <w:rFonts w:ascii="Aptos Display" w:hAnsi="Aptos Display"/>
+          <w:color w:val="202020"/>
+          <w:sz w:val="18"/>
+        </w:rPr>
+        <w:t>json</w:t>
+      </w:r>
+      <w:proofErr w:type="spellEnd"/>
+      <w:proofErr w:type="gramEnd"/>
+      <w:r>
+        <w:rPr>
+          <w:rFonts w:ascii="Aptos Display" w:hAnsi="Aptos Display"/>
+          <w:color w:val="202020"/>
+          <w:sz w:val="18"/>
+        </w:rPr>
+        <w:t>.</w:t>
+      </w:r>
+    </w:p>
+    <w:p>
+      <w:pPr>
+        <w:spacing w:after="0"/>
+        <w:ind w:left="720"/>
+        <w:rPr>
+          <w:rFonts w:ascii="Aptos Display" w:hAnsi="Aptos Display"/>
+          <w:color w:val="202020"/>
+          <w:sz w:val="18"/>
+        </w:rPr>
+      </w:pPr>
+      <w:r>
+        <w:rPr>
+          <w:rFonts w:ascii="Aptos Display" w:hAnsi="Aptos Display"/>
+          <w:color w:val="202020"/>
+          <w:sz w:val="18"/>
+        </w:rPr>
+        <w:t>11. Return the result as a downloadable JSON file.</w:t>
+      </w:r>
+    </w:p>
+    <w:p>
+      <w:pPr>
+        <w:spacing w:after="0"/>
+        <w:ind w:left="720"/>
+        <w:rPr>
+          <w:rFonts w:ascii="Aptos Display" w:hAnsi="Aptos Display"/>
+          <w:color w:val="202020"/>
+          <w:sz w:val="18"/>
+        </w:rPr>
+      </w:pPr>
+    </w:p>
+    <w:p>
+      <w:pPr>
+        <w:spacing w:after="0"/>
+        <w:ind w:left="720"/>
+        <w:rPr>
+          <w:rFonts w:ascii="Aptos Display" w:hAnsi="Aptos Display"/>
+          <w:color w:val="202020"/>
+          <w:sz w:val="18"/>
+        </w:rPr>
+      </w:pPr>
+      <w:r>
+        <w:rPr>
+          <w:rFonts w:ascii="Aptos Display" w:hAnsi="Aptos Display"/>
+          <w:color w:val="202020"/>
+          <w:sz w:val="18"/>
+        </w:rPr>
+        <w:t>Output format</w:t>
+      </w:r>
+    </w:p>
+    <w:p>
+      <w:pPr>
+        <w:spacing w:after="0"/>
+        <w:ind w:left="720"/>
+        <w:rPr>
+          <w:rFonts w:ascii="Aptos Display" w:hAnsi="Aptos Display"/>
+          <w:color w:val="202020"/>
+          <w:sz w:val="18"/>
+        </w:rPr>
+      </w:pPr>
+      <w:r>
+        <w:rPr>
+          <w:rFonts w:ascii="Aptos Display" w:hAnsi="Aptos Display"/>
+          <w:color w:val="202020"/>
+          <w:sz w:val="18"/>
+        </w:rPr>
+        <w:t>Return JSON only in this structure:</w:t>
+      </w:r>
+    </w:p>
+    <w:p>
+      <w:pPr>
+        <w:spacing w:after="0"/>
+        <w:ind w:left="720"/>
+        <w:rPr>
+          <w:rFonts w:ascii="Aptos Display" w:hAnsi="Aptos Display"/>
+          <w:color w:val="202020"/>
+          <w:sz w:val="18"/>
+        </w:rPr>
+      </w:pPr>
+      <w:r>
+        <w:rPr>
+          <w:rFonts w:ascii="Aptos Display" w:hAnsi="Aptos Display"/>
+          <w:color w:val="202020"/>
+          <w:sz w:val="18"/>
+        </w:rPr>
+        <w:t>{</w:t>
+      </w:r>
+    </w:p>
+    <w:p>
+      <w:pPr>
+        <w:spacing w:after="0"/>
+        <w:ind w:left="720"/>
+        <w:rPr>
+          <w:rFonts w:ascii="Aptos Display" w:hAnsi="Aptos Display"/>
+          <w:color w:val="202020"/>
+          <w:sz w:val="18"/>
+        </w:rPr>
+      </w:pPr>
+      <w:r>
+        <w:rPr>
+          <w:rFonts w:ascii="Aptos Display" w:hAnsi="Aptos Display"/>
+          <w:color w:val="202020"/>
+          <w:sz w:val="18"/>
+        </w:rPr>
+        <w:t xml:space="preserve">  "ingredient": "&lt;</w:t>
+      </w:r>
+      <w:proofErr w:type="spellStart"/>
+      <w:r>
+        <w:rPr>
+          <w:rFonts w:ascii="Aptos Display" w:hAnsi="Aptos Display"/>
+          <w:color w:val="202020"/>
+          <w:sz w:val="18"/>
+        </w:rPr>
+        <w:t>ingredient_name</w:t>
+      </w:r>
+      <w:proofErr w:type="spellEnd"/>
+      <w:r>
+        <w:rPr>
+          <w:rFonts w:ascii="Aptos Display" w:hAnsi="Aptos Display"/>
+          <w:color w:val="202020"/>
+          <w:sz w:val="18"/>
+        </w:rPr>
+        <w:t>&gt;",</w:t>
+      </w:r>
+    </w:p>
+    <w:p>
+      <w:pPr>
+        <w:spacing w:after="0"/>
+        <w:ind w:left="720"/>
+        <w:rPr>
+          <w:rFonts w:ascii="Aptos Display" w:hAnsi="Aptos Display"/>
+          <w:color w:val="202020"/>
+          <w:sz w:val="18"/>
+        </w:rPr>
+      </w:pPr>
+      <w:r>
+        <w:rPr>
+          <w:rFonts w:ascii="Aptos Display" w:hAnsi="Aptos Display"/>
+          <w:color w:val="202020"/>
+          <w:sz w:val="18"/>
+        </w:rPr>
+        <w:t xml:space="preserve">  "fields</w:t>
+      </w:r>
+      <w:proofErr w:type="gramStart"/>
+      <w:r>
+        <w:rPr>
+          <w:rFonts w:ascii="Aptos Display" w:hAnsi="Aptos Display"/>
+          <w:color w:val="202020"/>
+          <w:sz w:val="18"/>
+        </w:rPr>
+        <w:t>": {</w:t>
+      </w:r>
+      <w:proofErr w:type="gramEnd"/>
+    </w:p>
+    <w:p>
+      <w:pPr>
+        <w:spacing w:after="0"/>
+        <w:ind w:left="720"/>
+        <w:rPr>
+          <w:rFonts w:ascii="Aptos Display" w:hAnsi="Aptos Display"/>
+          <w:color w:val="202020"/>
+          <w:sz w:val="18"/>
+        </w:rPr>
+      </w:pPr>
+      <w:r>
+        <w:rPr>
+          <w:rFonts w:ascii="Aptos Display" w:hAnsi="Aptos Display"/>
+          <w:color w:val="202020"/>
+          <w:sz w:val="18"/>
+        </w:rPr>
+        <w:t xml:space="preserve">    "Ingredient": </w:t>
+      </w:r>
+      <w:proofErr w:type="gramStart"/>
+      <w:r>
+        <w:rPr>
+          <w:rFonts w:ascii="Aptos Display" w:hAnsi="Aptos Display"/>
+          <w:color w:val="202020"/>
+          <w:sz w:val="18"/>
+        </w:rPr>
+        <w:t>{ ...</w:t>
+      </w:r>
+      <w:proofErr w:type="gramEnd"/>
+      <w:r>
+        <w:rPr>
+          <w:rFonts w:ascii="Aptos Display" w:hAnsi="Aptos Display"/>
+          <w:color w:val="202020"/>
+          <w:sz w:val="18"/>
+        </w:rPr>
+        <w:t xml:space="preserve"> },</w:t>
+      </w:r>
+    </w:p>
+    <w:p>
+      <w:pPr>
+        <w:spacing w:after="0"/>
+        <w:ind w:left="720"/>
+        <w:rPr>
+          <w:rFonts w:ascii="Aptos Display" w:hAnsi="Aptos Display"/>
+          <w:color w:val="202020"/>
+          <w:sz w:val="18"/>
+        </w:rPr>
+      </w:pPr>
+      <w:r>
+        <w:rPr>
+          <w:rFonts w:ascii="Aptos Display" w:hAnsi="Aptos Display"/>
+          <w:color w:val="202020"/>
+          <w:sz w:val="18"/>
+        </w:rPr>
+        <w:t xml:space="preserve">    "Ingredient Category (Botanical, Vitamin, Mineral, Probiotic, Peptide, Fiber, etc.)": </w:t>
+      </w:r>
+      <w:proofErr w:type="gramStart"/>
+      <w:r>
+        <w:rPr>
+          <w:rFonts w:ascii="Aptos Display" w:hAnsi="Aptos Display"/>
+          <w:color w:val="202020"/>
+          <w:sz w:val="18"/>
+        </w:rPr>
+        <w:t>{ ...</w:t>
+      </w:r>
+      <w:proofErr w:type="gramEnd"/>
+      <w:r>
+        <w:rPr>
+          <w:rFonts w:ascii="Aptos Display" w:hAnsi="Aptos Display"/>
+          <w:color w:val="202020"/>
+          <w:sz w:val="18"/>
+        </w:rPr>
+        <w:t xml:space="preserve"> },</w:t>
+      </w:r>
+    </w:p>
+    <w:p>
+      <w:pPr>
+        <w:spacing w:after="0"/>
+        <w:ind w:left="720"/>
+        <w:rPr>
+          <w:rFonts w:ascii="Aptos Display" w:hAnsi="Aptos Display"/>
+          <w:color w:val="202020"/>
+          <w:sz w:val="18"/>
+        </w:rPr>
+      </w:pPr>
+      <w:r>
+        <w:rPr>
+          <w:rFonts w:ascii="Aptos Display" w:hAnsi="Aptos Display"/>
+          <w:color w:val="202020"/>
+          <w:sz w:val="18"/>
+        </w:rPr>
+        <w:t xml:space="preserve">    "Primary Mode of Action": </w:t>
+      </w:r>
+      <w:proofErr w:type="gramStart"/>
+      <w:r>
+        <w:rPr>
+          <w:rFonts w:ascii="Aptos Display" w:hAnsi="Aptos Display"/>
+          <w:color w:val="202020"/>
+          <w:sz w:val="18"/>
+        </w:rPr>
+        <w:t>{ ...</w:t>
+      </w:r>
+      <w:proofErr w:type="gramEnd"/>
+      <w:r>
+        <w:rPr>
+          <w:rFonts w:ascii="Aptos Display" w:hAnsi="Aptos Display"/>
+          <w:color w:val="202020"/>
+          <w:sz w:val="18"/>
+        </w:rPr>
+        <w:t xml:space="preserve"> },</w:t>
+      </w:r>
+    </w:p>
+    <w:p>
+      <w:pPr>
+        <w:spacing w:after="0"/>
+        <w:ind w:left="720"/>
+        <w:rPr>
+          <w:rFonts w:ascii="Aptos Display" w:hAnsi="Aptos Display"/>
+          <w:color w:val="202020"/>
+          <w:sz w:val="18"/>
+        </w:rPr>
+      </w:pPr>
+      <w:r>
+        <w:rPr>
+          <w:rFonts w:ascii="Aptos Display" w:hAnsi="Aptos Display"/>
+          <w:color w:val="202020"/>
+          <w:sz w:val="18"/>
+        </w:rPr>
+        <w:t xml:space="preserve">    "Secondary Mechanism of Action": </w:t>
+      </w:r>
+      <w:proofErr w:type="gramStart"/>
+      <w:r>
+        <w:rPr>
+          <w:rFonts w:ascii="Aptos Display" w:hAnsi="Aptos Display"/>
+          <w:color w:val="202020"/>
+          <w:sz w:val="18"/>
+        </w:rPr>
+        <w:t>{ ...</w:t>
+      </w:r>
+      <w:proofErr w:type="gramEnd"/>
+      <w:r>
+        <w:rPr>
+          <w:rFonts w:ascii="Aptos Display" w:hAnsi="Aptos Display"/>
+          <w:color w:val="202020"/>
+          <w:sz w:val="18"/>
+        </w:rPr>
+        <w:t xml:space="preserve"> },</w:t>
+      </w:r>
+    </w:p>
+    <w:p>
+      <w:pPr>
+        <w:spacing w:after="0"/>
+        <w:ind w:left="720"/>
+        <w:rPr>
+          <w:rFonts w:ascii="Aptos Display" w:hAnsi="Aptos Display"/>
+          <w:color w:val="202020"/>
+          <w:sz w:val="18"/>
+        </w:rPr>
+      </w:pPr>
+      <w:r>
+        <w:rPr>
+          <w:rFonts w:ascii="Aptos Display" w:hAnsi="Aptos Display"/>
+          <w:color w:val="202020"/>
+          <w:sz w:val="18"/>
+        </w:rPr>
+        <w:t xml:space="preserve">    "Evidence of GLP-1 Interaction (Yes/No/Indirect)": </w:t>
+      </w:r>
+      <w:proofErr w:type="gramStart"/>
+      <w:r>
+        <w:rPr>
+          <w:rFonts w:ascii="Aptos Display" w:hAnsi="Aptos Display"/>
+          <w:color w:val="202020"/>
+          <w:sz w:val="18"/>
+        </w:rPr>
+        <w:t>{ ...</w:t>
+      </w:r>
+      <w:proofErr w:type="gramEnd"/>
+      <w:r>
+        <w:rPr>
+          <w:rFonts w:ascii="Aptos Display" w:hAnsi="Aptos Display"/>
+          <w:color w:val="202020"/>
+          <w:sz w:val="18"/>
+        </w:rPr>
+        <w:t xml:space="preserve"> },</w:t>
+      </w:r>
+    </w:p>
+    <w:p>
+      <w:pPr>
+        <w:spacing w:after="0"/>
+        <w:ind w:left="720"/>
+        <w:rPr>
+          <w:rFonts w:ascii="Aptos Display" w:hAnsi="Aptos Display"/>
+          <w:color w:val="202020"/>
+          <w:sz w:val="18"/>
+        </w:rPr>
+      </w:pPr>
+      <w:r>
+        <w:rPr>
+          <w:rFonts w:ascii="Aptos Display" w:hAnsi="Aptos Display"/>
+          <w:color w:val="202020"/>
+          <w:sz w:val="18"/>
+        </w:rPr>
+        <w:t xml:space="preserve">    "Clinical Evidence Level (Human RCT, Human Observational, Animal, In-vitro)": </w:t>
+      </w:r>
+      <w:proofErr w:type="gramStart"/>
+      <w:r>
+        <w:rPr>
+          <w:rFonts w:ascii="Aptos Display" w:hAnsi="Aptos Display"/>
+          <w:color w:val="202020"/>
+          <w:sz w:val="18"/>
+        </w:rPr>
+        <w:t>{ ...</w:t>
+      </w:r>
+      <w:proofErr w:type="gramEnd"/>
+      <w:r>
+        <w:rPr>
+          <w:rFonts w:ascii="Aptos Display" w:hAnsi="Aptos Display"/>
+          <w:color w:val="202020"/>
+          <w:sz w:val="18"/>
+        </w:rPr>
+        <w:t xml:space="preserve"> },</w:t>
+      </w:r>
+    </w:p>
+    <w:p>
+      <w:pPr>
+        <w:spacing w:after="0"/>
+        <w:ind w:left="720"/>
+        <w:rPr>
+          <w:rFonts w:ascii="Aptos Display" w:hAnsi="Aptos Display"/>
+          <w:color w:val="202020"/>
+          <w:sz w:val="18"/>
+        </w:rPr>
+      </w:pPr>
+      <w:r>
+        <w:rPr>
+          <w:rFonts w:ascii="Aptos Display" w:hAnsi="Aptos Display"/>
+          <w:color w:val="202020"/>
+          <w:sz w:val="18"/>
+        </w:rPr>
+        <w:t xml:space="preserve">    "Number of Clinical Studies": </w:t>
+      </w:r>
+      <w:proofErr w:type="gramStart"/>
+      <w:r>
+        <w:rPr>
+          <w:rFonts w:ascii="Aptos Display" w:hAnsi="Aptos Display"/>
+          <w:color w:val="202020"/>
+          <w:sz w:val="18"/>
+        </w:rPr>
+        <w:t>{ ...</w:t>
+      </w:r>
+      <w:proofErr w:type="gramEnd"/>
+      <w:r>
+        <w:rPr>
+          <w:rFonts w:ascii="Aptos Display" w:hAnsi="Aptos Display"/>
+          <w:color w:val="202020"/>
+          <w:sz w:val="18"/>
+        </w:rPr>
+        <w:t xml:space="preserve"> },</w:t>
+      </w:r>
+    </w:p>
+    <w:p>
+      <w:pPr>
+        <w:spacing w:after="0"/>
+        <w:ind w:left="720"/>
+        <w:rPr>
+          <w:rFonts w:ascii="Aptos Display" w:hAnsi="Aptos Display"/>
+          <w:color w:val="202020"/>
+          <w:sz w:val="18"/>
+        </w:rPr>
+      </w:pPr>
+      <w:r>
+        <w:rPr>
+          <w:rFonts w:ascii="Aptos Display" w:hAnsi="Aptos Display"/>
+          <w:color w:val="202020"/>
+          <w:sz w:val="18"/>
+        </w:rPr>
+        <w:t xml:space="preserve">    "Key Clinical Outcomes (Weight Loss %, Appetite Reduction, HbA1c, etc.)": </w:t>
+      </w:r>
+      <w:proofErr w:type="gramStart"/>
+      <w:r>
+        <w:rPr>
+          <w:rFonts w:ascii="Aptos Display" w:hAnsi="Aptos Display"/>
+          <w:color w:val="202020"/>
+          <w:sz w:val="18"/>
+        </w:rPr>
+        <w:t>{ ...</w:t>
+      </w:r>
+      <w:proofErr w:type="gramEnd"/>
+      <w:r>
+        <w:rPr>
+          <w:rFonts w:ascii="Aptos Display" w:hAnsi="Aptos Display"/>
+          <w:color w:val="202020"/>
+          <w:sz w:val="18"/>
+        </w:rPr>
+        <w:t xml:space="preserve"> },</w:t>
+      </w:r>
+    </w:p>
+    <w:p>
+      <w:pPr>
+        <w:spacing w:after="0"/>
+        <w:ind w:left="720"/>
+        <w:rPr>
+          <w:rFonts w:ascii="Aptos Display" w:hAnsi="Aptos Display"/>
+          <w:color w:val="202020"/>
+          <w:sz w:val="18"/>
+        </w:rPr>
+      </w:pPr>
+      <w:r>
+        <w:rPr>
+          <w:rFonts w:ascii="Aptos Display" w:hAnsi="Aptos Display"/>
+          <w:color w:val="202020"/>
+          <w:sz w:val="18"/>
+        </w:rPr>
+        <w:t xml:space="preserve">    "Formulation Format (Capsule, Powder, Drink, Gummy, Sachet)": </w:t>
+      </w:r>
+      <w:proofErr w:type="gramStart"/>
+      <w:r>
+        <w:rPr>
+          <w:rFonts w:ascii="Aptos Display" w:hAnsi="Aptos Display"/>
+          <w:color w:val="202020"/>
+          <w:sz w:val="18"/>
+        </w:rPr>
+        <w:t>{ ...</w:t>
+      </w:r>
+      <w:proofErr w:type="gramEnd"/>
+      <w:r>
+        <w:rPr>
+          <w:rFonts w:ascii="Aptos Display" w:hAnsi="Aptos Display"/>
+          <w:color w:val="202020"/>
+          <w:sz w:val="18"/>
+        </w:rPr>
+        <w:t xml:space="preserve"> },</w:t>
+      </w:r>
+    </w:p>
+    <w:p>
+      <w:pPr>
+        <w:spacing w:after="0"/>
+        <w:ind w:left="720"/>
+        <w:rPr>
+          <w:rFonts w:ascii="Aptos Display" w:hAnsi="Aptos Display"/>
+          <w:color w:val="202020"/>
+          <w:sz w:val="18"/>
+        </w:rPr>
+      </w:pPr>
+      <w:r>
+        <w:rPr>
+          <w:rFonts w:ascii="Aptos Display" w:hAnsi="Aptos Display"/>
+          <w:color w:val="202020"/>
+          <w:sz w:val="18"/>
+        </w:rPr>
+        <w:t xml:space="preserve">    "Average Effective Dose": </w:t>
+      </w:r>
+      <w:proofErr w:type="gramStart"/>
+      <w:r>
+        <w:rPr>
+          <w:rFonts w:ascii="Aptos Display" w:hAnsi="Aptos Display"/>
+          <w:color w:val="202020"/>
+          <w:sz w:val="18"/>
+        </w:rPr>
+        <w:t>{ ...</w:t>
+      </w:r>
+      <w:proofErr w:type="gramEnd"/>
+      <w:r>
+        <w:rPr>
+          <w:rFonts w:ascii="Aptos Display" w:hAnsi="Aptos Display"/>
+          <w:color w:val="202020"/>
+          <w:sz w:val="18"/>
+        </w:rPr>
+        <w:t xml:space="preserve"> },</w:t>
+      </w:r>
+    </w:p>
+    <w:p>
+      <w:pPr>
+        <w:spacing w:after="0"/>
+        <w:ind w:left="720"/>
+        <w:rPr>
+          <w:rFonts w:ascii="Aptos Display" w:hAnsi="Aptos Display"/>
+          <w:color w:val="202020"/>
+          <w:sz w:val="18"/>
+        </w:rPr>
+      </w:pPr>
+      <w:r>
+        <w:rPr>
+          <w:rFonts w:ascii="Aptos Display" w:hAnsi="Aptos Display"/>
+          <w:color w:val="202020"/>
+          <w:sz w:val="18"/>
+        </w:rPr>
+        <w:t xml:space="preserve">    "Synergy Ingredients Commonly Used": </w:t>
+      </w:r>
+      <w:proofErr w:type="gramStart"/>
+      <w:r>
+        <w:rPr>
+          <w:rFonts w:ascii="Aptos Display" w:hAnsi="Aptos Display"/>
+          <w:color w:val="202020"/>
+          <w:sz w:val="18"/>
+        </w:rPr>
+        <w:t>{ ...</w:t>
+      </w:r>
+      <w:proofErr w:type="gramEnd"/>
+      <w:r>
+        <w:rPr>
+          <w:rFonts w:ascii="Aptos Display" w:hAnsi="Aptos Display"/>
+          <w:color w:val="202020"/>
+          <w:sz w:val="18"/>
+        </w:rPr>
+        <w:t xml:space="preserve"> },</w:t>
+      </w:r>
+    </w:p>
+    <w:p>
+      <w:pPr>
+        <w:spacing w:after="0"/>
+        <w:ind w:left="720"/>
+        <w:rPr>
+          <w:rFonts w:ascii="Aptos Display" w:hAnsi="Aptos Display"/>
+          <w:color w:val="202020"/>
+          <w:sz w:val="18"/>
+        </w:rPr>
+      </w:pPr>
+      <w:r>
+        <w:rPr>
+          <w:rFonts w:ascii="Aptos Display" w:hAnsi="Aptos Display"/>
+          <w:color w:val="202020"/>
+          <w:sz w:val="18"/>
+        </w:rPr>
+        <w:t xml:space="preserve">    "Safety Profile": </w:t>
+      </w:r>
+      <w:proofErr w:type="gramStart"/>
+      <w:r>
+        <w:rPr>
+          <w:rFonts w:ascii="Aptos Display" w:hAnsi="Aptos Display"/>
+          <w:color w:val="202020"/>
+          <w:sz w:val="18"/>
+        </w:rPr>
+        <w:t>{ ...</w:t>
+      </w:r>
+      <w:proofErr w:type="gramEnd"/>
+      <w:r>
+        <w:rPr>
+          <w:rFonts w:ascii="Aptos Display" w:hAnsi="Aptos Display"/>
+          <w:color w:val="202020"/>
+          <w:sz w:val="18"/>
+        </w:rPr>
+        <w:t xml:space="preserve"> },</w:t>
+      </w:r>
+    </w:p>
+    <w:p>
+      <w:pPr>
+        <w:spacing w:after="0"/>
+        <w:ind w:left="720"/>
+        <w:rPr>
+          <w:rFonts w:ascii="Aptos Display" w:hAnsi="Aptos Display"/>
+          <w:color w:val="202020"/>
+          <w:sz w:val="18"/>
+        </w:rPr>
+      </w:pPr>
+      <w:r>
+        <w:rPr>
+          <w:rFonts w:ascii="Aptos Display" w:hAnsi="Aptos Display"/>
+          <w:color w:val="202020"/>
+          <w:sz w:val="18"/>
+        </w:rPr>
+        <w:t xml:space="preserve">    "Traditional Chinese Medicine Relevance": </w:t>
+      </w:r>
+      <w:proofErr w:type="gramStart"/>
+      <w:r>
+        <w:rPr>
+          <w:rFonts w:ascii="Aptos Display" w:hAnsi="Aptos Display"/>
+          <w:color w:val="202020"/>
+          <w:sz w:val="18"/>
+        </w:rPr>
+        <w:t>{ ...</w:t>
+      </w:r>
+      <w:proofErr w:type="gramEnd"/>
+      <w:r>
+        <w:rPr>
+          <w:rFonts w:ascii="Aptos Display" w:hAnsi="Aptos Display"/>
+          <w:color w:val="202020"/>
+          <w:sz w:val="18"/>
+        </w:rPr>
+        <w:t xml:space="preserve"> },</w:t>
+      </w:r>
+    </w:p>
+    <w:p>
+      <w:pPr>
+        <w:spacing w:after="0"/>
+        <w:ind w:left="720"/>
+        <w:rPr>
+          <w:rFonts w:ascii="Aptos Display" w:hAnsi="Aptos Display"/>
+          <w:color w:val="202020"/>
+          <w:sz w:val="18"/>
+        </w:rPr>
+      </w:pPr>
+      <w:r>
+        <w:rPr>
+          <w:rFonts w:ascii="Aptos Display" w:hAnsi="Aptos Display"/>
+          <w:color w:val="202020"/>
+          <w:sz w:val="18"/>
+        </w:rPr>
+        <w:t xml:space="preserve">    "Consumer Perceived Naturalness (High/Medium/Low)": </w:t>
+      </w:r>
+      <w:proofErr w:type="gramStart"/>
+      <w:r>
+        <w:rPr>
+          <w:rFonts w:ascii="Aptos Display" w:hAnsi="Aptos Display"/>
+          <w:color w:val="202020"/>
+          <w:sz w:val="18"/>
+        </w:rPr>
+        <w:t>{ ...</w:t>
+      </w:r>
+      <w:proofErr w:type="gramEnd"/>
+      <w:r>
+        <w:rPr>
+          <w:rFonts w:ascii="Aptos Display" w:hAnsi="Aptos Display"/>
+          <w:color w:val="202020"/>
+          <w:sz w:val="18"/>
+        </w:rPr>
+        <w:t xml:space="preserve"> },</w:t>
+      </w:r>
+    </w:p>
+    <w:p>
+      <w:pPr>
+        <w:spacing w:after="0"/>
+        <w:ind w:left="720"/>
+        <w:rPr>
+          <w:rFonts w:ascii="Aptos Display" w:hAnsi="Aptos Display"/>
+          <w:color w:val="202020"/>
+          <w:sz w:val="18"/>
+        </w:rPr>
+      </w:pPr>
+      <w:r>
+        <w:rPr>
+          <w:rFonts w:ascii="Aptos Display" w:hAnsi="Aptos Display"/>
+          <w:color w:val="202020"/>
+          <w:sz w:val="18"/>
+        </w:rPr>
+        <w:t xml:space="preserve">    "Key Consumer Benefit Claims": </w:t>
+      </w:r>
+      <w:proofErr w:type="gramStart"/>
+      <w:r>
+        <w:rPr>
+          <w:rFonts w:ascii="Aptos Display" w:hAnsi="Aptos Display"/>
+          <w:color w:val="202020"/>
+          <w:sz w:val="18"/>
+        </w:rPr>
+        <w:t>{ ...</w:t>
+      </w:r>
+      <w:proofErr w:type="gramEnd"/>
+      <w:r>
+        <w:rPr>
+          <w:rFonts w:ascii="Aptos Display" w:hAnsi="Aptos Display"/>
+          <w:color w:val="202020"/>
+          <w:sz w:val="18"/>
+        </w:rPr>
+        <w:t xml:space="preserve"> },</w:t>
+      </w:r>
+    </w:p>
+    <w:p>
+      <w:pPr>
+        <w:spacing w:after="0"/>
+        <w:ind w:left="720"/>
+        <w:rPr>
+          <w:rFonts w:ascii="Aptos Display" w:hAnsi="Aptos Display"/>
+          <w:color w:val="202020"/>
+          <w:sz w:val="18"/>
+        </w:rPr>
+      </w:pPr>
+      <w:r>
+        <w:rPr>
+          <w:rFonts w:ascii="Aptos Display" w:hAnsi="Aptos Display"/>
+          <w:color w:val="202020"/>
+          <w:sz w:val="18"/>
+        </w:rPr>
+        <w:t xml:space="preserve">    "Emotional Benefit (Control, Confidence, Energy, etc.)": </w:t>
+      </w:r>
+      <w:proofErr w:type="gramStart"/>
+      <w:r>
+        <w:rPr>
+          <w:rFonts w:ascii="Aptos Display" w:hAnsi="Aptos Display"/>
+          <w:color w:val="202020"/>
+          <w:sz w:val="18"/>
+        </w:rPr>
+        <w:t>{ ...</w:t>
+      </w:r>
+      <w:proofErr w:type="gramEnd"/>
+      <w:r>
+        <w:rPr>
+          <w:rFonts w:ascii="Aptos Display" w:hAnsi="Aptos Display"/>
+          <w:color w:val="202020"/>
+          <w:sz w:val="18"/>
+        </w:rPr>
+        <w:t xml:space="preserve"> },</w:t>
+      </w:r>
+    </w:p>
+    <w:p>
+      <w:pPr>
+        <w:spacing w:after="0"/>
+        <w:ind w:left="720"/>
+        <w:rPr>
+          <w:rFonts w:ascii="Aptos Display" w:hAnsi="Aptos Display"/>
+          <w:color w:val="202020"/>
+          <w:sz w:val="18"/>
+        </w:rPr>
+      </w:pPr>
+      <w:r>
+        <w:rPr>
+          <w:rFonts w:ascii="Aptos Display" w:hAnsi="Aptos Display"/>
+          <w:color w:val="202020"/>
+          <w:sz w:val="18"/>
+        </w:rPr>
+        <w:t xml:space="preserve">    "Target Consumer Cohort": </w:t>
+      </w:r>
+      <w:proofErr w:type="gramStart"/>
+      <w:r>
+        <w:rPr>
+          <w:rFonts w:ascii="Aptos Display" w:hAnsi="Aptos Display"/>
+          <w:color w:val="202020"/>
+          <w:sz w:val="18"/>
+        </w:rPr>
+        <w:t>{ ...</w:t>
+      </w:r>
+      <w:proofErr w:type="gramEnd"/>
+      <w:r>
+        <w:rPr>
+          <w:rFonts w:ascii="Aptos Display" w:hAnsi="Aptos Display"/>
+          <w:color w:val="202020"/>
+          <w:sz w:val="18"/>
+        </w:rPr>
+        <w:t xml:space="preserve"> },</w:t>
+      </w:r>
+    </w:p>
+    <w:p>
+      <w:pPr>
+        <w:spacing w:after="0"/>
+        <w:ind w:left="720"/>
+        <w:rPr>
+          <w:rFonts w:ascii="Aptos Display" w:hAnsi="Aptos Display"/>
+          <w:color w:val="202020"/>
+          <w:sz w:val="18"/>
+        </w:rPr>
+      </w:pPr>
+      <w:r>
+        <w:rPr>
+          <w:rFonts w:ascii="Aptos Display" w:hAnsi="Aptos Display"/>
+          <w:color w:val="202020"/>
+          <w:sz w:val="18"/>
+        </w:rPr>
+        <w:lastRenderedPageBreak/>
+        <w:t xml:space="preserve">    "Gender Skew": </w:t>
+      </w:r>
+      <w:proofErr w:type="gramStart"/>
+      <w:r>
+        <w:rPr>
+          <w:rFonts w:ascii="Aptos Display" w:hAnsi="Aptos Display"/>
+          <w:color w:val="202020"/>
+          <w:sz w:val="18"/>
+        </w:rPr>
+        <w:t>{ ...</w:t>
+      </w:r>
+      <w:proofErr w:type="gramEnd"/>
+      <w:r>
+        <w:rPr>
+          <w:rFonts w:ascii="Aptos Display" w:hAnsi="Aptos Display"/>
+          <w:color w:val="202020"/>
+          <w:sz w:val="18"/>
+        </w:rPr>
+        <w:t xml:space="preserve"> },  </w:t>
+      </w:r>
+    </w:p>
+    <w:p>
+      <w:pPr>
+        <w:spacing w:after="0"/>
+        <w:ind w:left="720"/>
+        <w:rPr>
+          <w:rFonts w:ascii="Aptos Display" w:hAnsi="Aptos Display"/>
+          <w:color w:val="202020"/>
+          <w:sz w:val="18"/>
+        </w:rPr>
+      </w:pPr>
+      <w:r>
+        <w:rPr>
+          <w:rFonts w:ascii="Aptos Display" w:hAnsi="Aptos Display"/>
+          <w:color w:val="202020"/>
+          <w:sz w:val="18"/>
+        </w:rPr>
+        <w:t xml:space="preserve">    "Taste / Organoleptic Issues": </w:t>
+      </w:r>
+      <w:proofErr w:type="gramStart"/>
+      <w:r>
+        <w:rPr>
+          <w:rFonts w:ascii="Aptos Display" w:hAnsi="Aptos Display"/>
+          <w:color w:val="202020"/>
+          <w:sz w:val="18"/>
+        </w:rPr>
+        <w:t>{ ...</w:t>
+      </w:r>
+      <w:proofErr w:type="gramEnd"/>
+      <w:r>
+        <w:rPr>
+          <w:rFonts w:ascii="Aptos Display" w:hAnsi="Aptos Display"/>
+          <w:color w:val="202020"/>
+          <w:sz w:val="18"/>
+        </w:rPr>
+        <w:t xml:space="preserve"> },</w:t>
+      </w:r>
+    </w:p>
+    <w:p>
+      <w:pPr>
+        <w:spacing w:after="0"/>
+        <w:ind w:left="720"/>
+        <w:rPr>
+          <w:rFonts w:ascii="Aptos Display" w:hAnsi="Aptos Display"/>
+          <w:color w:val="202020"/>
+          <w:sz w:val="18"/>
+        </w:rPr>
+      </w:pPr>
+      <w:r>
+        <w:rPr>
+          <w:rFonts w:ascii="Aptos Display" w:hAnsi="Aptos Display"/>
+          <w:color w:val="202020"/>
+          <w:sz w:val="18"/>
+        </w:rPr>
+        <w:t xml:space="preserve">    "Compatibility with Vitamins &amp; Minerals": </w:t>
+      </w:r>
+      <w:proofErr w:type="gramStart"/>
+      <w:r>
+        <w:rPr>
+          <w:rFonts w:ascii="Aptos Display" w:hAnsi="Aptos Display"/>
+          <w:color w:val="202020"/>
+          <w:sz w:val="18"/>
+        </w:rPr>
+        <w:t>{ ...</w:t>
+      </w:r>
+      <w:proofErr w:type="gramEnd"/>
+      <w:r>
+        <w:rPr>
+          <w:rFonts w:ascii="Aptos Display" w:hAnsi="Aptos Display"/>
+          <w:color w:val="202020"/>
+          <w:sz w:val="18"/>
+        </w:rPr>
+        <w:t xml:space="preserve"> },</w:t>
+      </w:r>
+    </w:p>
+    <w:p>
+      <w:pPr>
+        <w:spacing w:after="0"/>
+        <w:ind w:left="720"/>
+        <w:rPr>
+          <w:rFonts w:ascii="Aptos Display" w:hAnsi="Aptos Display"/>
+          <w:color w:val="202020"/>
+          <w:sz w:val="18"/>
+        </w:rPr>
+      </w:pPr>
+      <w:r>
+        <w:rPr>
+          <w:rFonts w:ascii="Aptos Display" w:hAnsi="Aptos Display"/>
+          <w:color w:val="202020"/>
+          <w:sz w:val="18"/>
+        </w:rPr>
+        <w:t xml:space="preserve">    "Claims Used in China": </w:t>
+      </w:r>
+      <w:proofErr w:type="gramStart"/>
+      <w:r>
+        <w:rPr>
+          <w:rFonts w:ascii="Aptos Display" w:hAnsi="Aptos Display"/>
+          <w:color w:val="202020"/>
+          <w:sz w:val="18"/>
+        </w:rPr>
+        <w:t>{ ...</w:t>
+      </w:r>
+      <w:proofErr w:type="gramEnd"/>
+      <w:r>
+        <w:rPr>
+          <w:rFonts w:ascii="Aptos Display" w:hAnsi="Aptos Display"/>
+          <w:color w:val="202020"/>
+          <w:sz w:val="18"/>
+        </w:rPr>
+        <w:t xml:space="preserve"> },</w:t>
+      </w:r>
+    </w:p>
+    <w:p>
+      <w:pPr>
+        <w:spacing w:after="0"/>
+        <w:ind w:left="720"/>
+        <w:rPr>
+          <w:rFonts w:ascii="Aptos Display" w:hAnsi="Aptos Display"/>
+          <w:color w:val="202020"/>
+          <w:sz w:val="18"/>
+        </w:rPr>
+      </w:pPr>
+      <w:r>
+        <w:rPr>
+          <w:rFonts w:ascii="Aptos Display" w:hAnsi="Aptos Display"/>
+          <w:color w:val="202020"/>
+          <w:sz w:val="18"/>
+        </w:rPr>
+        <w:t xml:space="preserve">    "Key Scientific Narrative": </w:t>
+      </w:r>
+      <w:proofErr w:type="gramStart"/>
+      <w:r>
+        <w:rPr>
+          <w:rFonts w:ascii="Aptos Display" w:hAnsi="Aptos Display"/>
+          <w:color w:val="202020"/>
+          <w:sz w:val="18"/>
+        </w:rPr>
+        <w:t>{ ...</w:t>
+      </w:r>
+      <w:proofErr w:type="gramEnd"/>
+      <w:r>
+        <w:rPr>
+          <w:rFonts w:ascii="Aptos Display" w:hAnsi="Aptos Display"/>
+          <w:color w:val="202020"/>
+          <w:sz w:val="18"/>
+        </w:rPr>
+        <w:t xml:space="preserve"> },</w:t>
+      </w:r>
+    </w:p>
+    <w:p>
+      <w:pPr>
+        <w:spacing w:after="0"/>
+        <w:ind w:left="720"/>
+        <w:rPr>
+          <w:rFonts w:ascii="Aptos Display" w:hAnsi="Aptos Display"/>
+          <w:color w:val="202020"/>
+          <w:sz w:val="18"/>
+        </w:rPr>
+      </w:pPr>
+      <w:r>
+        <w:rPr>
+          <w:rFonts w:ascii="Aptos Display" w:hAnsi="Aptos Display"/>
+          <w:color w:val="202020"/>
+          <w:sz w:val="18"/>
+        </w:rPr>
+        <w:t xml:space="preserve">    "Key Marketing Narrative": </w:t>
+      </w:r>
+      <w:proofErr w:type="gramStart"/>
+      <w:r>
+        <w:rPr>
+          <w:rFonts w:ascii="Aptos Display" w:hAnsi="Aptos Display"/>
+          <w:color w:val="202020"/>
+          <w:sz w:val="18"/>
+        </w:rPr>
+        <w:t>{ ...</w:t>
+      </w:r>
+      <w:proofErr w:type="gramEnd"/>
+      <w:r>
+        <w:rPr>
+          <w:rFonts w:ascii="Aptos Display" w:hAnsi="Aptos Display"/>
+          <w:color w:val="202020"/>
+          <w:sz w:val="18"/>
+        </w:rPr>
+        <w:t xml:space="preserve"> },</w:t>
+      </w:r>
+    </w:p>
+    <w:p>
+      <w:pPr>
+        <w:spacing w:after="0"/>
+        <w:ind w:left="720"/>
+        <w:rPr>
+          <w:rFonts w:ascii="Aptos Display" w:hAnsi="Aptos Display"/>
+          <w:color w:val="202020"/>
+          <w:sz w:val="18"/>
+        </w:rPr>
+      </w:pPr>
+      <w:r>
+        <w:rPr>
+          <w:rFonts w:ascii="Aptos Display" w:hAnsi="Aptos Display"/>
+          <w:color w:val="202020"/>
+          <w:sz w:val="18"/>
+        </w:rPr>
+        <w:t xml:space="preserve">    "Risk Factors (Safety, Regulatory, Reputation)": </w:t>
+      </w:r>
+      <w:proofErr w:type="gramStart"/>
+      <w:r>
+        <w:rPr>
+          <w:rFonts w:ascii="Aptos Display" w:hAnsi="Aptos Display"/>
+          <w:color w:val="202020"/>
+          <w:sz w:val="18"/>
+        </w:rPr>
+        <w:t>{ ...</w:t>
+      </w:r>
+      <w:proofErr w:type="gramEnd"/>
+      <w:r>
+        <w:rPr>
+          <w:rFonts w:ascii="Aptos Display" w:hAnsi="Aptos Display"/>
+          <w:color w:val="202020"/>
+          <w:sz w:val="18"/>
+        </w:rPr>
+        <w:t xml:space="preserve"> },</w:t>
+      </w:r>
+    </w:p>
+    <w:p>
+      <w:pPr>
+        <w:spacing w:after="0"/>
+        <w:ind w:left="720"/>
+        <w:rPr>
+          <w:rFonts w:ascii="Aptos Display" w:hAnsi="Aptos Display"/>
+          <w:color w:val="202020"/>
+          <w:sz w:val="18"/>
+        </w:rPr>
+      </w:pPr>
+      <w:r>
+        <w:rPr>
+          <w:rFonts w:ascii="Aptos Display" w:hAnsi="Aptos Display"/>
+          <w:color w:val="202020"/>
+          <w:sz w:val="18"/>
+        </w:rPr>
+        <w:t xml:space="preserve">    "Potential Centrum Platform Fit (Yes/No)": </w:t>
+      </w:r>
+      <w:proofErr w:type="gramStart"/>
+      <w:r>
+        <w:rPr>
+          <w:rFonts w:ascii="Aptos Display" w:hAnsi="Aptos Display"/>
+          <w:color w:val="202020"/>
+          <w:sz w:val="18"/>
+        </w:rPr>
+        <w:t>{ ...</w:t>
+      </w:r>
+      <w:proofErr w:type="gramEnd"/>
+      <w:r>
+        <w:rPr>
+          <w:rFonts w:ascii="Aptos Display" w:hAnsi="Aptos Display"/>
+          <w:color w:val="202020"/>
+          <w:sz w:val="18"/>
+        </w:rPr>
+        <w:t xml:space="preserve"> },</w:t>
+      </w:r>
+    </w:p>
+    <w:p>
+      <w:pPr>
+        <w:spacing w:after="0"/>
+        <w:ind w:left="720"/>
+        <w:rPr>
+          <w:rFonts w:ascii="Aptos Display" w:hAnsi="Aptos Display"/>
+          <w:color w:val="202020"/>
+          <w:sz w:val="18"/>
+        </w:rPr>
+      </w:pPr>
+      <w:r>
+        <w:rPr>
+          <w:rFonts w:ascii="Aptos Display" w:hAnsi="Aptos Display"/>
+          <w:color w:val="202020"/>
+          <w:sz w:val="18"/>
+        </w:rPr>
+        <w:t xml:space="preserve">    "Recommended Product Concept": </w:t>
+      </w:r>
+      <w:proofErr w:type="gramStart"/>
+      <w:r>
+        <w:rPr>
+          <w:rFonts w:ascii="Aptos Display" w:hAnsi="Aptos Display"/>
+          <w:color w:val="202020"/>
+          <w:sz w:val="18"/>
+        </w:rPr>
+        <w:t>{ ...</w:t>
+      </w:r>
+      <w:proofErr w:type="gramEnd"/>
+      <w:r>
+        <w:rPr>
+          <w:rFonts w:ascii="Aptos Display" w:hAnsi="Aptos Display"/>
+          <w:color w:val="202020"/>
+          <w:sz w:val="18"/>
+        </w:rPr>
+        <w:t xml:space="preserve"> }</w:t>
+      </w:r>
+    </w:p>
+    <w:p>
+      <w:pPr>
+        <w:spacing w:after="0"/>
+        <w:ind w:left="720"/>
+        <w:rPr>
+          <w:rFonts w:ascii="Aptos Display" w:hAnsi="Aptos Display"/>
+          <w:color w:val="202020"/>
+          <w:sz w:val="18"/>
+        </w:rPr>
+      </w:pPr>
+      <w:r>
+        <w:rPr>
+          <w:rFonts w:ascii="Aptos Display" w:hAnsi="Aptos Display"/>
+          <w:color w:val="202020"/>
+          <w:sz w:val="18"/>
+        </w:rPr>
+        <w:t xml:space="preserve">  }</w:t>
+      </w:r>
+    </w:p>
+    <w:p>
+      <w:pPr>
+        <w:spacing w:after="0"/>
+        <w:ind w:left="720"/>
+        <w:rPr>
+          <w:rFonts w:ascii="Aptos Display" w:hAnsi="Aptos Display"/>
+          <w:color w:val="202020"/>
+          <w:sz w:val="18"/>
+        </w:rPr>
+      </w:pPr>
+      <w:r>
+        <w:rPr>
+          <w:rFonts w:ascii="Aptos Display" w:hAnsi="Aptos Display"/>
+          <w:color w:val="202020"/>
+          <w:sz w:val="18"/>
+        </w:rPr>
+        <w:t>}</w:t>
+      </w:r>
+    </w:p>
+    <w:p>
+      <w:pPr>
+        <w:spacing w:after="0"/>
+        <w:ind w:left="720"/>
+        <w:rPr>
+          <w:rFonts w:ascii="Aptos Display" w:hAnsi="Aptos Display"/>
+          <w:color w:val="202020"/>
+          <w:sz w:val="18"/>
+        </w:rPr>
+      </w:pPr>
+    </w:p>
+    <w:p>
+      <w:pPr>
+        <w:spacing w:after="0"/>
+        <w:ind w:left="720"/>
+        <w:rPr>
+          <w:rFonts w:ascii="Aptos Display" w:hAnsi="Aptos Display"/>
+          <w:color w:val="202020"/>
+          <w:sz w:val="18"/>
+        </w:rPr>
+      </w:pPr>
+      <w:r>
+        <w:rPr>
+          <w:rFonts w:ascii="Aptos Display" w:hAnsi="Aptos Display"/>
+          <w:color w:val="202020"/>
+          <w:sz w:val="18"/>
+        </w:rPr>
+        <w:t>Requirements</w:t>
+      </w:r>
+    </w:p>
+    <w:p>
+      <w:pPr>
+        <w:spacing w:after="0"/>
+        <w:ind w:left="720"/>
+        <w:rPr>
+          <w:rFonts w:ascii="Aptos Display" w:hAnsi="Aptos Display"/>
+          <w:color w:val="202020"/>
+          <w:sz w:val="18"/>
+        </w:rPr>
+      </w:pPr>
+      <w:r>
+        <w:rPr>
+          <w:rFonts w:ascii="Aptos Display" w:hAnsi="Aptos Display"/>
+          <w:color w:val="202020"/>
+          <w:sz w:val="18"/>
+        </w:rPr>
+        <w:t>- Use every column exactly as listed.</w:t>
+      </w:r>
+    </w:p>
+    <w:p>
+      <w:pPr>
+        <w:spacing w:after="0"/>
+        <w:ind w:left="720"/>
+        <w:rPr>
+          <w:rFonts w:ascii="Aptos Display" w:hAnsi="Aptos Display"/>
+          <w:color w:val="202020"/>
+          <w:sz w:val="18"/>
+        </w:rPr>
+      </w:pPr>
+      <w:r>
+        <w:rPr>
+          <w:rFonts w:ascii="Aptos Display" w:hAnsi="Aptos Display"/>
+          <w:color w:val="202020"/>
+          <w:sz w:val="18"/>
+        </w:rPr>
+        <w:t>- Keep the same column order as listed.</w:t>
+      </w:r>
+    </w:p>
+    <w:p>
+      <w:pPr>
+        <w:spacing w:after="0"/>
+        <w:ind w:left="720"/>
+        <w:rPr>
+          <w:rFonts w:ascii="Aptos Display" w:hAnsi="Aptos Display"/>
+          <w:color w:val="202020"/>
+          <w:sz w:val="18"/>
+        </w:rPr>
+      </w:pPr>
+      <w:r>
+        <w:rPr>
+          <w:rFonts w:ascii="Aptos Display" w:hAnsi="Aptos Display"/>
+          <w:color w:val="202020"/>
+          <w:sz w:val="18"/>
+        </w:rPr>
+        <w:t>- Every column must appear.</w:t>
+      </w:r>
+    </w:p>
+    <w:p>
+      <w:pPr>
+        <w:spacing w:after="0"/>
+        <w:ind w:left="720"/>
+        <w:rPr>
+          <w:rFonts w:ascii="Aptos Display" w:hAnsi="Aptos Display"/>
+          <w:color w:val="202020"/>
+          <w:sz w:val="18"/>
+        </w:rPr>
+      </w:pPr>
+      <w:r>
+        <w:rPr>
+          <w:rFonts w:ascii="Aptos Display" w:hAnsi="Aptos Display"/>
+          <w:color w:val="202020"/>
+          <w:sz w:val="18"/>
+        </w:rPr>
+        <w:t>- Every field must include at least one source.</w:t>
+      </w:r>
+    </w:p>
+    <w:p>
+      <w:pPr>
+        <w:spacing w:after="0"/>
+        <w:ind w:left="720"/>
+        <w:rPr>
+          <w:rFonts w:ascii="Aptos Display" w:hAnsi="Aptos Display"/>
+          <w:color w:val="202020"/>
+          <w:sz w:val="18"/>
+        </w:rPr>
+      </w:pPr>
+      <w:r>
+        <w:rPr>
+          <w:rFonts w:ascii="Aptos Display" w:hAnsi="Aptos Display"/>
+          <w:color w:val="202020"/>
+          <w:sz w:val="18"/>
+        </w:rPr>
+        <w:t>- Use "Information not available" when needed.</w:t>
+      </w:r>
+    </w:p>
+    <w:p>
+      <w:pPr>
+        <w:spacing w:after="0"/>
+        <w:ind w:left="720"/>
+        <w:rPr>
+          <w:rFonts w:ascii="Aptos Display" w:hAnsi="Aptos Display"/>
+          <w:color w:val="202020"/>
+          <w:sz w:val="18"/>
+        </w:rPr>
+      </w:pPr>
+      <w:r>
+        <w:rPr>
+          <w:rFonts w:ascii="Aptos Display" w:hAnsi="Aptos Display"/>
+          <w:color w:val="202020"/>
+          <w:sz w:val="18"/>
+        </w:rPr>
+        <w:t>- Do not print explanations or commentary in chat.</w:t>
+      </w:r>
+    </w:p>
+    <w:p>
+      <w:pPr>
+        <w:spacing w:after="0"/>
+        <w:ind w:left="720"/>
+        <w:rPr>
+          <w:rFonts w:ascii="Aptos Display" w:hAnsi="Aptos Display"/>
+          <w:color w:val="202020"/>
+          <w:sz w:val="18"/>
+        </w:rPr>
+      </w:pPr>
+      <w:r>
+        <w:rPr>
+          <w:rFonts w:ascii="Aptos Display" w:hAnsi="Aptos Display"/>
+          <w:color w:val="202020"/>
+          <w:sz w:val="18"/>
+        </w:rPr>
+        <w:t>- Return a downloadable JSON file named &lt;</w:t>
+      </w:r>
+      <w:proofErr w:type="spellStart"/>
+      <w:r>
+        <w:rPr>
+          <w:rFonts w:ascii="Aptos Display" w:hAnsi="Aptos Display"/>
+          <w:color w:val="202020"/>
+          <w:sz w:val="18"/>
+        </w:rPr>
+        <w:t>ingredient_name</w:t>
+      </w:r>
+      <w:proofErr w:type="spellEnd"/>
+      <w:proofErr w:type="gramStart"/>
+      <w:r>
+        <w:rPr>
+          <w:rFonts w:ascii="Aptos Display" w:hAnsi="Aptos Display"/>
+          <w:color w:val="202020"/>
+          <w:sz w:val="18"/>
+        </w:rPr>
+        <w:t>&gt;.</w:t>
+      </w:r>
+      <w:proofErr w:type="spellStart"/>
+      <w:r>
+        <w:rPr>
+          <w:rFonts w:ascii="Aptos Display" w:hAnsi="Aptos Display"/>
+          <w:color w:val="202020"/>
+          <w:sz w:val="18"/>
+        </w:rPr>
+        <w:t>json</w:t>
+      </w:r>
+      <w:proofErr w:type="spellEnd"/>
+      <w:proofErr w:type="gramEnd"/>
+      <w:r>
+        <w:rPr>
+          <w:rFonts w:ascii="Aptos Display" w:hAnsi="Aptos Display"/>
+          <w:color w:val="202020"/>
+          <w:sz w:val="18"/>
+        </w:rPr>
+        <w:t>.</w:t>
+      </w:r>
+    </w:p>
+    <w:p>
+      <w:pPr>
+        <w:spacing w:after="0"/>
+        <w:ind w:left="720"/>
+        <w:rPr>
+          <w:rFonts w:ascii="Aptos Display" w:hAnsi="Aptos Display"/>
+          <w:color w:val="202020"/>
+          <w:sz w:val="18"/>
+        </w:rPr>
+      </w:pPr>
+      <w:r>
+        <w:rPr>
+          <w:rFonts w:ascii="Aptos Display" w:hAnsi="Aptos Display"/>
+          <w:color w:val="202020"/>
+          <w:sz w:val="18"/>
+        </w:rPr>
+        <w:t>- Ensure the file content is valid JSON.</w:t>
+      </w:r>
+    </w:p>
+    <w:p>
+      <w:pPr>
+        <w:spacing w:after="0"/>
+        <w:ind w:left="720"/>
+        <w:rPr>
+          <w:rFonts w:ascii="Aptos Display" w:hAnsi="Aptos Display"/>
+          <w:color w:val="202020"/>
+          <w:sz w:val="18"/>
+        </w:rPr>
+      </w:pPr>
+      <w:r>
+        <w:rPr>
+          <w:rFonts w:ascii="Aptos Display" w:hAnsi="Aptos Display"/>
+          <w:color w:val="202020"/>
+          <w:sz w:val="18"/>
+        </w:rPr>
+        <w:t>- Strictly answer only in English language. If answer is in another language convert into proper human understandable English translation.</w:t>
+      </w:r>
+    </w:p>
+    <w:p>
+      <w:pPr>
+        <w:spacing w:after="0"/>
+        <w:ind w:left="720"/>
         <w:rPr>
           <w:rFonts w:ascii="Aptos Display" w:hAnsi="Aptos Display"/>
         </w:rPr>
@@ -6515,6 +11416,7 @@
           <w:color w:val="202020"/>
           <w:sz w:val="18"/>
         </w:rPr>
+        <w:lastRenderedPageBreak/>
         <w:t>INGREDIENT_MATRIX_INPUT_DIR=input/ingredient_analysis</w:t>
       </w:r>
     </w:p>
@@ -6597,14 +11499,7 @@
         <w:rPr>
           <w:rFonts w:ascii="Aptos Display" w:hAnsi="Aptos Display"/>
         </w:rPr>
-        <w:t xml:space="preserve">The populator reads all .json files from input/ingredient_analysis/, merges them into the template workbook, auto-fits all columns using Excel COM, and writes the output to </w:t>
-      </w:r>
-      <w:r>
-        <w:rPr>
-          <w:rFonts w:ascii="Aptos Display" w:hAnsi="Aptos Display"/>
-        </w:rPr>
-        <w:lastRenderedPageBreak/>
-        <w:t>output/ingredient_wise_analysis/longevity_ingredient_matrix.xlsx. A timestamped backup copy is also saved automatically.</w:t>
+        <w:t>The populator reads all .json files from input/ingredient_analysis/, merges them into the template workbook, auto-fits all columns using Excel COM, and writes the output to output/ingredient_wise_analysis/longevity_ingredient_matrix.xlsx. A timestamped backup copy is also saved automatically.</w:t>
       </w:r>
     </w:p>
     <w:p>
@@ -7168,6 +12063,7 @@
           <w:color w:val="202020"/>
           <w:sz w:val="18"/>
         </w:rPr>
+        <w:lastRenderedPageBreak/>
         <w:t xml:space="preserve">  pdf_metadata/&lt;ingredient&gt;/     ← PDF metadata sidecars (created by Stage 1)</w:t>
       </w:r>
     </w:p>
@@ -7269,7 +12165,6 @@
           <w:color w:val="202020"/>
           <w:sz w:val="18"/>
         </w:rPr>
-        <w:lastRenderedPageBreak/>
         <w:t>output/</w:t>
       </w:r>
     </w:p>
@@ -7560,6 +12455,7 @@
           <w:rFonts w:ascii="Aptos Display" w:hAnsi="Aptos Display"/>
           <w:b/>
         </w:rPr>
+        <w:lastRenderedPageBreak/>
         <w:t xml:space="preserve">PDFs not downloading / browser blocked: </w:t>
       </w:r>
       <w:r>
@@ -7621,11 +12517,6 @@
           <w:b/>
         </w:rPr>
         <w:t>AWS Bedrock credential error: Verify BEDROCK_REGION and BEDROCK_AWS_PROFILE in .env (or set AWS_ACCESS_KEY_ID / AWS_SECRET_ACCESS_KEY as environment variables). Ensure the IAM user or profile has bedrock:InvokeModel permission for the configured model.</w:t>
-      </w:r>
-      <w:r>
-        <w:rPr>
-          <w:rFonts w:ascii="Aptos Display" w:hAnsi="Aptos Display"/>
-        </w:rPr>
       </w:r>
     </w:p>
     <w:p>
@@ -7905,6 +12796,7 @@
               <w:rPr>
                 <w:rFonts w:ascii="Aptos Display" w:hAnsi="Aptos Display"/>
               </w:rPr>
+              <w:lastRenderedPageBreak/>
               <w:t>PAPER_EXTRACT_CALLS_PER_MIN</w:t>
             </w:r>
           </w:p>
@@ -8195,7 +13087,6 @@
         <w:rPr>
           <w:rFonts w:ascii="Aptos Display" w:hAnsi="Aptos Display"/>
         </w:rPr>
-        <w:lastRenderedPageBreak/>
         <w:t>────────────────────────────────────────────────────────────────────────────────</w:t>
       </w:r>
     </w:p>
@@ -9034,6 +13925,7 @@
   <w:style w:type="character" w:default="1" w:styleId="DefaultParagraphFont">
     <w:name w:val="Default Paragraph Font"/>
     <w:uiPriority w:val="1"/>
+    <w:semiHidden/>
     <w:unhideWhenUsed/>
   </w:style>
   <w:style w:type="table" w:default="1" w:styleId="TableNormal">

--- a/steps_to_run_detailed.docx
+++ b/steps_to_run_detailed.docx
@@ -29,35 +29,7 @@
         <w:rPr>
           <w:rFonts w:ascii="Aptos Display" w:hAnsi="Aptos Display"/>
         </w:rPr>
-        <w:t xml:space="preserve">This document provides complete, step-by-step instructions for running the Ingredient Analysis pipeline from initial setup through final Excel output. Follow the sections </w:t>
-      </w:r>
-      <w:proofErr w:type="gramStart"/>
-      <w:r>
-        <w:rPr>
-          <w:rFonts w:ascii="Aptos Display" w:hAnsi="Aptos Display"/>
-        </w:rPr>
-        <w:t>in order for</w:t>
-      </w:r>
-      <w:proofErr w:type="gramEnd"/>
-      <w:r>
-        <w:rPr>
-          <w:rFonts w:ascii="Aptos Display" w:hAnsi="Aptos Display"/>
-        </w:rPr>
-        <w:t xml:space="preserve"> a fresh </w:t>
-      </w:r>
-      <w:proofErr w:type="gramStart"/>
-      <w:r>
-        <w:rPr>
-          <w:rFonts w:ascii="Aptos Display" w:hAnsi="Aptos Display"/>
-        </w:rPr>
-        <w:t>setup, or</w:t>
-      </w:r>
-      <w:proofErr w:type="gramEnd"/>
-      <w:r>
-        <w:rPr>
-          <w:rFonts w:ascii="Aptos Display" w:hAnsi="Aptos Display"/>
-        </w:rPr>
-        <w:t xml:space="preserve"> jump to the relevant section if the environment is already configured.</w:t>
+        <w:t>This document provides complete, step-by-step instructions for running the Ingredient Analysis pipeline from initial setup through final Excel output. Follow the sections in order for a fresh setup, or jump to the relevant section if the environment is already configured.</w:t>
       </w:r>
     </w:p>
     <w:p>
@@ -98,21 +70,7 @@
         <w:rPr>
           <w:rFonts w:ascii="Aptos Display" w:hAnsi="Aptos Display"/>
         </w:rPr>
-        <w:t xml:space="preserve">The pipeline consists of 6 stages that transform a list of </w:t>
-      </w:r>
-      <w:proofErr w:type="gramStart"/>
-      <w:r>
-        <w:rPr>
-          <w:rFonts w:ascii="Aptos Display" w:hAnsi="Aptos Display"/>
-        </w:rPr>
-        <w:t>research-paper</w:t>
-      </w:r>
-      <w:proofErr w:type="gramEnd"/>
-      <w:r>
-        <w:rPr>
-          <w:rFonts w:ascii="Aptos Display" w:hAnsi="Aptos Display"/>
-        </w:rPr>
-        <w:t xml:space="preserve"> URLs into a structured ingredient-analysis Excel matrix:</w:t>
+        <w:t>The pipeline consists of 6 stages that transform a list of research-paper URLs into a structured ingredient-analysis Excel matrix:</w:t>
       </w:r>
     </w:p>
     <w:p>
@@ -277,23 +235,13 @@
           <w:color w:val="8064A2" w:themeColor="accent4"/>
         </w:rPr>
       </w:pPr>
-      <w:proofErr w:type="gramStart"/>
       <w:r>
         <w:rPr>
           <w:rFonts w:ascii="Aptos Display" w:hAnsi="Aptos Display"/>
           <w:b/>
           <w:color w:val="8064A2" w:themeColor="accent4"/>
         </w:rPr>
-        <w:t>0.1  Install</w:t>
-      </w:r>
-      <w:proofErr w:type="gramEnd"/>
-      <w:r>
-        <w:rPr>
-          <w:rFonts w:ascii="Aptos Display" w:hAnsi="Aptos Display"/>
-          <w:b/>
-          <w:color w:val="8064A2" w:themeColor="accent4"/>
-        </w:rPr>
-        <w:t xml:space="preserve"> Python</w:t>
+        <w:t>0.1  Install Python</w:t>
       </w:r>
     </w:p>
     <w:p>
@@ -1329,7 +1277,6 @@
           <w:sz w:val="18"/>
         </w:rPr>
       </w:pPr>
-      <w:proofErr w:type="gramStart"/>
       <w:r>
         <w:rPr>
           <w:rFonts w:ascii="Aptos Display" w:hAnsi="Aptos Display"/>
@@ -1352,139 +1299,82 @@
           <w:color w:val="202020"/>
           <w:sz w:val="18"/>
         </w:rPr>
-        <w:t>{{</w:t>
-      </w:r>
-      <w:proofErr w:type="gramEnd"/>
-      <w:r>
-        <w:rPr>
-          <w:rFonts w:ascii="Aptos Display" w:hAnsi="Aptos Display"/>
-          <w:color w:val="202020"/>
-          <w:sz w:val="18"/>
-        </w:rPr>
-        <w:t>INGREDIENT}}</w:t>
-      </w:r>
-    </w:p>
-    <w:p>
-      <w:pPr>
-        <w:spacing w:after="0"/>
-        <w:ind w:left="720"/>
-        <w:rPr>
-          <w:rFonts w:ascii="Aptos Display" w:hAnsi="Aptos Display"/>
-          <w:color w:val="202020"/>
-          <w:sz w:val="18"/>
-        </w:rPr>
-      </w:pPr>
-      <w:proofErr w:type="gramStart"/>
-      <w:r>
-        <w:rPr>
-          <w:rFonts w:ascii="Aptos Display" w:hAnsi="Aptos Display"/>
-          <w:color w:val="202020"/>
-          <w:sz w:val="18"/>
-        </w:rPr>
-        <w:t>Domain: {{</w:t>
-      </w:r>
-      <w:proofErr w:type="gramEnd"/>
-      <w:r>
-        <w:rPr>
-          <w:rFonts w:ascii="Aptos Display" w:hAnsi="Aptos Display"/>
-          <w:color w:val="202020"/>
-          <w:sz w:val="18"/>
-        </w:rPr>
-        <w:t>DOMAIN}}</w:t>
-      </w:r>
-    </w:p>
-    <w:p>
-      <w:pPr>
-        <w:spacing w:after="0"/>
-        <w:ind w:left="720"/>
-        <w:rPr>
-          <w:rFonts w:ascii="Aptos Display" w:hAnsi="Aptos Display"/>
-          <w:color w:val="202020"/>
-          <w:sz w:val="18"/>
-        </w:rPr>
-      </w:pPr>
-      <w:proofErr w:type="gramStart"/>
-      <w:r>
-        <w:rPr>
-          <w:rFonts w:ascii="Aptos Display" w:hAnsi="Aptos Display"/>
-          <w:color w:val="202020"/>
-          <w:sz w:val="18"/>
-        </w:rPr>
-        <w:t>Species: {{</w:t>
-      </w:r>
-      <w:proofErr w:type="gramEnd"/>
-      <w:r>
-        <w:rPr>
-          <w:rFonts w:ascii="Aptos Display" w:hAnsi="Aptos Display"/>
-          <w:color w:val="202020"/>
-          <w:sz w:val="18"/>
-        </w:rPr>
-        <w:t>SPECIES}}</w:t>
-      </w:r>
-    </w:p>
-    <w:p>
-      <w:pPr>
-        <w:spacing w:after="0"/>
-        <w:ind w:left="720"/>
-        <w:rPr>
-          <w:rFonts w:ascii="Aptos Display" w:hAnsi="Aptos Display"/>
-          <w:color w:val="202020"/>
-          <w:sz w:val="18"/>
-        </w:rPr>
-      </w:pPr>
-      <w:r>
-        <w:rPr>
-          <w:rFonts w:ascii="Aptos Display" w:hAnsi="Aptos Display"/>
-          <w:color w:val="202020"/>
-          <w:sz w:val="18"/>
-        </w:rPr>
-        <w:t xml:space="preserve">Problem </w:t>
-      </w:r>
-      <w:proofErr w:type="gramStart"/>
-      <w:r>
-        <w:rPr>
-          <w:rFonts w:ascii="Aptos Display" w:hAnsi="Aptos Display"/>
-          <w:color w:val="202020"/>
-          <w:sz w:val="18"/>
-        </w:rPr>
-        <w:t>Statement: {{</w:t>
-      </w:r>
-      <w:proofErr w:type="gramEnd"/>
-      <w:r>
-        <w:rPr>
-          <w:rFonts w:ascii="Aptos Display" w:hAnsi="Aptos Display"/>
-          <w:color w:val="202020"/>
-          <w:sz w:val="18"/>
-        </w:rPr>
-        <w:t>PROBLEM_STATEMENT}}</w:t>
-      </w:r>
-    </w:p>
-    <w:p>
-      <w:pPr>
-        <w:ind w:left="720"/>
-        <w:rPr>
-          <w:rFonts w:ascii="Aptos Display" w:hAnsi="Aptos Display"/>
-          <w:color w:val="202020"/>
-          <w:sz w:val="18"/>
-        </w:rPr>
-      </w:pPr>
-      <w:proofErr w:type="gramStart"/>
-      <w:r>
-        <w:rPr>
-          <w:rFonts w:ascii="Aptos Display" w:hAnsi="Aptos Display"/>
-          <w:color w:val="202020"/>
-          <w:sz w:val="18"/>
-        </w:rPr>
-        <w:t>Country: {{</w:t>
-      </w:r>
-      <w:proofErr w:type="gramEnd"/>
-      <w:r>
-        <w:rPr>
-          <w:rFonts w:ascii="Aptos Display" w:hAnsi="Aptos Display"/>
-          <w:color w:val="202020"/>
-          <w:sz w:val="18"/>
-        </w:rPr>
-        <w:t>COUNTRY}}</w:t>
+        <w:t>{{INGREDIENT}}</w:t>
+      </w:r>
+    </w:p>
+    <w:p>
+      <w:pPr>
+        <w:spacing w:after="0"/>
+        <w:ind w:left="720"/>
+        <w:rPr>
+          <w:rFonts w:ascii="Aptos Display" w:hAnsi="Aptos Display"/>
+          <w:color w:val="202020"/>
+          <w:sz w:val="18"/>
+        </w:rPr>
+      </w:pPr>
+      <w:r>
+        <w:rPr>
+          <w:rFonts w:ascii="Aptos Display" w:hAnsi="Aptos Display"/>
+          <w:color w:val="202020"/>
+          <w:sz w:val="18"/>
+        </w:rPr>
+        <w:t>Domain: {{DOMAIN}}</w:t>
+      </w:r>
+    </w:p>
+    <w:p>
+      <w:pPr>
+        <w:spacing w:after="0"/>
+        <w:ind w:left="720"/>
+        <w:rPr>
+          <w:rFonts w:ascii="Aptos Display" w:hAnsi="Aptos Display"/>
+          <w:color w:val="202020"/>
+          <w:sz w:val="18"/>
+        </w:rPr>
+      </w:pPr>
+      <w:r>
+        <w:rPr>
+          <w:rFonts w:ascii="Aptos Display" w:hAnsi="Aptos Display"/>
+          <w:color w:val="202020"/>
+          <w:sz w:val="18"/>
+        </w:rPr>
+        <w:t>Species: {{SPECIES}}</w:t>
+      </w:r>
+    </w:p>
+    <w:p>
+      <w:pPr>
+        <w:spacing w:after="0"/>
+        <w:ind w:left="720"/>
+        <w:rPr>
+          <w:rFonts w:ascii="Aptos Display" w:hAnsi="Aptos Display"/>
+          <w:color w:val="202020"/>
+          <w:sz w:val="18"/>
+        </w:rPr>
+      </w:pPr>
+      <w:r>
+        <w:rPr>
+          <w:rFonts w:ascii="Aptos Display" w:hAnsi="Aptos Display"/>
+          <w:color w:val="202020"/>
+          <w:sz w:val="18"/>
+        </w:rPr>
+        <w:t>Problem Statement: {{PROBLEM_STATEMENT}}</w:t>
+      </w:r>
+    </w:p>
+    <w:p>
+      <w:pPr>
+        <w:ind w:left="720"/>
+        <w:rPr>
+          <w:rFonts w:ascii="Aptos Display" w:hAnsi="Aptos Display"/>
+          <w:color w:val="202020"/>
+          <w:sz w:val="18"/>
+        </w:rPr>
+      </w:pPr>
+      <w:r>
+        <w:rPr>
+          <w:rFonts w:ascii="Aptos Display" w:hAnsi="Aptos Display"/>
+          <w:color w:val="202020"/>
+          <w:sz w:val="18"/>
+        </w:rPr>
+        <w:t>Country: {{COUNTRY}}</w:t>
       </w:r>
     </w:p>
     <w:p>
@@ -1633,7 +1523,6 @@
           <w:sz w:val="18"/>
         </w:rPr>
       </w:pPr>
-      <w:proofErr w:type="gramStart"/>
       <w:r>
         <w:rPr>
           <w:rFonts w:ascii="Aptos Display" w:hAnsi="Aptos Display"/>
@@ -1650,7 +1539,6 @@
         </w:rPr>
         <w:t>:</w:t>
       </w:r>
-      <w:proofErr w:type="gramEnd"/>
       <w:r>
         <w:rPr>
           <w:rFonts w:ascii="Aptos Display" w:hAnsi="Aptos Display"/>
@@ -1699,18 +1587,8 @@
           <w:color w:val="202020"/>
           <w:sz w:val="18"/>
         </w:rPr>
-        <w:t xml:space="preserve"> unique research items related to {{INGREDIENT}}, {{DOMAIN}}, and {{SPECIES}}, published within the last 4 years, that are relevant to {{PROBLEM_</w:t>
-      </w:r>
-      <w:proofErr w:type="gramStart"/>
-      <w:r>
-        <w:rPr>
-          <w:rFonts w:ascii="Aptos Display" w:hAnsi="Aptos Display"/>
-          <w:color w:val="202020"/>
-          <w:sz w:val="18"/>
-        </w:rPr>
-        <w:t>STATEMENT}}.</w:t>
-      </w:r>
-      <w:proofErr w:type="gramEnd"/>
+        <w:t xml:space="preserve"> unique research items related to {{INGREDIENT}}, {{DOMAIN}}, and {{SPECIES}}, published within the last 4 years, that are relevant to {{PROBLEM_STATEMENT}}.</w:t>
+      </w:r>
     </w:p>
     <w:p>
       <w:pPr>
@@ -2038,18 +1916,540 @@
           <w:color w:val="202020"/>
           <w:sz w:val="18"/>
         </w:rPr>
-        <w:t xml:space="preserve">- If a paper has no free PDF, or if the PDF gives 403, blocked, unavailable, or dead link, check whether a working PDF URL is available via </w:t>
-      </w:r>
-      <w:proofErr w:type="spellStart"/>
-      <w:r>
-        <w:rPr>
-          <w:rFonts w:ascii="Aptos Display" w:hAnsi="Aptos Display"/>
-          <w:color w:val="202020"/>
-          <w:sz w:val="18"/>
-        </w:rPr>
-        <w:t>Unpaywall</w:t>
-      </w:r>
-      <w:proofErr w:type="spellEnd"/>
+        <w:t>- If a paper has no free PDF, or if the PDF gives 403, blocked, unavailable, or dead link, check whether a working PDF URL is available via Unpaywall.</w:t>
+      </w:r>
+    </w:p>
+    <w:p>
+      <w:pPr>
+        <w:spacing w:after="0"/>
+        <w:ind w:left="720"/>
+        <w:rPr>
+          <w:rFonts w:ascii="Aptos Display" w:hAnsi="Aptos Display"/>
+          <w:color w:val="202020"/>
+          <w:sz w:val="18"/>
+        </w:rPr>
+      </w:pPr>
+      <w:r>
+        <w:rPr>
+          <w:rFonts w:ascii="Aptos Display" w:hAnsi="Aptos Display"/>
+          <w:color w:val="202020"/>
+          <w:sz w:val="18"/>
+        </w:rPr>
+        <w:t>- If no working direct PDF link is available either directly or through Unpaywall, replace that item with a different eligible item.</w:t>
+      </w:r>
+    </w:p>
+    <w:p>
+      <w:pPr>
+        <w:ind w:left="720"/>
+        <w:rPr>
+          <w:rFonts w:ascii="Aptos Display" w:hAnsi="Aptos Display"/>
+          <w:color w:val="202020"/>
+          <w:sz w:val="18"/>
+        </w:rPr>
+      </w:pPr>
+      <w:r>
+        <w:rPr>
+          <w:rFonts w:ascii="Aptos Display" w:hAnsi="Aptos Display"/>
+          <w:color w:val="202020"/>
+          <w:sz w:val="18"/>
+        </w:rPr>
+        <w:t>- Only include an item if both the source page link and the direct free PDF link are available and working.</w:t>
+      </w:r>
+    </w:p>
+    <w:p>
+      <w:pPr>
+        <w:ind w:left="720"/>
+        <w:rPr>
+          <w:rFonts w:ascii="Aptos Display" w:hAnsi="Aptos Display"/>
+          <w:color w:val="202020"/>
+          <w:sz w:val="18"/>
+        </w:rPr>
+      </w:pPr>
+      <w:r>
+        <w:rPr>
+          <w:rFonts w:ascii="Aptos Display" w:hAnsi="Aptos Display"/>
+          <w:color w:val="202020"/>
+          <w:sz w:val="18"/>
+        </w:rPr>
+        <w:t>For each item, return exactly these fields:</w:t>
+      </w:r>
+    </w:p>
+    <w:p>
+      <w:pPr>
+        <w:spacing w:after="0"/>
+        <w:ind w:left="720"/>
+        <w:rPr>
+          <w:rFonts w:ascii="Aptos Display" w:hAnsi="Aptos Display"/>
+          <w:color w:val="202020"/>
+          <w:sz w:val="18"/>
+        </w:rPr>
+      </w:pPr>
+      <w:r>
+        <w:rPr>
+          <w:rFonts w:ascii="Aptos Display" w:hAnsi="Aptos Display"/>
+          <w:color w:val="202020"/>
+          <w:sz w:val="18"/>
+        </w:rPr>
+        <w:t>Title:</w:t>
+      </w:r>
+    </w:p>
+    <w:p>
+      <w:pPr>
+        <w:spacing w:after="0"/>
+        <w:ind w:left="720"/>
+        <w:rPr>
+          <w:rFonts w:ascii="Aptos Display" w:hAnsi="Aptos Display"/>
+          <w:color w:val="202020"/>
+          <w:sz w:val="18"/>
+        </w:rPr>
+      </w:pPr>
+      <w:r>
+        <w:rPr>
+          <w:rFonts w:ascii="Aptos Display" w:hAnsi="Aptos Display"/>
+          <w:color w:val="202020"/>
+          <w:sz w:val="18"/>
+        </w:rPr>
+        <w:t>Authors (first 3 plus et al.):</w:t>
+      </w:r>
+    </w:p>
+    <w:p>
+      <w:pPr>
+        <w:spacing w:after="0"/>
+        <w:ind w:left="720"/>
+        <w:rPr>
+          <w:rFonts w:ascii="Aptos Display" w:hAnsi="Aptos Display"/>
+          <w:color w:val="202020"/>
+          <w:sz w:val="18"/>
+        </w:rPr>
+      </w:pPr>
+      <w:r>
+        <w:rPr>
+          <w:rFonts w:ascii="Aptos Display" w:hAnsi="Aptos Display"/>
+          <w:color w:val="202020"/>
+          <w:sz w:val="18"/>
+        </w:rPr>
+        <w:t>Publish date or year:</w:t>
+      </w:r>
+    </w:p>
+    <w:p>
+      <w:pPr>
+        <w:spacing w:after="0"/>
+        <w:ind w:left="720"/>
+        <w:rPr>
+          <w:rFonts w:ascii="Aptos Display" w:hAnsi="Aptos Display"/>
+          <w:color w:val="202020"/>
+          <w:sz w:val="18"/>
+        </w:rPr>
+      </w:pPr>
+      <w:r>
+        <w:rPr>
+          <w:rFonts w:ascii="Aptos Display" w:hAnsi="Aptos Display"/>
+          <w:color w:val="202020"/>
+          <w:sz w:val="18"/>
+        </w:rPr>
+        <w:t>Study type:</w:t>
+      </w:r>
+    </w:p>
+    <w:p>
+      <w:pPr>
+        <w:spacing w:after="0"/>
+        <w:ind w:left="720"/>
+        <w:rPr>
+          <w:rFonts w:ascii="Aptos Display" w:hAnsi="Aptos Display"/>
+          <w:color w:val="202020"/>
+          <w:sz w:val="18"/>
+        </w:rPr>
+      </w:pPr>
+      <w:r>
+        <w:rPr>
+          <w:rFonts w:ascii="Aptos Display" w:hAnsi="Aptos Display"/>
+          <w:color w:val="202020"/>
+          <w:sz w:val="18"/>
+        </w:rPr>
+        <w:t>Population:</w:t>
+      </w:r>
+    </w:p>
+    <w:p>
+      <w:pPr>
+        <w:spacing w:after="0"/>
+        <w:ind w:left="720"/>
+        <w:rPr>
+          <w:rFonts w:ascii="Aptos Display" w:hAnsi="Aptos Display"/>
+          <w:color w:val="202020"/>
+          <w:sz w:val="18"/>
+        </w:rPr>
+      </w:pPr>
+      <w:r>
+        <w:rPr>
+          <w:rFonts w:ascii="Aptos Display" w:hAnsi="Aptos Display"/>
+          <w:color w:val="202020"/>
+          <w:sz w:val="18"/>
+        </w:rPr>
+        <w:t>Primary outcome related to the domain:</w:t>
+      </w:r>
+    </w:p>
+    <w:p>
+      <w:pPr>
+        <w:spacing w:after="0"/>
+        <w:ind w:left="720"/>
+        <w:rPr>
+          <w:rFonts w:ascii="Aptos Display" w:hAnsi="Aptos Display"/>
+          <w:color w:val="202020"/>
+          <w:sz w:val="18"/>
+        </w:rPr>
+      </w:pPr>
+      <w:r>
+        <w:rPr>
+          <w:rFonts w:ascii="Aptos Display" w:hAnsi="Aptos Display"/>
+          <w:color w:val="202020"/>
+          <w:sz w:val="18"/>
+        </w:rPr>
+        <w:t>Relevance to problem statement:</w:t>
+      </w:r>
+    </w:p>
+    <w:p>
+      <w:pPr>
+        <w:spacing w:after="0"/>
+        <w:ind w:left="720"/>
+        <w:rPr>
+          <w:rFonts w:ascii="Aptos Display" w:hAnsi="Aptos Display"/>
+          <w:color w:val="202020"/>
+          <w:sz w:val="18"/>
+        </w:rPr>
+      </w:pPr>
+      <w:r>
+        <w:rPr>
+          <w:rFonts w:ascii="Aptos Display" w:hAnsi="Aptos Display"/>
+          <w:color w:val="202020"/>
+          <w:sz w:val="18"/>
+        </w:rPr>
+        <w:t>Why it qualifies as {{COUNTRY}}-based: (or "N/A — global search" if country is global)</w:t>
+      </w:r>
+    </w:p>
+    <w:p>
+      <w:pPr>
+        <w:spacing w:after="0"/>
+        <w:ind w:left="720"/>
+        <w:rPr>
+          <w:rFonts w:ascii="Aptos Display" w:hAnsi="Aptos Display"/>
+          <w:color w:val="202020"/>
+          <w:sz w:val="18"/>
+        </w:rPr>
+      </w:pPr>
+      <w:r>
+        <w:rPr>
+          <w:rFonts w:ascii="Aptos Display" w:hAnsi="Aptos Display"/>
+          <w:color w:val="202020"/>
+          <w:sz w:val="18"/>
+        </w:rPr>
+        <w:t>DOI:</w:t>
+      </w:r>
+    </w:p>
+    <w:p>
+      <w:pPr>
+        <w:spacing w:after="0"/>
+        <w:ind w:left="720"/>
+        <w:rPr>
+          <w:rFonts w:ascii="Aptos Display" w:hAnsi="Aptos Display"/>
+          <w:color w:val="202020"/>
+          <w:sz w:val="18"/>
+        </w:rPr>
+      </w:pPr>
+      <w:r>
+        <w:rPr>
+          <w:rFonts w:ascii="Aptos Display" w:hAnsi="Aptos Display"/>
+          <w:color w:val="202020"/>
+          <w:sz w:val="18"/>
+        </w:rPr>
+        <w:t>PMID: (if available, else N/A)</w:t>
+      </w:r>
+    </w:p>
+    <w:p>
+      <w:pPr>
+        <w:spacing w:after="0"/>
+        <w:ind w:left="720"/>
+        <w:rPr>
+          <w:rFonts w:ascii="Aptos Display" w:hAnsi="Aptos Display"/>
+          <w:color w:val="202020"/>
+          <w:sz w:val="18"/>
+        </w:rPr>
+      </w:pPr>
+      <w:r>
+        <w:rPr>
+          <w:rFonts w:ascii="Aptos Display" w:hAnsi="Aptos Display"/>
+          <w:color w:val="202020"/>
+          <w:sz w:val="18"/>
+        </w:rPr>
+        <w:t>Source page link:</w:t>
+      </w:r>
+    </w:p>
+    <w:p>
+      <w:pPr>
+        <w:spacing w:after="0"/>
+        <w:ind w:left="720"/>
+        <w:rPr>
+          <w:rFonts w:ascii="Aptos Display" w:hAnsi="Aptos Display"/>
+          <w:color w:val="202020"/>
+          <w:sz w:val="18"/>
+        </w:rPr>
+      </w:pPr>
+      <w:r>
+        <w:rPr>
+          <w:rFonts w:ascii="Aptos Display" w:hAnsi="Aptos Display"/>
+          <w:color w:val="202020"/>
+          <w:sz w:val="18"/>
+        </w:rPr>
+        <w:t>Direct free PDF link:</w:t>
+      </w:r>
+    </w:p>
+    <w:p>
+      <w:pPr>
+        <w:spacing w:after="0"/>
+        <w:ind w:left="720"/>
+        <w:rPr>
+          <w:rFonts w:ascii="Aptos Display" w:hAnsi="Aptos Display"/>
+          <w:color w:val="202020"/>
+          <w:sz w:val="18"/>
+        </w:rPr>
+      </w:pPr>
+      <w:r>
+        <w:rPr>
+          <w:rFonts w:ascii="Aptos Display" w:hAnsi="Aptos Display"/>
+          <w:color w:val="202020"/>
+          <w:sz w:val="18"/>
+        </w:rPr>
+        <w:t>Source: &lt;name of database or platform where item was found&gt;</w:t>
+      </w:r>
+    </w:p>
+    <w:p>
+      <w:pPr>
+        <w:ind w:left="720"/>
+        <w:rPr>
+          <w:rFonts w:ascii="Aptos Display" w:hAnsi="Aptos Display"/>
+          <w:color w:val="202020"/>
+          <w:sz w:val="18"/>
+        </w:rPr>
+      </w:pPr>
+      <w:r>
+        <w:rPr>
+          <w:rFonts w:ascii="Aptos Display" w:hAnsi="Aptos Display"/>
+          <w:color w:val="202020"/>
+          <w:sz w:val="18"/>
+        </w:rPr>
+        <w:t>Country: {{COUNTRY}}</w:t>
+      </w:r>
+    </w:p>
+    <w:p>
+      <w:pPr>
+        <w:ind w:left="720"/>
+        <w:rPr>
+          <w:rFonts w:ascii="Aptos Display" w:hAnsi="Aptos Display"/>
+          <w:color w:val="202020"/>
+          <w:sz w:val="18"/>
+        </w:rPr>
+      </w:pPr>
+      <w:r>
+        <w:rPr>
+          <w:rFonts w:ascii="Aptos Display" w:hAnsi="Aptos Display"/>
+          <w:color w:val="202020"/>
+          <w:sz w:val="18"/>
+        </w:rPr>
+        <w:t>---</w:t>
+      </w:r>
+    </w:p>
+    <w:p>
+      <w:pPr>
+        <w:ind w:left="720"/>
+        <w:rPr>
+          <w:rFonts w:ascii="Aptos Display" w:hAnsi="Aptos Display"/>
+          <w:color w:val="202020"/>
+          <w:sz w:val="18"/>
+        </w:rPr>
+      </w:pPr>
+      <w:r>
+        <w:rPr>
+          <w:rFonts w:ascii="Aptos Display" w:hAnsi="Aptos Display"/>
+          <w:color w:val="202020"/>
+          <w:sz w:val="18"/>
+        </w:rPr>
+        <w:t>Link Validation Rules</w:t>
+      </w:r>
+      <w:r>
+        <w:rPr>
+          <w:rFonts w:ascii="Aptos Display" w:hAnsi="Aptos Display"/>
+          <w:color w:val="202020"/>
+          <w:sz w:val="18"/>
+        </w:rPr>
+        <w:t>:</w:t>
+      </w:r>
+    </w:p>
+    <w:p>
+      <w:pPr>
+        <w:spacing w:after="0"/>
+        <w:ind w:left="720"/>
+        <w:rPr>
+          <w:rFonts w:ascii="Aptos Display" w:hAnsi="Aptos Display"/>
+          <w:color w:val="202020"/>
+          <w:sz w:val="18"/>
+        </w:rPr>
+      </w:pPr>
+      <w:r>
+        <w:rPr>
+          <w:rFonts w:ascii="Aptos Display" w:hAnsi="Aptos Display"/>
+          <w:color w:val="202020"/>
+          <w:sz w:val="18"/>
+        </w:rPr>
+        <w:t>- Do not output placeholder links.</w:t>
+      </w:r>
+    </w:p>
+    <w:p>
+      <w:pPr>
+        <w:spacing w:after="0"/>
+        <w:ind w:left="720"/>
+        <w:rPr>
+          <w:rFonts w:ascii="Aptos Display" w:hAnsi="Aptos Display"/>
+          <w:color w:val="202020"/>
+          <w:sz w:val="18"/>
+        </w:rPr>
+      </w:pPr>
+      <w:r>
+        <w:rPr>
+          <w:rFonts w:ascii="Aptos Display" w:hAnsi="Aptos Display"/>
+          <w:color w:val="202020"/>
+          <w:sz w:val="18"/>
+        </w:rPr>
+        <w:t>- Do not output homepage links unless that exact page is the true source page for the item.</w:t>
+      </w:r>
+    </w:p>
+    <w:p>
+      <w:pPr>
+        <w:spacing w:after="0"/>
+        <w:ind w:left="720"/>
+        <w:rPr>
+          <w:rFonts w:ascii="Aptos Display" w:hAnsi="Aptos Display"/>
+          <w:color w:val="202020"/>
+          <w:sz w:val="18"/>
+        </w:rPr>
+      </w:pPr>
+      <w:r>
+        <w:rPr>
+          <w:rFonts w:ascii="Aptos Display" w:hAnsi="Aptos Display"/>
+          <w:color w:val="202020"/>
+          <w:sz w:val="18"/>
+        </w:rPr>
+        <w:t>- Do not output abstract-only PDF placeholders. The PDF link must point directly to a downloadable or browser-openable PDF file.</w:t>
+      </w:r>
+    </w:p>
+    <w:p>
+      <w:pPr>
+        <w:ind w:left="720"/>
+        <w:rPr>
+          <w:rFonts w:ascii="Aptos Display" w:hAnsi="Aptos Display"/>
+          <w:color w:val="202020"/>
+          <w:sz w:val="18"/>
+        </w:rPr>
+      </w:pPr>
+      <w:r>
+        <w:rPr>
+          <w:rFonts w:ascii="Aptos Display" w:hAnsi="Aptos Display"/>
+          <w:color w:val="202020"/>
+          <w:sz w:val="18"/>
+        </w:rPr>
+        <w:t>- Replace any item whose PDF link is broken, blocked, expired, inaccessible, or not actually a PDF.</w:t>
+      </w:r>
+    </w:p>
+    <w:p>
+      <w:pPr>
+        <w:ind w:left="720"/>
+        <w:rPr>
+          <w:rFonts w:ascii="Aptos Display" w:hAnsi="Aptos Display"/>
+          <w:color w:val="202020"/>
+          <w:sz w:val="18"/>
+        </w:rPr>
+      </w:pPr>
+      <w:r>
+        <w:rPr>
+          <w:rFonts w:ascii="Aptos Display" w:hAnsi="Aptos Display"/>
+          <w:color w:val="202020"/>
+          <w:sz w:val="18"/>
+        </w:rPr>
+        <w:t>---</w:t>
+      </w:r>
+    </w:p>
+    <w:p>
+      <w:pPr>
+        <w:ind w:left="720"/>
+        <w:rPr>
+          <w:rFonts w:ascii="Aptos Display" w:hAnsi="Aptos Display"/>
+          <w:color w:val="202020"/>
+          <w:sz w:val="18"/>
+        </w:rPr>
+      </w:pPr>
+      <w:r>
+        <w:rPr>
+          <w:rFonts w:ascii="Aptos Display" w:hAnsi="Aptos Display"/>
+          <w:color w:val="202020"/>
+          <w:sz w:val="18"/>
+        </w:rPr>
+        <w:t>Output Format Rules</w:t>
+      </w:r>
+    </w:p>
+    <w:p>
+      <w:pPr>
+        <w:spacing w:after="0"/>
+        <w:ind w:left="720"/>
+        <w:rPr>
+          <w:rFonts w:ascii="Aptos Display" w:hAnsi="Aptos Display"/>
+          <w:color w:val="202020"/>
+          <w:sz w:val="18"/>
+        </w:rPr>
+      </w:pPr>
+      <w:r>
+        <w:rPr>
+          <w:rFonts w:ascii="Aptos Display" w:hAnsi="Aptos Display"/>
+          <w:color w:val="202020"/>
+          <w:sz w:val="18"/>
+        </w:rPr>
+        <w:t>- Provide the full response in chat.</w:t>
+      </w:r>
+    </w:p>
+    <w:p>
+      <w:pPr>
+        <w:spacing w:after="0"/>
+        <w:ind w:left="720"/>
+        <w:rPr>
+          <w:rFonts w:ascii="Aptos Display" w:hAnsi="Aptos Display"/>
+          <w:color w:val="202020"/>
+          <w:sz w:val="18"/>
+        </w:rPr>
+      </w:pPr>
+      <w:r>
+        <w:rPr>
+          <w:rFonts w:ascii="Aptos Display" w:hAnsi="Aptos Display"/>
+          <w:color w:val="202020"/>
+          <w:sz w:val="18"/>
+        </w:rPr>
+        <w:t>- Also produce a downloadable text file named exactly:</w:t>
+      </w:r>
+    </w:p>
+    <w:p>
+      <w:pPr>
+        <w:spacing w:after="0"/>
+        <w:ind w:left="720"/>
+        <w:rPr>
+          <w:rFonts w:ascii="Aptos Display" w:hAnsi="Aptos Display"/>
+          <w:color w:val="202020"/>
+          <w:sz w:val="18"/>
+        </w:rPr>
+      </w:pPr>
+      <w:r>
+        <w:rPr>
+          <w:rFonts w:ascii="Aptos Display" w:hAnsi="Aptos Display"/>
+          <w:color w:val="202020"/>
+          <w:sz w:val="18"/>
+        </w:rPr>
+        <w:t xml:space="preserve">  {{INGREDIENT}}</w:t>
+      </w:r>
       <w:r>
         <w:rPr>
           <w:rFonts w:ascii="Aptos Display" w:hAnsi="Aptos Display"/>
@@ -2058,610 +2458,6 @@
         </w:rPr>
         <w:t>.</w:t>
       </w:r>
-    </w:p>
-    <w:p>
-      <w:pPr>
-        <w:spacing w:after="0"/>
-        <w:ind w:left="720"/>
-        <w:rPr>
-          <w:rFonts w:ascii="Aptos Display" w:hAnsi="Aptos Display"/>
-          <w:color w:val="202020"/>
-          <w:sz w:val="18"/>
-        </w:rPr>
-      </w:pPr>
-      <w:r>
-        <w:rPr>
-          <w:rFonts w:ascii="Aptos Display" w:hAnsi="Aptos Display"/>
-          <w:color w:val="202020"/>
-          <w:sz w:val="18"/>
-        </w:rPr>
-        <w:t xml:space="preserve">- If no working direct PDF link is available either directly or through </w:t>
-      </w:r>
-      <w:proofErr w:type="spellStart"/>
-      <w:r>
-        <w:rPr>
-          <w:rFonts w:ascii="Aptos Display" w:hAnsi="Aptos Display"/>
-          <w:color w:val="202020"/>
-          <w:sz w:val="18"/>
-        </w:rPr>
-        <w:t>Unpaywall</w:t>
-      </w:r>
-      <w:proofErr w:type="spellEnd"/>
-      <w:r>
-        <w:rPr>
-          <w:rFonts w:ascii="Aptos Display" w:hAnsi="Aptos Display"/>
-          <w:color w:val="202020"/>
-          <w:sz w:val="18"/>
-        </w:rPr>
-        <w:t>, replace that item with a different eligible item.</w:t>
-      </w:r>
-    </w:p>
-    <w:p>
-      <w:pPr>
-        <w:ind w:left="720"/>
-        <w:rPr>
-          <w:rFonts w:ascii="Aptos Display" w:hAnsi="Aptos Display"/>
-          <w:color w:val="202020"/>
-          <w:sz w:val="18"/>
-        </w:rPr>
-      </w:pPr>
-      <w:r>
-        <w:rPr>
-          <w:rFonts w:ascii="Aptos Display" w:hAnsi="Aptos Display"/>
-          <w:color w:val="202020"/>
-          <w:sz w:val="18"/>
-        </w:rPr>
-        <w:t>- Only include an item if both the source page link and the direct free PDF link are available and working.</w:t>
-      </w:r>
-    </w:p>
-    <w:p>
-      <w:pPr>
-        <w:ind w:left="720"/>
-        <w:rPr>
-          <w:rFonts w:ascii="Aptos Display" w:hAnsi="Aptos Display"/>
-          <w:color w:val="202020"/>
-          <w:sz w:val="18"/>
-        </w:rPr>
-      </w:pPr>
-      <w:r>
-        <w:rPr>
-          <w:rFonts w:ascii="Aptos Display" w:hAnsi="Aptos Display"/>
-          <w:color w:val="202020"/>
-          <w:sz w:val="18"/>
-        </w:rPr>
-        <w:t xml:space="preserve">For each item, return </w:t>
-      </w:r>
-      <w:proofErr w:type="gramStart"/>
-      <w:r>
-        <w:rPr>
-          <w:rFonts w:ascii="Aptos Display" w:hAnsi="Aptos Display"/>
-          <w:color w:val="202020"/>
-          <w:sz w:val="18"/>
-        </w:rPr>
-        <w:t>exactly</w:t>
-      </w:r>
-      <w:proofErr w:type="gramEnd"/>
-      <w:r>
-        <w:rPr>
-          <w:rFonts w:ascii="Aptos Display" w:hAnsi="Aptos Display"/>
-          <w:color w:val="202020"/>
-          <w:sz w:val="18"/>
-        </w:rPr>
-        <w:t xml:space="preserve"> these fields:</w:t>
-      </w:r>
-    </w:p>
-    <w:p>
-      <w:pPr>
-        <w:spacing w:after="0"/>
-        <w:ind w:left="720"/>
-        <w:rPr>
-          <w:rFonts w:ascii="Aptos Display" w:hAnsi="Aptos Display"/>
-          <w:color w:val="202020"/>
-          <w:sz w:val="18"/>
-        </w:rPr>
-      </w:pPr>
-      <w:r>
-        <w:rPr>
-          <w:rFonts w:ascii="Aptos Display" w:hAnsi="Aptos Display"/>
-          <w:color w:val="202020"/>
-          <w:sz w:val="18"/>
-        </w:rPr>
-        <w:t>Title:</w:t>
-      </w:r>
-    </w:p>
-    <w:p>
-      <w:pPr>
-        <w:spacing w:after="0"/>
-        <w:ind w:left="720"/>
-        <w:rPr>
-          <w:rFonts w:ascii="Aptos Display" w:hAnsi="Aptos Display"/>
-          <w:color w:val="202020"/>
-          <w:sz w:val="18"/>
-        </w:rPr>
-      </w:pPr>
-      <w:r>
-        <w:rPr>
-          <w:rFonts w:ascii="Aptos Display" w:hAnsi="Aptos Display"/>
-          <w:color w:val="202020"/>
-          <w:sz w:val="18"/>
-        </w:rPr>
-        <w:t>Authors (first 3 plus et al.):</w:t>
-      </w:r>
-    </w:p>
-    <w:p>
-      <w:pPr>
-        <w:spacing w:after="0"/>
-        <w:ind w:left="720"/>
-        <w:rPr>
-          <w:rFonts w:ascii="Aptos Display" w:hAnsi="Aptos Display"/>
-          <w:color w:val="202020"/>
-          <w:sz w:val="18"/>
-        </w:rPr>
-      </w:pPr>
-      <w:r>
-        <w:rPr>
-          <w:rFonts w:ascii="Aptos Display" w:hAnsi="Aptos Display"/>
-          <w:color w:val="202020"/>
-          <w:sz w:val="18"/>
-        </w:rPr>
-        <w:t>Publish date or year:</w:t>
-      </w:r>
-    </w:p>
-    <w:p>
-      <w:pPr>
-        <w:spacing w:after="0"/>
-        <w:ind w:left="720"/>
-        <w:rPr>
-          <w:rFonts w:ascii="Aptos Display" w:hAnsi="Aptos Display"/>
-          <w:color w:val="202020"/>
-          <w:sz w:val="18"/>
-        </w:rPr>
-      </w:pPr>
-      <w:r>
-        <w:rPr>
-          <w:rFonts w:ascii="Aptos Display" w:hAnsi="Aptos Display"/>
-          <w:color w:val="202020"/>
-          <w:sz w:val="18"/>
-        </w:rPr>
-        <w:t>Study type:</w:t>
-      </w:r>
-    </w:p>
-    <w:p>
-      <w:pPr>
-        <w:spacing w:after="0"/>
-        <w:ind w:left="720"/>
-        <w:rPr>
-          <w:rFonts w:ascii="Aptos Display" w:hAnsi="Aptos Display"/>
-          <w:color w:val="202020"/>
-          <w:sz w:val="18"/>
-        </w:rPr>
-      </w:pPr>
-      <w:r>
-        <w:rPr>
-          <w:rFonts w:ascii="Aptos Display" w:hAnsi="Aptos Display"/>
-          <w:color w:val="202020"/>
-          <w:sz w:val="18"/>
-        </w:rPr>
-        <w:t>Population:</w:t>
-      </w:r>
-    </w:p>
-    <w:p>
-      <w:pPr>
-        <w:spacing w:after="0"/>
-        <w:ind w:left="720"/>
-        <w:rPr>
-          <w:rFonts w:ascii="Aptos Display" w:hAnsi="Aptos Display"/>
-          <w:color w:val="202020"/>
-          <w:sz w:val="18"/>
-        </w:rPr>
-      </w:pPr>
-      <w:r>
-        <w:rPr>
-          <w:rFonts w:ascii="Aptos Display" w:hAnsi="Aptos Display"/>
-          <w:color w:val="202020"/>
-          <w:sz w:val="18"/>
-        </w:rPr>
-        <w:t>Primary outcome related to the domain:</w:t>
-      </w:r>
-    </w:p>
-    <w:p>
-      <w:pPr>
-        <w:spacing w:after="0"/>
-        <w:ind w:left="720"/>
-        <w:rPr>
-          <w:rFonts w:ascii="Aptos Display" w:hAnsi="Aptos Display"/>
-          <w:color w:val="202020"/>
-          <w:sz w:val="18"/>
-        </w:rPr>
-      </w:pPr>
-      <w:r>
-        <w:rPr>
-          <w:rFonts w:ascii="Aptos Display" w:hAnsi="Aptos Display"/>
-          <w:color w:val="202020"/>
-          <w:sz w:val="18"/>
-        </w:rPr>
-        <w:t>Relevance to problem statement:</w:t>
-      </w:r>
-    </w:p>
-    <w:p>
-      <w:pPr>
-        <w:spacing w:after="0"/>
-        <w:ind w:left="720"/>
-        <w:rPr>
-          <w:rFonts w:ascii="Aptos Display" w:hAnsi="Aptos Display"/>
-          <w:color w:val="202020"/>
-          <w:sz w:val="18"/>
-        </w:rPr>
-      </w:pPr>
-      <w:r>
-        <w:rPr>
-          <w:rFonts w:ascii="Aptos Display" w:hAnsi="Aptos Display"/>
-          <w:color w:val="202020"/>
-          <w:sz w:val="18"/>
-        </w:rPr>
-        <w:t>Why it qualifies as {{COUNTRY}}-based: (or "N/A — global search" if country is global)</w:t>
-      </w:r>
-    </w:p>
-    <w:p>
-      <w:pPr>
-        <w:spacing w:after="0"/>
-        <w:ind w:left="720"/>
-        <w:rPr>
-          <w:rFonts w:ascii="Aptos Display" w:hAnsi="Aptos Display"/>
-          <w:color w:val="202020"/>
-          <w:sz w:val="18"/>
-        </w:rPr>
-      </w:pPr>
-      <w:r>
-        <w:rPr>
-          <w:rFonts w:ascii="Aptos Display" w:hAnsi="Aptos Display"/>
-          <w:color w:val="202020"/>
-          <w:sz w:val="18"/>
-        </w:rPr>
-        <w:t>DOI:</w:t>
-      </w:r>
-    </w:p>
-    <w:p>
-      <w:pPr>
-        <w:spacing w:after="0"/>
-        <w:ind w:left="720"/>
-        <w:rPr>
-          <w:rFonts w:ascii="Aptos Display" w:hAnsi="Aptos Display"/>
-          <w:color w:val="202020"/>
-          <w:sz w:val="18"/>
-        </w:rPr>
-      </w:pPr>
-      <w:r>
-        <w:rPr>
-          <w:rFonts w:ascii="Aptos Display" w:hAnsi="Aptos Display"/>
-          <w:color w:val="202020"/>
-          <w:sz w:val="18"/>
-        </w:rPr>
-        <w:t>PMID: (if available, else N/A)</w:t>
-      </w:r>
-    </w:p>
-    <w:p>
-      <w:pPr>
-        <w:spacing w:after="0"/>
-        <w:ind w:left="720"/>
-        <w:rPr>
-          <w:rFonts w:ascii="Aptos Display" w:hAnsi="Aptos Display"/>
-          <w:color w:val="202020"/>
-          <w:sz w:val="18"/>
-        </w:rPr>
-      </w:pPr>
-      <w:r>
-        <w:rPr>
-          <w:rFonts w:ascii="Aptos Display" w:hAnsi="Aptos Display"/>
-          <w:color w:val="202020"/>
-          <w:sz w:val="18"/>
-        </w:rPr>
-        <w:t>Source page link:</w:t>
-      </w:r>
-    </w:p>
-    <w:p>
-      <w:pPr>
-        <w:spacing w:after="0"/>
-        <w:ind w:left="720"/>
-        <w:rPr>
-          <w:rFonts w:ascii="Aptos Display" w:hAnsi="Aptos Display"/>
-          <w:color w:val="202020"/>
-          <w:sz w:val="18"/>
-        </w:rPr>
-      </w:pPr>
-      <w:r>
-        <w:rPr>
-          <w:rFonts w:ascii="Aptos Display" w:hAnsi="Aptos Display"/>
-          <w:color w:val="202020"/>
-          <w:sz w:val="18"/>
-        </w:rPr>
-        <w:t>Direct free PDF link:</w:t>
-      </w:r>
-    </w:p>
-    <w:p>
-      <w:pPr>
-        <w:spacing w:after="0"/>
-        <w:ind w:left="720"/>
-        <w:rPr>
-          <w:rFonts w:ascii="Aptos Display" w:hAnsi="Aptos Display"/>
-          <w:color w:val="202020"/>
-          <w:sz w:val="18"/>
-        </w:rPr>
-      </w:pPr>
-      <w:r>
-        <w:rPr>
-          <w:rFonts w:ascii="Aptos Display" w:hAnsi="Aptos Display"/>
-          <w:color w:val="202020"/>
-          <w:sz w:val="18"/>
-        </w:rPr>
-        <w:t>Source: &lt;name of database or platform where item was found&gt;</w:t>
-      </w:r>
-    </w:p>
-    <w:p>
-      <w:pPr>
-        <w:ind w:left="720"/>
-        <w:rPr>
-          <w:rFonts w:ascii="Aptos Display" w:hAnsi="Aptos Display"/>
-          <w:color w:val="202020"/>
-          <w:sz w:val="18"/>
-        </w:rPr>
-      </w:pPr>
-      <w:proofErr w:type="gramStart"/>
-      <w:r>
-        <w:rPr>
-          <w:rFonts w:ascii="Aptos Display" w:hAnsi="Aptos Display"/>
-          <w:color w:val="202020"/>
-          <w:sz w:val="18"/>
-        </w:rPr>
-        <w:t>Country: {{</w:t>
-      </w:r>
-      <w:proofErr w:type="gramEnd"/>
-      <w:r>
-        <w:rPr>
-          <w:rFonts w:ascii="Aptos Display" w:hAnsi="Aptos Display"/>
-          <w:color w:val="202020"/>
-          <w:sz w:val="18"/>
-        </w:rPr>
-        <w:t>COUNTRY}}</w:t>
-      </w:r>
-    </w:p>
-    <w:p>
-      <w:pPr>
-        <w:ind w:left="720"/>
-        <w:rPr>
-          <w:rFonts w:ascii="Aptos Display" w:hAnsi="Aptos Display"/>
-          <w:color w:val="202020"/>
-          <w:sz w:val="18"/>
-        </w:rPr>
-      </w:pPr>
-      <w:r>
-        <w:rPr>
-          <w:rFonts w:ascii="Aptos Display" w:hAnsi="Aptos Display"/>
-          <w:color w:val="202020"/>
-          <w:sz w:val="18"/>
-        </w:rPr>
-        <w:t>---</w:t>
-      </w:r>
-    </w:p>
-    <w:p>
-      <w:pPr>
-        <w:ind w:left="720"/>
-        <w:rPr>
-          <w:rFonts w:ascii="Aptos Display" w:hAnsi="Aptos Display"/>
-          <w:color w:val="202020"/>
-          <w:sz w:val="18"/>
-        </w:rPr>
-      </w:pPr>
-      <w:r>
-        <w:rPr>
-          <w:rFonts w:ascii="Aptos Display" w:hAnsi="Aptos Display"/>
-          <w:color w:val="202020"/>
-          <w:sz w:val="18"/>
-        </w:rPr>
-        <w:t>Link Validation Rules</w:t>
-      </w:r>
-      <w:r>
-        <w:rPr>
-          <w:rFonts w:ascii="Aptos Display" w:hAnsi="Aptos Display"/>
-          <w:color w:val="202020"/>
-          <w:sz w:val="18"/>
-        </w:rPr>
-        <w:t>:</w:t>
-      </w:r>
-    </w:p>
-    <w:p>
-      <w:pPr>
-        <w:spacing w:after="0"/>
-        <w:ind w:left="720"/>
-        <w:rPr>
-          <w:rFonts w:ascii="Aptos Display" w:hAnsi="Aptos Display"/>
-          <w:color w:val="202020"/>
-          <w:sz w:val="18"/>
-        </w:rPr>
-      </w:pPr>
-      <w:r>
-        <w:rPr>
-          <w:rFonts w:ascii="Aptos Display" w:hAnsi="Aptos Display"/>
-          <w:color w:val="202020"/>
-          <w:sz w:val="18"/>
-        </w:rPr>
-        <w:t>- Do not output placeholder links.</w:t>
-      </w:r>
-    </w:p>
-    <w:p>
-      <w:pPr>
-        <w:spacing w:after="0"/>
-        <w:ind w:left="720"/>
-        <w:rPr>
-          <w:rFonts w:ascii="Aptos Display" w:hAnsi="Aptos Display"/>
-          <w:color w:val="202020"/>
-          <w:sz w:val="18"/>
-        </w:rPr>
-      </w:pPr>
-      <w:r>
-        <w:rPr>
-          <w:rFonts w:ascii="Aptos Display" w:hAnsi="Aptos Display"/>
-          <w:color w:val="202020"/>
-          <w:sz w:val="18"/>
-        </w:rPr>
-        <w:t>- Do not output homepage links unless that exact page is the true source page for the item.</w:t>
-      </w:r>
-    </w:p>
-    <w:p>
-      <w:pPr>
-        <w:spacing w:after="0"/>
-        <w:ind w:left="720"/>
-        <w:rPr>
-          <w:rFonts w:ascii="Aptos Display" w:hAnsi="Aptos Display"/>
-          <w:color w:val="202020"/>
-          <w:sz w:val="18"/>
-        </w:rPr>
-      </w:pPr>
-      <w:r>
-        <w:rPr>
-          <w:rFonts w:ascii="Aptos Display" w:hAnsi="Aptos Display"/>
-          <w:color w:val="202020"/>
-          <w:sz w:val="18"/>
-        </w:rPr>
-        <w:t>- Do not output abstract-only PDF placeholders. The PDF link must point directly to a downloadable or browser-openable PDF file.</w:t>
-      </w:r>
-    </w:p>
-    <w:p>
-      <w:pPr>
-        <w:ind w:left="720"/>
-        <w:rPr>
-          <w:rFonts w:ascii="Aptos Display" w:hAnsi="Aptos Display"/>
-          <w:color w:val="202020"/>
-          <w:sz w:val="18"/>
-        </w:rPr>
-      </w:pPr>
-      <w:r>
-        <w:rPr>
-          <w:rFonts w:ascii="Aptos Display" w:hAnsi="Aptos Display"/>
-          <w:color w:val="202020"/>
-          <w:sz w:val="18"/>
-        </w:rPr>
-        <w:t>- Replace any item whose PDF link is broken, blocked, expired, inaccessible, or not actually a PDF.</w:t>
-      </w:r>
-    </w:p>
-    <w:p>
-      <w:pPr>
-        <w:ind w:left="720"/>
-        <w:rPr>
-          <w:rFonts w:ascii="Aptos Display" w:hAnsi="Aptos Display"/>
-          <w:color w:val="202020"/>
-          <w:sz w:val="18"/>
-        </w:rPr>
-      </w:pPr>
-      <w:r>
-        <w:rPr>
-          <w:rFonts w:ascii="Aptos Display" w:hAnsi="Aptos Display"/>
-          <w:color w:val="202020"/>
-          <w:sz w:val="18"/>
-        </w:rPr>
-        <w:t>---</w:t>
-      </w:r>
-    </w:p>
-    <w:p>
-      <w:pPr>
-        <w:ind w:left="720"/>
-        <w:rPr>
-          <w:rFonts w:ascii="Aptos Display" w:hAnsi="Aptos Display"/>
-          <w:color w:val="202020"/>
-          <w:sz w:val="18"/>
-        </w:rPr>
-      </w:pPr>
-      <w:r>
-        <w:rPr>
-          <w:rFonts w:ascii="Aptos Display" w:hAnsi="Aptos Display"/>
-          <w:color w:val="202020"/>
-          <w:sz w:val="18"/>
-        </w:rPr>
-        <w:t>Output Format Rules</w:t>
-      </w:r>
-    </w:p>
-    <w:p>
-      <w:pPr>
-        <w:spacing w:after="0"/>
-        <w:ind w:left="720"/>
-        <w:rPr>
-          <w:rFonts w:ascii="Aptos Display" w:hAnsi="Aptos Display"/>
-          <w:color w:val="202020"/>
-          <w:sz w:val="18"/>
-        </w:rPr>
-      </w:pPr>
-      <w:r>
-        <w:rPr>
-          <w:rFonts w:ascii="Aptos Display" w:hAnsi="Aptos Display"/>
-          <w:color w:val="202020"/>
-          <w:sz w:val="18"/>
-        </w:rPr>
-        <w:t xml:space="preserve">- Provide </w:t>
-      </w:r>
-      <w:proofErr w:type="gramStart"/>
-      <w:r>
-        <w:rPr>
-          <w:rFonts w:ascii="Aptos Display" w:hAnsi="Aptos Display"/>
-          <w:color w:val="202020"/>
-          <w:sz w:val="18"/>
-        </w:rPr>
-        <w:t>the</w:t>
-      </w:r>
-      <w:proofErr w:type="gramEnd"/>
-      <w:r>
-        <w:rPr>
-          <w:rFonts w:ascii="Aptos Display" w:hAnsi="Aptos Display"/>
-          <w:color w:val="202020"/>
-          <w:sz w:val="18"/>
-        </w:rPr>
-        <w:t xml:space="preserve"> full response in chat.</w:t>
-      </w:r>
-    </w:p>
-    <w:p>
-      <w:pPr>
-        <w:spacing w:after="0"/>
-        <w:ind w:left="720"/>
-        <w:rPr>
-          <w:rFonts w:ascii="Aptos Display" w:hAnsi="Aptos Display"/>
-          <w:color w:val="202020"/>
-          <w:sz w:val="18"/>
-        </w:rPr>
-      </w:pPr>
-      <w:r>
-        <w:rPr>
-          <w:rFonts w:ascii="Aptos Display" w:hAnsi="Aptos Display"/>
-          <w:color w:val="202020"/>
-          <w:sz w:val="18"/>
-        </w:rPr>
-        <w:t>- Also produce a downloadable text file named exactly:</w:t>
-      </w:r>
-    </w:p>
-    <w:p>
-      <w:pPr>
-        <w:spacing w:after="0"/>
-        <w:ind w:left="720"/>
-        <w:rPr>
-          <w:rFonts w:ascii="Aptos Display" w:hAnsi="Aptos Display"/>
-          <w:color w:val="202020"/>
-          <w:sz w:val="18"/>
-        </w:rPr>
-      </w:pPr>
-      <w:r>
-        <w:rPr>
-          <w:rFonts w:ascii="Aptos Display" w:hAnsi="Aptos Display"/>
-          <w:color w:val="202020"/>
-          <w:sz w:val="18"/>
-        </w:rPr>
-        <w:t xml:space="preserve">  {{INGREDIENT}}</w:t>
-      </w:r>
-      <w:r>
-        <w:rPr>
-          <w:rFonts w:ascii="Aptos Display" w:hAnsi="Aptos Display"/>
-          <w:color w:val="202020"/>
-          <w:sz w:val="18"/>
-        </w:rPr>
-        <w:t>.</w:t>
-      </w:r>
       <w:r>
         <w:rPr>
           <w:rFonts w:ascii="Aptos Display" w:hAnsi="Aptos Display"/>
@@ -2706,28 +2502,8 @@
           <w:color w:val="202020"/>
           <w:sz w:val="18"/>
         </w:rPr>
-        <w:t xml:space="preserve">  {{INGREDIENT</w:t>
-      </w:r>
-      <w:proofErr w:type="gramStart"/>
-      <w:r>
-        <w:rPr>
-          <w:rFonts w:ascii="Aptos Display" w:hAnsi="Aptos Display"/>
-          <w:color w:val="202020"/>
-          <w:sz w:val="18"/>
-        </w:rPr>
-        <w:t>}}_</w:t>
-      </w:r>
-      <w:proofErr w:type="spellStart"/>
-      <w:r>
-        <w:rPr>
-          <w:rFonts w:ascii="Aptos Display" w:hAnsi="Aptos Display"/>
-          <w:color w:val="202020"/>
-          <w:sz w:val="18"/>
-        </w:rPr>
-        <w:t>links.json</w:t>
-      </w:r>
-      <w:proofErr w:type="spellEnd"/>
-      <w:proofErr w:type="gramEnd"/>
+        <w:t xml:space="preserve">  {{INGREDIENT}}_links.json</w:t>
+      </w:r>
     </w:p>
     <w:p>
       <w:pPr>
@@ -2856,7 +2632,23 @@
           <w:color w:val="202020"/>
           <w:sz w:val="18"/>
         </w:rPr>
-        <w:t>- The array must include all 25 returned items.</w:t>
+        <w:t>- The array must include all 2</w:t>
+      </w:r>
+      <w:r>
+        <w:rPr>
+          <w:rFonts w:ascii="Aptos Display" w:hAnsi="Aptos Display"/>
+          <w:color w:val="202020"/>
+          <w:sz w:val="18"/>
+        </w:rPr>
+        <w:t>0</w:t>
+      </w:r>
+      <w:r>
+        <w:rPr>
+          <w:rFonts w:ascii="Aptos Display" w:hAnsi="Aptos Display"/>
+          <w:color w:val="202020"/>
+          <w:sz w:val="18"/>
+        </w:rPr>
+        <w:t xml:space="preserve"> returned items.</w:t>
       </w:r>
     </w:p>
     <w:p>
@@ -2930,252 +2722,44 @@
           <w:color w:val="202020"/>
           <w:sz w:val="18"/>
         </w:rPr>
-        <w:t>{"</w:t>
-      </w:r>
-      <w:proofErr w:type="spellStart"/>
-      <w:r>
-        <w:rPr>
-          <w:rFonts w:ascii="Aptos Display" w:hAnsi="Aptos Display"/>
-          <w:color w:val="202020"/>
-          <w:sz w:val="18"/>
-        </w:rPr>
-        <w:t>doi</w:t>
-      </w:r>
-      <w:proofErr w:type="spellEnd"/>
-      <w:r>
-        <w:rPr>
-          <w:rFonts w:ascii="Aptos Display" w:hAnsi="Aptos Display"/>
-          <w:color w:val="202020"/>
-          <w:sz w:val="18"/>
-        </w:rPr>
-        <w:t>":"&lt;DOI or N/A&gt;","source":"&lt;database or platform name&gt;","ingredient":"&lt;ingredient&gt;","country":"&lt;country or global&gt;","</w:t>
-      </w:r>
-      <w:proofErr w:type="spellStart"/>
-      <w:r>
-        <w:rPr>
-          <w:rFonts w:ascii="Aptos Display" w:hAnsi="Aptos Display"/>
-          <w:color w:val="202020"/>
-          <w:sz w:val="18"/>
-        </w:rPr>
-        <w:t>source_url</w:t>
-      </w:r>
-      <w:proofErr w:type="spellEnd"/>
-      <w:r>
-        <w:rPr>
-          <w:rFonts w:ascii="Aptos Display" w:hAnsi="Aptos Display"/>
-          <w:color w:val="202020"/>
-          <w:sz w:val="18"/>
-        </w:rPr>
-        <w:t>":"&lt;source page link&gt;","</w:t>
-      </w:r>
-      <w:proofErr w:type="spellStart"/>
-      <w:r>
-        <w:rPr>
-          <w:rFonts w:ascii="Aptos Display" w:hAnsi="Aptos Display"/>
-          <w:color w:val="202020"/>
-          <w:sz w:val="18"/>
-        </w:rPr>
-        <w:t>pdf_url</w:t>
-      </w:r>
-      <w:proofErr w:type="spellEnd"/>
-      <w:r>
-        <w:rPr>
-          <w:rFonts w:ascii="Aptos Display" w:hAnsi="Aptos Display"/>
-          <w:color w:val="202020"/>
-          <w:sz w:val="18"/>
-        </w:rPr>
-        <w:t>":"&lt;direct free pdf link</w:t>
-      </w:r>
-      <w:proofErr w:type="gramStart"/>
-      <w:r>
-        <w:rPr>
-          <w:rFonts w:ascii="Aptos Display" w:hAnsi="Aptos Display"/>
-          <w:color w:val="202020"/>
-          <w:sz w:val="18"/>
-        </w:rPr>
-        <w:t>&gt;"}</w:t>
-      </w:r>
-      <w:proofErr w:type="gramEnd"/>
-      <w:r>
-        <w:rPr>
-          <w:rFonts w:ascii="Aptos Display" w:hAnsi="Aptos Display"/>
-          <w:color w:val="202020"/>
-          <w:sz w:val="18"/>
-        </w:rPr>
-        <w:t>,</w:t>
-      </w:r>
-    </w:p>
-    <w:p>
-      <w:pPr>
-        <w:ind w:left="720"/>
-        <w:rPr>
-          <w:rFonts w:ascii="Aptos Display" w:hAnsi="Aptos Display"/>
-          <w:color w:val="202020"/>
-          <w:sz w:val="18"/>
-        </w:rPr>
-      </w:pPr>
-      <w:r>
-        <w:rPr>
-          <w:rFonts w:ascii="Aptos Display" w:hAnsi="Aptos Display"/>
-          <w:color w:val="202020"/>
-          <w:sz w:val="18"/>
-        </w:rPr>
-        <w:t>{"</w:t>
-      </w:r>
-      <w:proofErr w:type="spellStart"/>
-      <w:r>
-        <w:rPr>
-          <w:rFonts w:ascii="Aptos Display" w:hAnsi="Aptos Display"/>
-          <w:color w:val="202020"/>
-          <w:sz w:val="18"/>
-        </w:rPr>
-        <w:t>doi</w:t>
-      </w:r>
-      <w:proofErr w:type="spellEnd"/>
-      <w:r>
-        <w:rPr>
-          <w:rFonts w:ascii="Aptos Display" w:hAnsi="Aptos Display"/>
-          <w:color w:val="202020"/>
-          <w:sz w:val="18"/>
-        </w:rPr>
-        <w:t>":"&lt;DOI or N/A&gt;","source":"&lt;database or platform name&gt;","ingredient":"&lt;ingredient&gt;","country":"&lt;country or global&gt;","</w:t>
-      </w:r>
-      <w:proofErr w:type="spellStart"/>
-      <w:r>
-        <w:rPr>
-          <w:rFonts w:ascii="Aptos Display" w:hAnsi="Aptos Display"/>
-          <w:color w:val="202020"/>
-          <w:sz w:val="18"/>
-        </w:rPr>
-        <w:t>source_url</w:t>
-      </w:r>
-      <w:proofErr w:type="spellEnd"/>
-      <w:r>
-        <w:rPr>
-          <w:rFonts w:ascii="Aptos Display" w:hAnsi="Aptos Display"/>
-          <w:color w:val="202020"/>
-          <w:sz w:val="18"/>
-        </w:rPr>
-        <w:t>":"&lt;source page link&gt;","</w:t>
-      </w:r>
-      <w:proofErr w:type="spellStart"/>
-      <w:r>
-        <w:rPr>
-          <w:rFonts w:ascii="Aptos Display" w:hAnsi="Aptos Display"/>
-          <w:color w:val="202020"/>
-          <w:sz w:val="18"/>
-        </w:rPr>
-        <w:t>pdf_url</w:t>
-      </w:r>
-      <w:proofErr w:type="spellEnd"/>
-      <w:r>
-        <w:rPr>
-          <w:rFonts w:ascii="Aptos Display" w:hAnsi="Aptos Display"/>
-          <w:color w:val="202020"/>
-          <w:sz w:val="18"/>
-        </w:rPr>
-        <w:t>":"&lt;direct free pdf link</w:t>
-      </w:r>
-      <w:proofErr w:type="gramStart"/>
-      <w:r>
-        <w:rPr>
-          <w:rFonts w:ascii="Aptos Display" w:hAnsi="Aptos Display"/>
-          <w:color w:val="202020"/>
-          <w:sz w:val="18"/>
-        </w:rPr>
-        <w:t>&gt;"}</w:t>
-      </w:r>
-      <w:proofErr w:type="gramEnd"/>
-      <w:r>
-        <w:rPr>
-          <w:rFonts w:ascii="Aptos Display" w:hAnsi="Aptos Display"/>
-          <w:color w:val="202020"/>
-          <w:sz w:val="18"/>
-        </w:rPr>
-        <w:t>,</w:t>
-      </w:r>
-    </w:p>
-    <w:p>
-      <w:pPr>
-        <w:ind w:left="720"/>
-        <w:rPr>
-          <w:rFonts w:ascii="Aptos Display" w:hAnsi="Aptos Display"/>
-          <w:color w:val="202020"/>
-          <w:sz w:val="18"/>
-        </w:rPr>
-      </w:pPr>
-      <w:r>
-        <w:rPr>
-          <w:rFonts w:ascii="Aptos Display" w:hAnsi="Aptos Display"/>
-          <w:color w:val="202020"/>
-          <w:sz w:val="18"/>
-        </w:rPr>
-        <w:t>{"</w:t>
-      </w:r>
-      <w:proofErr w:type="spellStart"/>
-      <w:r>
-        <w:rPr>
-          <w:rFonts w:ascii="Aptos Display" w:hAnsi="Aptos Display"/>
-          <w:color w:val="202020"/>
-          <w:sz w:val="18"/>
-        </w:rPr>
-        <w:t>doi</w:t>
-      </w:r>
-      <w:proofErr w:type="spellEnd"/>
-      <w:r>
-        <w:rPr>
-          <w:rFonts w:ascii="Aptos Display" w:hAnsi="Aptos Display"/>
-          <w:color w:val="202020"/>
-          <w:sz w:val="18"/>
-        </w:rPr>
-        <w:t>":"&lt;DOI or N/A&gt;","source":"&lt;database or platform name&gt;","ingredient":"&lt;ingredient&gt;","country":"&lt;country or global&gt;","</w:t>
-      </w:r>
-      <w:proofErr w:type="spellStart"/>
-      <w:r>
-        <w:rPr>
-          <w:rFonts w:ascii="Aptos Display" w:hAnsi="Aptos Display"/>
-          <w:color w:val="202020"/>
-          <w:sz w:val="18"/>
-        </w:rPr>
-        <w:t>source_url</w:t>
-      </w:r>
-      <w:proofErr w:type="spellEnd"/>
-      <w:r>
-        <w:rPr>
-          <w:rFonts w:ascii="Aptos Display" w:hAnsi="Aptos Display"/>
-          <w:color w:val="202020"/>
-          <w:sz w:val="18"/>
-        </w:rPr>
-        <w:t>":"&lt;source page link&gt;","</w:t>
-      </w:r>
-      <w:proofErr w:type="spellStart"/>
-      <w:r>
-        <w:rPr>
-          <w:rFonts w:ascii="Aptos Display" w:hAnsi="Aptos Display"/>
-          <w:color w:val="202020"/>
-          <w:sz w:val="18"/>
-        </w:rPr>
-        <w:t>pdf_url</w:t>
-      </w:r>
-      <w:proofErr w:type="spellEnd"/>
-      <w:r>
-        <w:rPr>
-          <w:rFonts w:ascii="Aptos Display" w:hAnsi="Aptos Display"/>
-          <w:color w:val="202020"/>
-          <w:sz w:val="18"/>
-        </w:rPr>
-        <w:t>":"&lt;direct free pdf link</w:t>
-      </w:r>
-      <w:proofErr w:type="gramStart"/>
-      <w:r>
-        <w:rPr>
-          <w:rFonts w:ascii="Aptos Display" w:hAnsi="Aptos Display"/>
-          <w:color w:val="202020"/>
-          <w:sz w:val="18"/>
-        </w:rPr>
-        <w:t>&gt;"}</w:t>
-      </w:r>
-      <w:proofErr w:type="gramEnd"/>
+        <w:t>{"doi":"&lt;DOI or N/A&gt;","source":"&lt;database or platform name&gt;","ingredient":"&lt;ingredient&gt;","country":"&lt;country or global&gt;","source_url":"&lt;source page link&gt;","pdf_url":"&lt;direct free pdf link&gt;"},</w:t>
+      </w:r>
+    </w:p>
+    <w:p>
+      <w:pPr>
+        <w:ind w:left="720"/>
+        <w:rPr>
+          <w:rFonts w:ascii="Aptos Display" w:hAnsi="Aptos Display"/>
+          <w:color w:val="202020"/>
+          <w:sz w:val="18"/>
+        </w:rPr>
+      </w:pPr>
+      <w:r>
+        <w:rPr>
+          <w:rFonts w:ascii="Aptos Display" w:hAnsi="Aptos Display"/>
+          <w:color w:val="202020"/>
+          <w:sz w:val="18"/>
+        </w:rPr>
+        <w:t>{"doi":"&lt;DOI or N/A&gt;","source":"&lt;database or platform name&gt;","ingredient":"&lt;ingredient&gt;","country":"&lt;country or global&gt;","source_url":"&lt;source page link&gt;","pdf_url":"&lt;direct free pdf link&gt;"},</w:t>
+      </w:r>
+    </w:p>
+    <w:p>
+      <w:pPr>
+        <w:ind w:left="720"/>
+        <w:rPr>
+          <w:rFonts w:ascii="Aptos Display" w:hAnsi="Aptos Display"/>
+          <w:color w:val="202020"/>
+          <w:sz w:val="18"/>
+        </w:rPr>
+      </w:pPr>
+      <w:r>
+        <w:rPr>
+          <w:rFonts w:ascii="Aptos Display" w:hAnsi="Aptos Display"/>
+          <w:color w:val="202020"/>
+          <w:sz w:val="18"/>
+        </w:rPr>
+        <w:t>{"doi":"&lt;DOI or N/A&gt;","source":"&lt;database or platform name&gt;","ingredient":"&lt;ingredient&gt;","country":"&lt;country or global&gt;","source_url":"&lt;source page link&gt;","pdf_url":"&lt;direct free pdf link&gt;"}</w:t>
+      </w:r>
     </w:p>
     <w:p>
       <w:pPr>
@@ -3320,25 +2904,7 @@
           <w:color w:val="202020"/>
           <w:sz w:val="18"/>
         </w:rPr>
-        <w:t xml:space="preserve"> </w:t>
-      </w:r>
-      <w:proofErr w:type="gramStart"/>
-      <w:r>
-        <w:rPr>
-          <w:rFonts w:ascii="Aptos Display" w:hAnsi="Aptos Display"/>
-          <w:color w:val="202020"/>
-          <w:sz w:val="18"/>
-        </w:rPr>
-        <w:t>items</w:t>
-      </w:r>
-      <w:proofErr w:type="gramEnd"/>
-      <w:r>
-        <w:rPr>
-          <w:rFonts w:ascii="Aptos Display" w:hAnsi="Aptos Display"/>
-          <w:color w:val="202020"/>
-          <w:sz w:val="18"/>
-        </w:rPr>
-        <w:t xml:space="preserve"> total.</w:t>
+        <w:t xml:space="preserve"> items total.</w:t>
       </w:r>
     </w:p>
     <w:p>
@@ -3451,35 +3017,7 @@
           <w:color w:val="202020"/>
           <w:sz w:val="18"/>
         </w:rPr>
-        <w:t>- The {{INGREDIENT</w:t>
-      </w:r>
-      <w:proofErr w:type="gramStart"/>
-      <w:r>
-        <w:rPr>
-          <w:rFonts w:ascii="Aptos Display" w:hAnsi="Aptos Display"/>
-          <w:color w:val="202020"/>
-          <w:sz w:val="18"/>
-        </w:rPr>
-        <w:t>}}_</w:t>
-      </w:r>
-      <w:proofErr w:type="spellStart"/>
-      <w:proofErr w:type="gramEnd"/>
-      <w:r>
-        <w:rPr>
-          <w:rFonts w:ascii="Aptos Display" w:hAnsi="Aptos Display"/>
-          <w:color w:val="202020"/>
-          <w:sz w:val="18"/>
-        </w:rPr>
-        <w:t>links.json</w:t>
-      </w:r>
-      <w:proofErr w:type="spellEnd"/>
-      <w:r>
-        <w:rPr>
-          <w:rFonts w:ascii="Aptos Display" w:hAnsi="Aptos Display"/>
-          <w:color w:val="202020"/>
-          <w:sz w:val="18"/>
-        </w:rPr>
-        <w:t xml:space="preserve"> file must contain only that final JSON array, with no commentary, headings, or extra text.</w:t>
+        <w:t>- The {{INGREDIENT}}_links.json file must contain only that final JSON array, with no commentary, headings, or extra text.</w:t>
       </w:r>
     </w:p>
     <w:p>
@@ -3571,46 +3109,8 @@
           <w:color w:val="202020"/>
           <w:sz w:val="18"/>
         </w:rPr>
-        <w:t xml:space="preserve">  </w:t>
-      </w:r>
-      <w:proofErr w:type="gramStart"/>
-      <w:r>
-        <w:rPr>
-          <w:rFonts w:ascii="Aptos Display" w:hAnsi="Aptos Display"/>
-          <w:color w:val="202020"/>
-          <w:sz w:val="18"/>
-        </w:rPr>
-        <w:t>2. {{</w:t>
-      </w:r>
-      <w:proofErr w:type="gramEnd"/>
-      <w:r>
-        <w:rPr>
-          <w:rFonts w:ascii="Aptos Display" w:hAnsi="Aptos Display"/>
-          <w:color w:val="202020"/>
-          <w:sz w:val="18"/>
-        </w:rPr>
-        <w:t>INGREDIENT</w:t>
-      </w:r>
-      <w:proofErr w:type="gramStart"/>
-      <w:r>
-        <w:rPr>
-          <w:rFonts w:ascii="Aptos Display" w:hAnsi="Aptos Display"/>
-          <w:color w:val="202020"/>
-          <w:sz w:val="18"/>
-        </w:rPr>
-        <w:t>}}_</w:t>
-      </w:r>
-      <w:proofErr w:type="spellStart"/>
-      <w:r>
-        <w:rPr>
-          <w:rFonts w:ascii="Aptos Display" w:hAnsi="Aptos Display"/>
-          <w:color w:val="202020"/>
-          <w:sz w:val="18"/>
-        </w:rPr>
-        <w:t>links.json</w:t>
-      </w:r>
-      <w:proofErr w:type="spellEnd"/>
-      <w:proofErr w:type="gramEnd"/>
+        <w:t xml:space="preserve">  2. {{INGREDIENT}}_links.json</w:t>
+      </w:r>
     </w:p>
     <w:p>
       <w:pPr>
@@ -4505,7 +4005,6 @@
           <w:b/>
         </w:rPr>
       </w:pPr>
-      <w:proofErr w:type="gramStart"/>
       <w:r>
         <w:rPr>
           <w:rFonts w:ascii="Aptos Display" w:hAnsi="Aptos Display"/>
@@ -4518,21 +4017,13 @@
           <w:rFonts w:ascii="Aptos Display" w:hAnsi="Aptos Display"/>
           <w:b/>
         </w:rPr>
-        <w:t>Update</w:t>
-      </w:r>
-      <w:proofErr w:type="gramEnd"/>
+        <w:t xml:space="preserve">Update the prompt and </w:t>
+      </w:r>
       <w:r>
         <w:rPr>
           <w:rFonts w:ascii="Aptos Display" w:hAnsi="Aptos Display"/>
           <w:b/>
         </w:rPr>
-        <w:t xml:space="preserve"> the prompt and </w:t>
-      </w:r>
-      <w:r>
-        <w:rPr>
-          <w:rFonts w:ascii="Aptos Display" w:hAnsi="Aptos Display"/>
-          <w:b/>
-        </w:rPr>
         <w:t>Run the Paper Extractor</w:t>
       </w:r>
     </w:p>
@@ -4548,23 +4039,7 @@
           <w:rFonts w:ascii="Aptos Display" w:hAnsi="Aptos Display"/>
           <w:bCs/>
         </w:rPr>
-        <w:t xml:space="preserve">Before running the paper extractor </w:t>
-      </w:r>
-      <w:proofErr w:type="gramStart"/>
-      <w:r>
-        <w:rPr>
-          <w:rFonts w:ascii="Aptos Display" w:hAnsi="Aptos Display"/>
-          <w:bCs/>
-        </w:rPr>
-        <w:t>update</w:t>
-      </w:r>
-      <w:proofErr w:type="gramEnd"/>
-      <w:r>
-        <w:rPr>
-          <w:rFonts w:ascii="Aptos Display" w:hAnsi="Aptos Display"/>
-          <w:bCs/>
-        </w:rPr>
-        <w:t xml:space="preserve"> the prompt so that it is consistent with template.</w:t>
+        <w:t>Before running the paper extractor update the prompt so that it is consistent with template.</w:t>
       </w:r>
     </w:p>
     <w:p>
@@ -5765,21 +5240,7 @@
         <w:rPr>
           <w:rFonts w:ascii="Aptos Display" w:hAnsi="Aptos Display"/>
         </w:rPr>
-        <w:t xml:space="preserve"> (Update the prompt according to your </w:t>
-      </w:r>
-      <w:proofErr w:type="spellStart"/>
-      <w:r>
-        <w:rPr>
-          <w:rFonts w:ascii="Aptos Display" w:hAnsi="Aptos Display"/>
-        </w:rPr>
-        <w:t>hubspot</w:t>
-      </w:r>
-      <w:proofErr w:type="spellEnd"/>
-      <w:r>
-        <w:rPr>
-          <w:rFonts w:ascii="Aptos Display" w:hAnsi="Aptos Display"/>
-        </w:rPr>
-        <w:t xml:space="preserve"> form and template xlsx)</w:t>
+        <w:t xml:space="preserve"> (Update the prompt according to your hubspot form and template xlsx)</w:t>
       </w:r>
       <w:r>
         <w:rPr>
@@ -5838,38 +5299,19 @@
           <w:color w:val="202020"/>
           <w:sz w:val="18"/>
         </w:rPr>
-        <w:t xml:space="preserve">You are an expert research assistant </w:t>
-      </w:r>
-      <w:proofErr w:type="gramStart"/>
-      <w:r>
-        <w:rPr>
-          <w:rFonts w:ascii="Aptos Display" w:hAnsi="Aptos Display"/>
-          <w:color w:val="202020"/>
-          <w:sz w:val="18"/>
-        </w:rPr>
-        <w:t>filling</w:t>
-      </w:r>
-      <w:proofErr w:type="gramEnd"/>
-      <w:r>
-        <w:rPr>
-          <w:rFonts w:ascii="Aptos Display" w:hAnsi="Aptos Display"/>
-          <w:color w:val="202020"/>
-          <w:sz w:val="18"/>
-        </w:rPr>
-        <w:t xml:space="preserve"> a structured dataset about weight management ingredients.</w:t>
-      </w:r>
-    </w:p>
-    <w:p>
-      <w:pPr>
-        <w:spacing w:after="0"/>
-        <w:ind w:left="720"/>
-        <w:rPr>
-          <w:rFonts w:ascii="Aptos Display" w:hAnsi="Aptos Display"/>
-          <w:color w:val="202020"/>
-          <w:sz w:val="18"/>
-        </w:rPr>
-      </w:pPr>
-      <w:proofErr w:type="gramStart"/>
+        <w:t>You are an expert research assistant filling a structured dataset about weight management ingredients.</w:t>
+      </w:r>
+    </w:p>
+    <w:p>
+      <w:pPr>
+        <w:spacing w:after="0"/>
+        <w:ind w:left="720"/>
+        <w:rPr>
+          <w:rFonts w:ascii="Aptos Display" w:hAnsi="Aptos Display"/>
+          <w:color w:val="202020"/>
+          <w:sz w:val="18"/>
+        </w:rPr>
+      </w:pPr>
       <w:r>
         <w:rPr>
           <w:rFonts w:ascii="Aptos Display" w:hAnsi="Aptos Display"/>
@@ -5878,7 +5320,6 @@
         </w:rPr>
         <w:t>Inputs</w:t>
       </w:r>
-      <w:proofErr w:type="gramEnd"/>
     </w:p>
     <w:p>
       <w:pPr>
@@ -5951,45 +5392,7 @@
           <w:color w:val="202020"/>
           <w:sz w:val="18"/>
         </w:rPr>
-        <w:t>Create a valid JSON file named &lt;</w:t>
-      </w:r>
-      <w:proofErr w:type="spellStart"/>
-      <w:r>
-        <w:rPr>
-          <w:rFonts w:ascii="Aptos Display" w:hAnsi="Aptos Display"/>
-          <w:color w:val="202020"/>
-          <w:sz w:val="18"/>
-        </w:rPr>
-        <w:t>ingredient_name</w:t>
-      </w:r>
-      <w:proofErr w:type="spellEnd"/>
-      <w:proofErr w:type="gramStart"/>
-      <w:r>
-        <w:rPr>
-          <w:rFonts w:ascii="Aptos Display" w:hAnsi="Aptos Display"/>
-          <w:color w:val="202020"/>
-          <w:sz w:val="18"/>
-        </w:rPr>
-        <w:t>&gt;.</w:t>
-      </w:r>
-      <w:proofErr w:type="spellStart"/>
-      <w:r>
-        <w:rPr>
-          <w:rFonts w:ascii="Aptos Display" w:hAnsi="Aptos Display"/>
-          <w:color w:val="202020"/>
-          <w:sz w:val="18"/>
-        </w:rPr>
-        <w:t>json</w:t>
-      </w:r>
-      <w:proofErr w:type="spellEnd"/>
-      <w:proofErr w:type="gramEnd"/>
-      <w:r>
-        <w:rPr>
-          <w:rFonts w:ascii="Aptos Display" w:hAnsi="Aptos Display"/>
-          <w:color w:val="202020"/>
-          <w:sz w:val="18"/>
-        </w:rPr>
-        <w:t>.</w:t>
+        <w:t>Create a valid JSON file named &lt;ingredient_name&gt;.json.</w:t>
       </w:r>
     </w:p>
     <w:p>
@@ -6476,80 +5879,26 @@
           <w:color w:val="202020"/>
           <w:sz w:val="18"/>
         </w:rPr>
-        <w:t xml:space="preserve">  "title": "&lt;</w:t>
-      </w:r>
-      <w:proofErr w:type="spellStart"/>
-      <w:r>
-        <w:rPr>
-          <w:rFonts w:ascii="Aptos Display" w:hAnsi="Aptos Display"/>
-          <w:color w:val="202020"/>
-          <w:sz w:val="18"/>
-        </w:rPr>
-        <w:t>exact_uploaded_file_title</w:t>
-      </w:r>
-      <w:proofErr w:type="spellEnd"/>
-      <w:r>
-        <w:rPr>
-          <w:rFonts w:ascii="Aptos Display" w:hAnsi="Aptos Display"/>
-          <w:color w:val="202020"/>
-          <w:sz w:val="18"/>
-        </w:rPr>
-        <w:t>&gt;",</w:t>
-      </w:r>
-    </w:p>
-    <w:p>
-      <w:pPr>
-        <w:spacing w:after="0"/>
-        <w:ind w:left="720"/>
-        <w:rPr>
-          <w:rFonts w:ascii="Aptos Display" w:hAnsi="Aptos Display"/>
-          <w:color w:val="202020"/>
-          <w:sz w:val="18"/>
-        </w:rPr>
-      </w:pPr>
-      <w:r>
-        <w:rPr>
-          <w:rFonts w:ascii="Aptos Display" w:hAnsi="Aptos Display"/>
-          <w:color w:val="202020"/>
-          <w:sz w:val="18"/>
-        </w:rPr>
-        <w:t xml:space="preserve">  "</w:t>
-      </w:r>
-      <w:proofErr w:type="spellStart"/>
-      <w:r>
-        <w:rPr>
-          <w:rFonts w:ascii="Aptos Display" w:hAnsi="Aptos Display"/>
-          <w:color w:val="202020"/>
-          <w:sz w:val="18"/>
-        </w:rPr>
-        <w:t>url</w:t>
-      </w:r>
-      <w:proofErr w:type="spellEnd"/>
-      <w:r>
-        <w:rPr>
-          <w:rFonts w:ascii="Aptos Display" w:hAnsi="Aptos Display"/>
-          <w:color w:val="202020"/>
-          <w:sz w:val="18"/>
-        </w:rPr>
-        <w:t>": "</w:t>
-      </w:r>
-      <w:proofErr w:type="spellStart"/>
-      <w:r>
-        <w:rPr>
-          <w:rFonts w:ascii="Aptos Display" w:hAnsi="Aptos Display"/>
-          <w:color w:val="202020"/>
-          <w:sz w:val="18"/>
-        </w:rPr>
-        <w:t>uploaded_file</w:t>
-      </w:r>
-      <w:proofErr w:type="spellEnd"/>
-      <w:r>
-        <w:rPr>
-          <w:rFonts w:ascii="Aptos Display" w:hAnsi="Aptos Display"/>
-          <w:color w:val="202020"/>
-          <w:sz w:val="18"/>
-        </w:rPr>
-        <w:t>"</w:t>
+        <w:t xml:space="preserve">  "title": "&lt;exact_uploaded_file_title&gt;",</w:t>
+      </w:r>
+    </w:p>
+    <w:p>
+      <w:pPr>
+        <w:spacing w:after="0"/>
+        <w:ind w:left="720"/>
+        <w:rPr>
+          <w:rFonts w:ascii="Aptos Display" w:hAnsi="Aptos Display"/>
+          <w:color w:val="202020"/>
+          <w:sz w:val="18"/>
+        </w:rPr>
+      </w:pPr>
+      <w:r>
+        <w:rPr>
+          <w:rFonts w:ascii="Aptos Display" w:hAnsi="Aptos Display"/>
+          <w:color w:val="202020"/>
+          <w:sz w:val="18"/>
+        </w:rPr>
+        <w:t xml:space="preserve">  "url": "uploaded_file"</w:t>
       </w:r>
     </w:p>
     <w:p>
@@ -6993,25 +6342,7 @@
           <w:color w:val="202020"/>
           <w:sz w:val="18"/>
         </w:rPr>
-        <w:t>6. Clinical Evidence Level (Human RCT, Human Observational, Animal, In-</w:t>
-      </w:r>
-      <w:proofErr w:type="gramStart"/>
-      <w:r>
-        <w:rPr>
-          <w:rFonts w:ascii="Aptos Display" w:hAnsi="Aptos Display"/>
-          <w:color w:val="202020"/>
-          <w:sz w:val="18"/>
-        </w:rPr>
-        <w:t>vitro</w:t>
-      </w:r>
-      <w:proofErr w:type="gramEnd"/>
-      <w:r>
-        <w:rPr>
-          <w:rFonts w:ascii="Aptos Display" w:hAnsi="Aptos Display"/>
-          <w:color w:val="202020"/>
-          <w:sz w:val="18"/>
-        </w:rPr>
-        <w:t>)</w:t>
+        <w:t>6. Clinical Evidence Level (Human RCT, Human Observational, Animal, In-vitro)</w:t>
       </w:r>
     </w:p>
     <w:p>
@@ -8070,25 +7401,7 @@
           <w:color w:val="202020"/>
           <w:sz w:val="18"/>
         </w:rPr>
-        <w:t xml:space="preserve">Context: Claims </w:t>
-      </w:r>
-      <w:proofErr w:type="gramStart"/>
-      <w:r>
-        <w:rPr>
-          <w:rFonts w:ascii="Aptos Display" w:hAnsi="Aptos Display"/>
-          <w:color w:val="202020"/>
-          <w:sz w:val="18"/>
-        </w:rPr>
-        <w:t>actually used</w:t>
-      </w:r>
-      <w:proofErr w:type="gramEnd"/>
-      <w:r>
-        <w:rPr>
-          <w:rFonts w:ascii="Aptos Display" w:hAnsi="Aptos Display"/>
-          <w:color w:val="202020"/>
-          <w:sz w:val="18"/>
-        </w:rPr>
-        <w:t xml:space="preserve"> in current marketed products in China.</w:t>
+        <w:t>Context: Claims actually used in current marketed products in China.</w:t>
       </w:r>
     </w:p>
     <w:p>
@@ -8342,18 +7655,8 @@
           <w:sz w:val="18"/>
         </w:rPr>
         <w:lastRenderedPageBreak/>
-        <w:t xml:space="preserve">Type: </w:t>
-      </w:r>
-      <w:proofErr w:type="spellStart"/>
-      <w:r>
-        <w:rPr>
-          <w:rFonts w:ascii="Aptos Display" w:hAnsi="Aptos Display"/>
-          <w:color w:val="202020"/>
-          <w:sz w:val="18"/>
-        </w:rPr>
-        <w:t>yes_no</w:t>
-      </w:r>
-      <w:proofErr w:type="spellEnd"/>
+        <w:t>Type: yes_no</w:t>
+      </w:r>
     </w:p>
     <w:p>
       <w:pPr>
@@ -8930,35 +8233,7 @@
           <w:color w:val="202020"/>
           <w:sz w:val="18"/>
         </w:rPr>
-        <w:t xml:space="preserve">  "</w:t>
-      </w:r>
-      <w:proofErr w:type="spellStart"/>
-      <w:proofErr w:type="gramStart"/>
-      <w:r>
-        <w:rPr>
-          <w:rFonts w:ascii="Aptos Display" w:hAnsi="Aptos Display"/>
-          <w:color w:val="202020"/>
-          <w:sz w:val="18"/>
-        </w:rPr>
-        <w:t>study</w:t>
-      </w:r>
-      <w:proofErr w:type="gramEnd"/>
-      <w:r>
-        <w:rPr>
-          <w:rFonts w:ascii="Aptos Display" w:hAnsi="Aptos Display"/>
-          <w:color w:val="202020"/>
-          <w:sz w:val="18"/>
-        </w:rPr>
-        <w:t>_count</w:t>
-      </w:r>
-      <w:proofErr w:type="spellEnd"/>
-      <w:r>
-        <w:rPr>
-          <w:rFonts w:ascii="Aptos Display" w:hAnsi="Aptos Display"/>
-          <w:color w:val="202020"/>
-          <w:sz w:val="18"/>
-        </w:rPr>
-        <w:t>": number,</w:t>
+        <w:t xml:space="preserve">  "study_count": number,</w:t>
       </w:r>
     </w:p>
     <w:p>
@@ -9296,18 +8571,8 @@
           <w:color w:val="202020"/>
           <w:sz w:val="18"/>
         </w:rPr>
-        <w:t xml:space="preserve">For type: </w:t>
-      </w:r>
-      <w:proofErr w:type="spellStart"/>
-      <w:r>
-        <w:rPr>
-          <w:rFonts w:ascii="Aptos Display" w:hAnsi="Aptos Display"/>
-          <w:color w:val="202020"/>
-          <w:sz w:val="18"/>
-        </w:rPr>
-        <w:t>yes_no</w:t>
-      </w:r>
-      <w:proofErr w:type="spellEnd"/>
+        <w:t>For type: yes_no</w:t>
+      </w:r>
     </w:p>
     <w:p>
       <w:pPr>
@@ -9746,45 +9011,7 @@
           <w:color w:val="202020"/>
           <w:sz w:val="18"/>
         </w:rPr>
-        <w:t>10. Save it as &lt;</w:t>
-      </w:r>
-      <w:proofErr w:type="spellStart"/>
-      <w:r>
-        <w:rPr>
-          <w:rFonts w:ascii="Aptos Display" w:hAnsi="Aptos Display"/>
-          <w:color w:val="202020"/>
-          <w:sz w:val="18"/>
-        </w:rPr>
-        <w:t>ingredient_name</w:t>
-      </w:r>
-      <w:proofErr w:type="spellEnd"/>
-      <w:proofErr w:type="gramStart"/>
-      <w:r>
-        <w:rPr>
-          <w:rFonts w:ascii="Aptos Display" w:hAnsi="Aptos Display"/>
-          <w:color w:val="202020"/>
-          <w:sz w:val="18"/>
-        </w:rPr>
-        <w:t>&gt;.</w:t>
-      </w:r>
-      <w:proofErr w:type="spellStart"/>
-      <w:r>
-        <w:rPr>
-          <w:rFonts w:ascii="Aptos Display" w:hAnsi="Aptos Display"/>
-          <w:color w:val="202020"/>
-          <w:sz w:val="18"/>
-        </w:rPr>
-        <w:t>json</w:t>
-      </w:r>
-      <w:proofErr w:type="spellEnd"/>
-      <w:proofErr w:type="gramEnd"/>
-      <w:r>
-        <w:rPr>
-          <w:rFonts w:ascii="Aptos Display" w:hAnsi="Aptos Display"/>
-          <w:color w:val="202020"/>
-          <w:sz w:val="18"/>
-        </w:rPr>
-        <w:t>.</w:t>
+        <w:t>10. Save it as &lt;ingredient_name&gt;.json.</w:t>
       </w:r>
     </w:p>
     <w:p>
@@ -9890,683 +9117,349 @@
           <w:color w:val="202020"/>
           <w:sz w:val="18"/>
         </w:rPr>
-        <w:t xml:space="preserve">  "ingredient": "&lt;</w:t>
-      </w:r>
-      <w:proofErr w:type="spellStart"/>
-      <w:r>
-        <w:rPr>
-          <w:rFonts w:ascii="Aptos Display" w:hAnsi="Aptos Display"/>
-          <w:color w:val="202020"/>
-          <w:sz w:val="18"/>
-        </w:rPr>
-        <w:t>ingredient_name</w:t>
-      </w:r>
-      <w:proofErr w:type="spellEnd"/>
-      <w:r>
-        <w:rPr>
-          <w:rFonts w:ascii="Aptos Display" w:hAnsi="Aptos Display"/>
-          <w:color w:val="202020"/>
-          <w:sz w:val="18"/>
-        </w:rPr>
-        <w:t>&gt;",</w:t>
-      </w:r>
-    </w:p>
-    <w:p>
-      <w:pPr>
-        <w:spacing w:after="0"/>
-        <w:ind w:left="720"/>
-        <w:rPr>
-          <w:rFonts w:ascii="Aptos Display" w:hAnsi="Aptos Display"/>
-          <w:color w:val="202020"/>
-          <w:sz w:val="18"/>
-        </w:rPr>
-      </w:pPr>
-      <w:r>
-        <w:rPr>
-          <w:rFonts w:ascii="Aptos Display" w:hAnsi="Aptos Display"/>
-          <w:color w:val="202020"/>
-          <w:sz w:val="18"/>
-        </w:rPr>
-        <w:t xml:space="preserve">  "fields</w:t>
-      </w:r>
-      <w:proofErr w:type="gramStart"/>
-      <w:r>
-        <w:rPr>
-          <w:rFonts w:ascii="Aptos Display" w:hAnsi="Aptos Display"/>
-          <w:color w:val="202020"/>
-          <w:sz w:val="18"/>
-        </w:rPr>
-        <w:t>": {</w:t>
-      </w:r>
-      <w:proofErr w:type="gramEnd"/>
-    </w:p>
-    <w:p>
-      <w:pPr>
-        <w:spacing w:after="0"/>
-        <w:ind w:left="720"/>
-        <w:rPr>
-          <w:rFonts w:ascii="Aptos Display" w:hAnsi="Aptos Display"/>
-          <w:color w:val="202020"/>
-          <w:sz w:val="18"/>
-        </w:rPr>
-      </w:pPr>
-      <w:r>
-        <w:rPr>
-          <w:rFonts w:ascii="Aptos Display" w:hAnsi="Aptos Display"/>
-          <w:color w:val="202020"/>
-          <w:sz w:val="18"/>
-        </w:rPr>
-        <w:t xml:space="preserve">    "Ingredient": </w:t>
-      </w:r>
-      <w:proofErr w:type="gramStart"/>
-      <w:r>
-        <w:rPr>
-          <w:rFonts w:ascii="Aptos Display" w:hAnsi="Aptos Display"/>
-          <w:color w:val="202020"/>
-          <w:sz w:val="18"/>
-        </w:rPr>
-        <w:t>{ ...</w:t>
-      </w:r>
-      <w:proofErr w:type="gramEnd"/>
-      <w:r>
-        <w:rPr>
-          <w:rFonts w:ascii="Aptos Display" w:hAnsi="Aptos Display"/>
-          <w:color w:val="202020"/>
-          <w:sz w:val="18"/>
-        </w:rPr>
-        <w:t xml:space="preserve"> },</w:t>
-      </w:r>
-    </w:p>
-    <w:p>
-      <w:pPr>
-        <w:spacing w:after="0"/>
-        <w:ind w:left="720"/>
-        <w:rPr>
-          <w:rFonts w:ascii="Aptos Display" w:hAnsi="Aptos Display"/>
-          <w:color w:val="202020"/>
-          <w:sz w:val="18"/>
-        </w:rPr>
-      </w:pPr>
-      <w:r>
-        <w:rPr>
-          <w:rFonts w:ascii="Aptos Display" w:hAnsi="Aptos Display"/>
-          <w:color w:val="202020"/>
-          <w:sz w:val="18"/>
-        </w:rPr>
-        <w:t xml:space="preserve">    "Ingredient Category (Botanical, Vitamin, Mineral, Probiotic, Peptide, Fiber, etc.)": </w:t>
-      </w:r>
-      <w:proofErr w:type="gramStart"/>
-      <w:r>
-        <w:rPr>
-          <w:rFonts w:ascii="Aptos Display" w:hAnsi="Aptos Display"/>
-          <w:color w:val="202020"/>
-          <w:sz w:val="18"/>
-        </w:rPr>
-        <w:t>{ ...</w:t>
-      </w:r>
-      <w:proofErr w:type="gramEnd"/>
-      <w:r>
-        <w:rPr>
-          <w:rFonts w:ascii="Aptos Display" w:hAnsi="Aptos Display"/>
-          <w:color w:val="202020"/>
-          <w:sz w:val="18"/>
-        </w:rPr>
-        <w:t xml:space="preserve"> },</w:t>
-      </w:r>
-    </w:p>
-    <w:p>
-      <w:pPr>
-        <w:spacing w:after="0"/>
-        <w:ind w:left="720"/>
-        <w:rPr>
-          <w:rFonts w:ascii="Aptos Display" w:hAnsi="Aptos Display"/>
-          <w:color w:val="202020"/>
-          <w:sz w:val="18"/>
-        </w:rPr>
-      </w:pPr>
-      <w:r>
-        <w:rPr>
-          <w:rFonts w:ascii="Aptos Display" w:hAnsi="Aptos Display"/>
-          <w:color w:val="202020"/>
-          <w:sz w:val="18"/>
-        </w:rPr>
-        <w:t xml:space="preserve">    "Primary Mode of Action": </w:t>
-      </w:r>
-      <w:proofErr w:type="gramStart"/>
-      <w:r>
-        <w:rPr>
-          <w:rFonts w:ascii="Aptos Display" w:hAnsi="Aptos Display"/>
-          <w:color w:val="202020"/>
-          <w:sz w:val="18"/>
-        </w:rPr>
-        <w:t>{ ...</w:t>
-      </w:r>
-      <w:proofErr w:type="gramEnd"/>
-      <w:r>
-        <w:rPr>
-          <w:rFonts w:ascii="Aptos Display" w:hAnsi="Aptos Display"/>
-          <w:color w:val="202020"/>
-          <w:sz w:val="18"/>
-        </w:rPr>
-        <w:t xml:space="preserve"> },</w:t>
-      </w:r>
-    </w:p>
-    <w:p>
-      <w:pPr>
-        <w:spacing w:after="0"/>
-        <w:ind w:left="720"/>
-        <w:rPr>
-          <w:rFonts w:ascii="Aptos Display" w:hAnsi="Aptos Display"/>
-          <w:color w:val="202020"/>
-          <w:sz w:val="18"/>
-        </w:rPr>
-      </w:pPr>
-      <w:r>
-        <w:rPr>
-          <w:rFonts w:ascii="Aptos Display" w:hAnsi="Aptos Display"/>
-          <w:color w:val="202020"/>
-          <w:sz w:val="18"/>
-        </w:rPr>
-        <w:t xml:space="preserve">    "Secondary Mechanism of Action": </w:t>
-      </w:r>
-      <w:proofErr w:type="gramStart"/>
-      <w:r>
-        <w:rPr>
-          <w:rFonts w:ascii="Aptos Display" w:hAnsi="Aptos Display"/>
-          <w:color w:val="202020"/>
-          <w:sz w:val="18"/>
-        </w:rPr>
-        <w:t>{ ...</w:t>
-      </w:r>
-      <w:proofErr w:type="gramEnd"/>
-      <w:r>
-        <w:rPr>
-          <w:rFonts w:ascii="Aptos Display" w:hAnsi="Aptos Display"/>
-          <w:color w:val="202020"/>
-          <w:sz w:val="18"/>
-        </w:rPr>
-        <w:t xml:space="preserve"> },</w:t>
-      </w:r>
-    </w:p>
-    <w:p>
-      <w:pPr>
-        <w:spacing w:after="0"/>
-        <w:ind w:left="720"/>
-        <w:rPr>
-          <w:rFonts w:ascii="Aptos Display" w:hAnsi="Aptos Display"/>
-          <w:color w:val="202020"/>
-          <w:sz w:val="18"/>
-        </w:rPr>
-      </w:pPr>
-      <w:r>
-        <w:rPr>
-          <w:rFonts w:ascii="Aptos Display" w:hAnsi="Aptos Display"/>
-          <w:color w:val="202020"/>
-          <w:sz w:val="18"/>
-        </w:rPr>
-        <w:t xml:space="preserve">    "Evidence of GLP-1 Interaction (Yes/No/Indirect)": </w:t>
-      </w:r>
-      <w:proofErr w:type="gramStart"/>
-      <w:r>
-        <w:rPr>
-          <w:rFonts w:ascii="Aptos Display" w:hAnsi="Aptos Display"/>
-          <w:color w:val="202020"/>
-          <w:sz w:val="18"/>
-        </w:rPr>
-        <w:t>{ ...</w:t>
-      </w:r>
-      <w:proofErr w:type="gramEnd"/>
-      <w:r>
-        <w:rPr>
-          <w:rFonts w:ascii="Aptos Display" w:hAnsi="Aptos Display"/>
-          <w:color w:val="202020"/>
-          <w:sz w:val="18"/>
-        </w:rPr>
-        <w:t xml:space="preserve"> },</w:t>
-      </w:r>
-    </w:p>
-    <w:p>
-      <w:pPr>
-        <w:spacing w:after="0"/>
-        <w:ind w:left="720"/>
-        <w:rPr>
-          <w:rFonts w:ascii="Aptos Display" w:hAnsi="Aptos Display"/>
-          <w:color w:val="202020"/>
-          <w:sz w:val="18"/>
-        </w:rPr>
-      </w:pPr>
-      <w:r>
-        <w:rPr>
-          <w:rFonts w:ascii="Aptos Display" w:hAnsi="Aptos Display"/>
-          <w:color w:val="202020"/>
-          <w:sz w:val="18"/>
-        </w:rPr>
-        <w:t xml:space="preserve">    "Clinical Evidence Level (Human RCT, Human Observational, Animal, In-vitro)": </w:t>
-      </w:r>
-      <w:proofErr w:type="gramStart"/>
-      <w:r>
-        <w:rPr>
-          <w:rFonts w:ascii="Aptos Display" w:hAnsi="Aptos Display"/>
-          <w:color w:val="202020"/>
-          <w:sz w:val="18"/>
-        </w:rPr>
-        <w:t>{ ...</w:t>
-      </w:r>
-      <w:proofErr w:type="gramEnd"/>
-      <w:r>
-        <w:rPr>
-          <w:rFonts w:ascii="Aptos Display" w:hAnsi="Aptos Display"/>
-          <w:color w:val="202020"/>
-          <w:sz w:val="18"/>
-        </w:rPr>
-        <w:t xml:space="preserve"> },</w:t>
-      </w:r>
-    </w:p>
-    <w:p>
-      <w:pPr>
-        <w:spacing w:after="0"/>
-        <w:ind w:left="720"/>
-        <w:rPr>
-          <w:rFonts w:ascii="Aptos Display" w:hAnsi="Aptos Display"/>
-          <w:color w:val="202020"/>
-          <w:sz w:val="18"/>
-        </w:rPr>
-      </w:pPr>
-      <w:r>
-        <w:rPr>
-          <w:rFonts w:ascii="Aptos Display" w:hAnsi="Aptos Display"/>
-          <w:color w:val="202020"/>
-          <w:sz w:val="18"/>
-        </w:rPr>
-        <w:t xml:space="preserve">    "Number of Clinical Studies": </w:t>
-      </w:r>
-      <w:proofErr w:type="gramStart"/>
-      <w:r>
-        <w:rPr>
-          <w:rFonts w:ascii="Aptos Display" w:hAnsi="Aptos Display"/>
-          <w:color w:val="202020"/>
-          <w:sz w:val="18"/>
-        </w:rPr>
-        <w:t>{ ...</w:t>
-      </w:r>
-      <w:proofErr w:type="gramEnd"/>
-      <w:r>
-        <w:rPr>
-          <w:rFonts w:ascii="Aptos Display" w:hAnsi="Aptos Display"/>
-          <w:color w:val="202020"/>
-          <w:sz w:val="18"/>
-        </w:rPr>
-        <w:t xml:space="preserve"> },</w:t>
-      </w:r>
-    </w:p>
-    <w:p>
-      <w:pPr>
-        <w:spacing w:after="0"/>
-        <w:ind w:left="720"/>
-        <w:rPr>
-          <w:rFonts w:ascii="Aptos Display" w:hAnsi="Aptos Display"/>
-          <w:color w:val="202020"/>
-          <w:sz w:val="18"/>
-        </w:rPr>
-      </w:pPr>
-      <w:r>
-        <w:rPr>
-          <w:rFonts w:ascii="Aptos Display" w:hAnsi="Aptos Display"/>
-          <w:color w:val="202020"/>
-          <w:sz w:val="18"/>
-        </w:rPr>
-        <w:t xml:space="preserve">    "Key Clinical Outcomes (Weight Loss %, Appetite Reduction, HbA1c, etc.)": </w:t>
-      </w:r>
-      <w:proofErr w:type="gramStart"/>
-      <w:r>
-        <w:rPr>
-          <w:rFonts w:ascii="Aptos Display" w:hAnsi="Aptos Display"/>
-          <w:color w:val="202020"/>
-          <w:sz w:val="18"/>
-        </w:rPr>
-        <w:t>{ ...</w:t>
-      </w:r>
-      <w:proofErr w:type="gramEnd"/>
-      <w:r>
-        <w:rPr>
-          <w:rFonts w:ascii="Aptos Display" w:hAnsi="Aptos Display"/>
-          <w:color w:val="202020"/>
-          <w:sz w:val="18"/>
-        </w:rPr>
-        <w:t xml:space="preserve"> },</w:t>
-      </w:r>
-    </w:p>
-    <w:p>
-      <w:pPr>
-        <w:spacing w:after="0"/>
-        <w:ind w:left="720"/>
-        <w:rPr>
-          <w:rFonts w:ascii="Aptos Display" w:hAnsi="Aptos Display"/>
-          <w:color w:val="202020"/>
-          <w:sz w:val="18"/>
-        </w:rPr>
-      </w:pPr>
-      <w:r>
-        <w:rPr>
-          <w:rFonts w:ascii="Aptos Display" w:hAnsi="Aptos Display"/>
-          <w:color w:val="202020"/>
-          <w:sz w:val="18"/>
-        </w:rPr>
-        <w:t xml:space="preserve">    "Formulation Format (Capsule, Powder, Drink, Gummy, Sachet)": </w:t>
-      </w:r>
-      <w:proofErr w:type="gramStart"/>
-      <w:r>
-        <w:rPr>
-          <w:rFonts w:ascii="Aptos Display" w:hAnsi="Aptos Display"/>
-          <w:color w:val="202020"/>
-          <w:sz w:val="18"/>
-        </w:rPr>
-        <w:t>{ ...</w:t>
-      </w:r>
-      <w:proofErr w:type="gramEnd"/>
-      <w:r>
-        <w:rPr>
-          <w:rFonts w:ascii="Aptos Display" w:hAnsi="Aptos Display"/>
-          <w:color w:val="202020"/>
-          <w:sz w:val="18"/>
-        </w:rPr>
-        <w:t xml:space="preserve"> },</w:t>
-      </w:r>
-    </w:p>
-    <w:p>
-      <w:pPr>
-        <w:spacing w:after="0"/>
-        <w:ind w:left="720"/>
-        <w:rPr>
-          <w:rFonts w:ascii="Aptos Display" w:hAnsi="Aptos Display"/>
-          <w:color w:val="202020"/>
-          <w:sz w:val="18"/>
-        </w:rPr>
-      </w:pPr>
-      <w:r>
-        <w:rPr>
-          <w:rFonts w:ascii="Aptos Display" w:hAnsi="Aptos Display"/>
-          <w:color w:val="202020"/>
-          <w:sz w:val="18"/>
-        </w:rPr>
-        <w:t xml:space="preserve">    "Average Effective Dose": </w:t>
-      </w:r>
-      <w:proofErr w:type="gramStart"/>
-      <w:r>
-        <w:rPr>
-          <w:rFonts w:ascii="Aptos Display" w:hAnsi="Aptos Display"/>
-          <w:color w:val="202020"/>
-          <w:sz w:val="18"/>
-        </w:rPr>
-        <w:t>{ ...</w:t>
-      </w:r>
-      <w:proofErr w:type="gramEnd"/>
-      <w:r>
-        <w:rPr>
-          <w:rFonts w:ascii="Aptos Display" w:hAnsi="Aptos Display"/>
-          <w:color w:val="202020"/>
-          <w:sz w:val="18"/>
-        </w:rPr>
-        <w:t xml:space="preserve"> },</w:t>
-      </w:r>
-    </w:p>
-    <w:p>
-      <w:pPr>
-        <w:spacing w:after="0"/>
-        <w:ind w:left="720"/>
-        <w:rPr>
-          <w:rFonts w:ascii="Aptos Display" w:hAnsi="Aptos Display"/>
-          <w:color w:val="202020"/>
-          <w:sz w:val="18"/>
-        </w:rPr>
-      </w:pPr>
-      <w:r>
-        <w:rPr>
-          <w:rFonts w:ascii="Aptos Display" w:hAnsi="Aptos Display"/>
-          <w:color w:val="202020"/>
-          <w:sz w:val="18"/>
-        </w:rPr>
-        <w:t xml:space="preserve">    "Synergy Ingredients Commonly Used": </w:t>
-      </w:r>
-      <w:proofErr w:type="gramStart"/>
-      <w:r>
-        <w:rPr>
-          <w:rFonts w:ascii="Aptos Display" w:hAnsi="Aptos Display"/>
-          <w:color w:val="202020"/>
-          <w:sz w:val="18"/>
-        </w:rPr>
-        <w:t>{ ...</w:t>
-      </w:r>
-      <w:proofErr w:type="gramEnd"/>
-      <w:r>
-        <w:rPr>
-          <w:rFonts w:ascii="Aptos Display" w:hAnsi="Aptos Display"/>
-          <w:color w:val="202020"/>
-          <w:sz w:val="18"/>
-        </w:rPr>
-        <w:t xml:space="preserve"> },</w:t>
-      </w:r>
-    </w:p>
-    <w:p>
-      <w:pPr>
-        <w:spacing w:after="0"/>
-        <w:ind w:left="720"/>
-        <w:rPr>
-          <w:rFonts w:ascii="Aptos Display" w:hAnsi="Aptos Display"/>
-          <w:color w:val="202020"/>
-          <w:sz w:val="18"/>
-        </w:rPr>
-      </w:pPr>
-      <w:r>
-        <w:rPr>
-          <w:rFonts w:ascii="Aptos Display" w:hAnsi="Aptos Display"/>
-          <w:color w:val="202020"/>
-          <w:sz w:val="18"/>
-        </w:rPr>
-        <w:t xml:space="preserve">    "Safety Profile": </w:t>
-      </w:r>
-      <w:proofErr w:type="gramStart"/>
-      <w:r>
-        <w:rPr>
-          <w:rFonts w:ascii="Aptos Display" w:hAnsi="Aptos Display"/>
-          <w:color w:val="202020"/>
-          <w:sz w:val="18"/>
-        </w:rPr>
-        <w:t>{ ...</w:t>
-      </w:r>
-      <w:proofErr w:type="gramEnd"/>
-      <w:r>
-        <w:rPr>
-          <w:rFonts w:ascii="Aptos Display" w:hAnsi="Aptos Display"/>
-          <w:color w:val="202020"/>
-          <w:sz w:val="18"/>
-        </w:rPr>
-        <w:t xml:space="preserve"> },</w:t>
-      </w:r>
-    </w:p>
-    <w:p>
-      <w:pPr>
-        <w:spacing w:after="0"/>
-        <w:ind w:left="720"/>
-        <w:rPr>
-          <w:rFonts w:ascii="Aptos Display" w:hAnsi="Aptos Display"/>
-          <w:color w:val="202020"/>
-          <w:sz w:val="18"/>
-        </w:rPr>
-      </w:pPr>
-      <w:r>
-        <w:rPr>
-          <w:rFonts w:ascii="Aptos Display" w:hAnsi="Aptos Display"/>
-          <w:color w:val="202020"/>
-          <w:sz w:val="18"/>
-        </w:rPr>
-        <w:t xml:space="preserve">    "Traditional Chinese Medicine Relevance": </w:t>
-      </w:r>
-      <w:proofErr w:type="gramStart"/>
-      <w:r>
-        <w:rPr>
-          <w:rFonts w:ascii="Aptos Display" w:hAnsi="Aptos Display"/>
-          <w:color w:val="202020"/>
-          <w:sz w:val="18"/>
-        </w:rPr>
-        <w:t>{ ...</w:t>
-      </w:r>
-      <w:proofErr w:type="gramEnd"/>
-      <w:r>
-        <w:rPr>
-          <w:rFonts w:ascii="Aptos Display" w:hAnsi="Aptos Display"/>
-          <w:color w:val="202020"/>
-          <w:sz w:val="18"/>
-        </w:rPr>
-        <w:t xml:space="preserve"> },</w:t>
-      </w:r>
-    </w:p>
-    <w:p>
-      <w:pPr>
-        <w:spacing w:after="0"/>
-        <w:ind w:left="720"/>
-        <w:rPr>
-          <w:rFonts w:ascii="Aptos Display" w:hAnsi="Aptos Display"/>
-          <w:color w:val="202020"/>
-          <w:sz w:val="18"/>
-        </w:rPr>
-      </w:pPr>
-      <w:r>
-        <w:rPr>
-          <w:rFonts w:ascii="Aptos Display" w:hAnsi="Aptos Display"/>
-          <w:color w:val="202020"/>
-          <w:sz w:val="18"/>
-        </w:rPr>
-        <w:t xml:space="preserve">    "Consumer Perceived Naturalness (High/Medium/Low)": </w:t>
-      </w:r>
-      <w:proofErr w:type="gramStart"/>
-      <w:r>
-        <w:rPr>
-          <w:rFonts w:ascii="Aptos Display" w:hAnsi="Aptos Display"/>
-          <w:color w:val="202020"/>
-          <w:sz w:val="18"/>
-        </w:rPr>
-        <w:t>{ ...</w:t>
-      </w:r>
-      <w:proofErr w:type="gramEnd"/>
-      <w:r>
-        <w:rPr>
-          <w:rFonts w:ascii="Aptos Display" w:hAnsi="Aptos Display"/>
-          <w:color w:val="202020"/>
-          <w:sz w:val="18"/>
-        </w:rPr>
-        <w:t xml:space="preserve"> },</w:t>
-      </w:r>
-    </w:p>
-    <w:p>
-      <w:pPr>
-        <w:spacing w:after="0"/>
-        <w:ind w:left="720"/>
-        <w:rPr>
-          <w:rFonts w:ascii="Aptos Display" w:hAnsi="Aptos Display"/>
-          <w:color w:val="202020"/>
-          <w:sz w:val="18"/>
-        </w:rPr>
-      </w:pPr>
-      <w:r>
-        <w:rPr>
-          <w:rFonts w:ascii="Aptos Display" w:hAnsi="Aptos Display"/>
-          <w:color w:val="202020"/>
-          <w:sz w:val="18"/>
-        </w:rPr>
-        <w:t xml:space="preserve">    "Key Consumer Benefit Claims": </w:t>
-      </w:r>
-      <w:proofErr w:type="gramStart"/>
-      <w:r>
-        <w:rPr>
-          <w:rFonts w:ascii="Aptos Display" w:hAnsi="Aptos Display"/>
-          <w:color w:val="202020"/>
-          <w:sz w:val="18"/>
-        </w:rPr>
-        <w:t>{ ...</w:t>
-      </w:r>
-      <w:proofErr w:type="gramEnd"/>
-      <w:r>
-        <w:rPr>
-          <w:rFonts w:ascii="Aptos Display" w:hAnsi="Aptos Display"/>
-          <w:color w:val="202020"/>
-          <w:sz w:val="18"/>
-        </w:rPr>
-        <w:t xml:space="preserve"> },</w:t>
-      </w:r>
-    </w:p>
-    <w:p>
-      <w:pPr>
-        <w:spacing w:after="0"/>
-        <w:ind w:left="720"/>
-        <w:rPr>
-          <w:rFonts w:ascii="Aptos Display" w:hAnsi="Aptos Display"/>
-          <w:color w:val="202020"/>
-          <w:sz w:val="18"/>
-        </w:rPr>
-      </w:pPr>
-      <w:r>
-        <w:rPr>
-          <w:rFonts w:ascii="Aptos Display" w:hAnsi="Aptos Display"/>
-          <w:color w:val="202020"/>
-          <w:sz w:val="18"/>
-        </w:rPr>
-        <w:t xml:space="preserve">    "Emotional Benefit (Control, Confidence, Energy, etc.)": </w:t>
-      </w:r>
-      <w:proofErr w:type="gramStart"/>
-      <w:r>
-        <w:rPr>
-          <w:rFonts w:ascii="Aptos Display" w:hAnsi="Aptos Display"/>
-          <w:color w:val="202020"/>
-          <w:sz w:val="18"/>
-        </w:rPr>
-        <w:t>{ ...</w:t>
-      </w:r>
-      <w:proofErr w:type="gramEnd"/>
-      <w:r>
-        <w:rPr>
-          <w:rFonts w:ascii="Aptos Display" w:hAnsi="Aptos Display"/>
-          <w:color w:val="202020"/>
-          <w:sz w:val="18"/>
-        </w:rPr>
-        <w:t xml:space="preserve"> },</w:t>
-      </w:r>
-    </w:p>
-    <w:p>
-      <w:pPr>
-        <w:spacing w:after="0"/>
-        <w:ind w:left="720"/>
-        <w:rPr>
-          <w:rFonts w:ascii="Aptos Display" w:hAnsi="Aptos Display"/>
-          <w:color w:val="202020"/>
-          <w:sz w:val="18"/>
-        </w:rPr>
-      </w:pPr>
-      <w:r>
-        <w:rPr>
-          <w:rFonts w:ascii="Aptos Display" w:hAnsi="Aptos Display"/>
-          <w:color w:val="202020"/>
-          <w:sz w:val="18"/>
-        </w:rPr>
-        <w:t xml:space="preserve">    "Target Consumer Cohort": </w:t>
-      </w:r>
-      <w:proofErr w:type="gramStart"/>
-      <w:r>
-        <w:rPr>
-          <w:rFonts w:ascii="Aptos Display" w:hAnsi="Aptos Display"/>
-          <w:color w:val="202020"/>
-          <w:sz w:val="18"/>
-        </w:rPr>
-        <w:t>{ ...</w:t>
-      </w:r>
-      <w:proofErr w:type="gramEnd"/>
-      <w:r>
-        <w:rPr>
-          <w:rFonts w:ascii="Aptos Display" w:hAnsi="Aptos Display"/>
-          <w:color w:val="202020"/>
-          <w:sz w:val="18"/>
-        </w:rPr>
-        <w:t xml:space="preserve"> },</w:t>
+        <w:t xml:space="preserve">  "ingredient": "&lt;ingredient_name&gt;",</w:t>
+      </w:r>
+    </w:p>
+    <w:p>
+      <w:pPr>
+        <w:spacing w:after="0"/>
+        <w:ind w:left="720"/>
+        <w:rPr>
+          <w:rFonts w:ascii="Aptos Display" w:hAnsi="Aptos Display"/>
+          <w:color w:val="202020"/>
+          <w:sz w:val="18"/>
+        </w:rPr>
+      </w:pPr>
+      <w:r>
+        <w:rPr>
+          <w:rFonts w:ascii="Aptos Display" w:hAnsi="Aptos Display"/>
+          <w:color w:val="202020"/>
+          <w:sz w:val="18"/>
+        </w:rPr>
+        <w:t xml:space="preserve">  "fields": {</w:t>
+      </w:r>
+    </w:p>
+    <w:p>
+      <w:pPr>
+        <w:spacing w:after="0"/>
+        <w:ind w:left="720"/>
+        <w:rPr>
+          <w:rFonts w:ascii="Aptos Display" w:hAnsi="Aptos Display"/>
+          <w:color w:val="202020"/>
+          <w:sz w:val="18"/>
+        </w:rPr>
+      </w:pPr>
+      <w:r>
+        <w:rPr>
+          <w:rFonts w:ascii="Aptos Display" w:hAnsi="Aptos Display"/>
+          <w:color w:val="202020"/>
+          <w:sz w:val="18"/>
+        </w:rPr>
+        <w:t xml:space="preserve">    "Ingredient": { ... },</w:t>
+      </w:r>
+    </w:p>
+    <w:p>
+      <w:pPr>
+        <w:spacing w:after="0"/>
+        <w:ind w:left="720"/>
+        <w:rPr>
+          <w:rFonts w:ascii="Aptos Display" w:hAnsi="Aptos Display"/>
+          <w:color w:val="202020"/>
+          <w:sz w:val="18"/>
+        </w:rPr>
+      </w:pPr>
+      <w:r>
+        <w:rPr>
+          <w:rFonts w:ascii="Aptos Display" w:hAnsi="Aptos Display"/>
+          <w:color w:val="202020"/>
+          <w:sz w:val="18"/>
+        </w:rPr>
+        <w:t xml:space="preserve">    "Ingredient Category (Botanical, Vitamin, Mineral, Probiotic, Peptide, Fiber, etc.)": { ... },</w:t>
+      </w:r>
+    </w:p>
+    <w:p>
+      <w:pPr>
+        <w:spacing w:after="0"/>
+        <w:ind w:left="720"/>
+        <w:rPr>
+          <w:rFonts w:ascii="Aptos Display" w:hAnsi="Aptos Display"/>
+          <w:color w:val="202020"/>
+          <w:sz w:val="18"/>
+        </w:rPr>
+      </w:pPr>
+      <w:r>
+        <w:rPr>
+          <w:rFonts w:ascii="Aptos Display" w:hAnsi="Aptos Display"/>
+          <w:color w:val="202020"/>
+          <w:sz w:val="18"/>
+        </w:rPr>
+        <w:t xml:space="preserve">    "Primary Mode of Action": { ... },</w:t>
+      </w:r>
+    </w:p>
+    <w:p>
+      <w:pPr>
+        <w:spacing w:after="0"/>
+        <w:ind w:left="720"/>
+        <w:rPr>
+          <w:rFonts w:ascii="Aptos Display" w:hAnsi="Aptos Display"/>
+          <w:color w:val="202020"/>
+          <w:sz w:val="18"/>
+        </w:rPr>
+      </w:pPr>
+      <w:r>
+        <w:rPr>
+          <w:rFonts w:ascii="Aptos Display" w:hAnsi="Aptos Display"/>
+          <w:color w:val="202020"/>
+          <w:sz w:val="18"/>
+        </w:rPr>
+        <w:t xml:space="preserve">    "Secondary Mechanism of Action": { ... },</w:t>
+      </w:r>
+    </w:p>
+    <w:p>
+      <w:pPr>
+        <w:spacing w:after="0"/>
+        <w:ind w:left="720"/>
+        <w:rPr>
+          <w:rFonts w:ascii="Aptos Display" w:hAnsi="Aptos Display"/>
+          <w:color w:val="202020"/>
+          <w:sz w:val="18"/>
+        </w:rPr>
+      </w:pPr>
+      <w:r>
+        <w:rPr>
+          <w:rFonts w:ascii="Aptos Display" w:hAnsi="Aptos Display"/>
+          <w:color w:val="202020"/>
+          <w:sz w:val="18"/>
+        </w:rPr>
+        <w:t xml:space="preserve">    "Evidence of GLP-1 Interaction (Yes/No/Indirect)": { ... },</w:t>
+      </w:r>
+    </w:p>
+    <w:p>
+      <w:pPr>
+        <w:spacing w:after="0"/>
+        <w:ind w:left="720"/>
+        <w:rPr>
+          <w:rFonts w:ascii="Aptos Display" w:hAnsi="Aptos Display"/>
+          <w:color w:val="202020"/>
+          <w:sz w:val="18"/>
+        </w:rPr>
+      </w:pPr>
+      <w:r>
+        <w:rPr>
+          <w:rFonts w:ascii="Aptos Display" w:hAnsi="Aptos Display"/>
+          <w:color w:val="202020"/>
+          <w:sz w:val="18"/>
+        </w:rPr>
+        <w:t xml:space="preserve">    "Clinical Evidence Level (Human RCT, Human Observational, Animal, In-vitro)": { ... },</w:t>
+      </w:r>
+    </w:p>
+    <w:p>
+      <w:pPr>
+        <w:spacing w:after="0"/>
+        <w:ind w:left="720"/>
+        <w:rPr>
+          <w:rFonts w:ascii="Aptos Display" w:hAnsi="Aptos Display"/>
+          <w:color w:val="202020"/>
+          <w:sz w:val="18"/>
+        </w:rPr>
+      </w:pPr>
+      <w:r>
+        <w:rPr>
+          <w:rFonts w:ascii="Aptos Display" w:hAnsi="Aptos Display"/>
+          <w:color w:val="202020"/>
+          <w:sz w:val="18"/>
+        </w:rPr>
+        <w:t xml:space="preserve">    "Number of Clinical Studies": { ... },</w:t>
+      </w:r>
+    </w:p>
+    <w:p>
+      <w:pPr>
+        <w:spacing w:after="0"/>
+        <w:ind w:left="720"/>
+        <w:rPr>
+          <w:rFonts w:ascii="Aptos Display" w:hAnsi="Aptos Display"/>
+          <w:color w:val="202020"/>
+          <w:sz w:val="18"/>
+        </w:rPr>
+      </w:pPr>
+      <w:r>
+        <w:rPr>
+          <w:rFonts w:ascii="Aptos Display" w:hAnsi="Aptos Display"/>
+          <w:color w:val="202020"/>
+          <w:sz w:val="18"/>
+        </w:rPr>
+        <w:t xml:space="preserve">    "Key Clinical Outcomes (Weight Loss %, Appetite Reduction, HbA1c, etc.)": { ... },</w:t>
+      </w:r>
+    </w:p>
+    <w:p>
+      <w:pPr>
+        <w:spacing w:after="0"/>
+        <w:ind w:left="720"/>
+        <w:rPr>
+          <w:rFonts w:ascii="Aptos Display" w:hAnsi="Aptos Display"/>
+          <w:color w:val="202020"/>
+          <w:sz w:val="18"/>
+        </w:rPr>
+      </w:pPr>
+      <w:r>
+        <w:rPr>
+          <w:rFonts w:ascii="Aptos Display" w:hAnsi="Aptos Display"/>
+          <w:color w:val="202020"/>
+          <w:sz w:val="18"/>
+        </w:rPr>
+        <w:t xml:space="preserve">    "Formulation Format (Capsule, Powder, Drink, Gummy, Sachet)": { ... },</w:t>
+      </w:r>
+    </w:p>
+    <w:p>
+      <w:pPr>
+        <w:spacing w:after="0"/>
+        <w:ind w:left="720"/>
+        <w:rPr>
+          <w:rFonts w:ascii="Aptos Display" w:hAnsi="Aptos Display"/>
+          <w:color w:val="202020"/>
+          <w:sz w:val="18"/>
+        </w:rPr>
+      </w:pPr>
+      <w:r>
+        <w:rPr>
+          <w:rFonts w:ascii="Aptos Display" w:hAnsi="Aptos Display"/>
+          <w:color w:val="202020"/>
+          <w:sz w:val="18"/>
+        </w:rPr>
+        <w:t xml:space="preserve">    "Average Effective Dose": { ... },</w:t>
+      </w:r>
+    </w:p>
+    <w:p>
+      <w:pPr>
+        <w:spacing w:after="0"/>
+        <w:ind w:left="720"/>
+        <w:rPr>
+          <w:rFonts w:ascii="Aptos Display" w:hAnsi="Aptos Display"/>
+          <w:color w:val="202020"/>
+          <w:sz w:val="18"/>
+        </w:rPr>
+      </w:pPr>
+      <w:r>
+        <w:rPr>
+          <w:rFonts w:ascii="Aptos Display" w:hAnsi="Aptos Display"/>
+          <w:color w:val="202020"/>
+          <w:sz w:val="18"/>
+        </w:rPr>
+        <w:t xml:space="preserve">    "Synergy Ingredients Commonly Used": { ... },</w:t>
+      </w:r>
+    </w:p>
+    <w:p>
+      <w:pPr>
+        <w:spacing w:after="0"/>
+        <w:ind w:left="720"/>
+        <w:rPr>
+          <w:rFonts w:ascii="Aptos Display" w:hAnsi="Aptos Display"/>
+          <w:color w:val="202020"/>
+          <w:sz w:val="18"/>
+        </w:rPr>
+      </w:pPr>
+      <w:r>
+        <w:rPr>
+          <w:rFonts w:ascii="Aptos Display" w:hAnsi="Aptos Display"/>
+          <w:color w:val="202020"/>
+          <w:sz w:val="18"/>
+        </w:rPr>
+        <w:t xml:space="preserve">    "Safety Profile": { ... },</w:t>
+      </w:r>
+    </w:p>
+    <w:p>
+      <w:pPr>
+        <w:spacing w:after="0"/>
+        <w:ind w:left="720"/>
+        <w:rPr>
+          <w:rFonts w:ascii="Aptos Display" w:hAnsi="Aptos Display"/>
+          <w:color w:val="202020"/>
+          <w:sz w:val="18"/>
+        </w:rPr>
+      </w:pPr>
+      <w:r>
+        <w:rPr>
+          <w:rFonts w:ascii="Aptos Display" w:hAnsi="Aptos Display"/>
+          <w:color w:val="202020"/>
+          <w:sz w:val="18"/>
+        </w:rPr>
+        <w:t xml:space="preserve">    "Traditional Chinese Medicine Relevance": { ... },</w:t>
+      </w:r>
+    </w:p>
+    <w:p>
+      <w:pPr>
+        <w:spacing w:after="0"/>
+        <w:ind w:left="720"/>
+        <w:rPr>
+          <w:rFonts w:ascii="Aptos Display" w:hAnsi="Aptos Display"/>
+          <w:color w:val="202020"/>
+          <w:sz w:val="18"/>
+        </w:rPr>
+      </w:pPr>
+      <w:r>
+        <w:rPr>
+          <w:rFonts w:ascii="Aptos Display" w:hAnsi="Aptos Display"/>
+          <w:color w:val="202020"/>
+          <w:sz w:val="18"/>
+        </w:rPr>
+        <w:t xml:space="preserve">    "Consumer Perceived Naturalness (High/Medium/Low)": { ... },</w:t>
+      </w:r>
+    </w:p>
+    <w:p>
+      <w:pPr>
+        <w:spacing w:after="0"/>
+        <w:ind w:left="720"/>
+        <w:rPr>
+          <w:rFonts w:ascii="Aptos Display" w:hAnsi="Aptos Display"/>
+          <w:color w:val="202020"/>
+          <w:sz w:val="18"/>
+        </w:rPr>
+      </w:pPr>
+      <w:r>
+        <w:rPr>
+          <w:rFonts w:ascii="Aptos Display" w:hAnsi="Aptos Display"/>
+          <w:color w:val="202020"/>
+          <w:sz w:val="18"/>
+        </w:rPr>
+        <w:t xml:space="preserve">    "Key Consumer Benefit Claims": { ... },</w:t>
+      </w:r>
+    </w:p>
+    <w:p>
+      <w:pPr>
+        <w:spacing w:after="0"/>
+        <w:ind w:left="720"/>
+        <w:rPr>
+          <w:rFonts w:ascii="Aptos Display" w:hAnsi="Aptos Display"/>
+          <w:color w:val="202020"/>
+          <w:sz w:val="18"/>
+        </w:rPr>
+      </w:pPr>
+      <w:r>
+        <w:rPr>
+          <w:rFonts w:ascii="Aptos Display" w:hAnsi="Aptos Display"/>
+          <w:color w:val="202020"/>
+          <w:sz w:val="18"/>
+        </w:rPr>
+        <w:t xml:space="preserve">    "Emotional Benefit (Control, Confidence, Energy, etc.)": { ... },</w:t>
+      </w:r>
+    </w:p>
+    <w:p>
+      <w:pPr>
+        <w:spacing w:after="0"/>
+        <w:ind w:left="720"/>
+        <w:rPr>
+          <w:rFonts w:ascii="Aptos Display" w:hAnsi="Aptos Display"/>
+          <w:color w:val="202020"/>
+          <w:sz w:val="18"/>
+        </w:rPr>
+      </w:pPr>
+      <w:r>
+        <w:rPr>
+          <w:rFonts w:ascii="Aptos Display" w:hAnsi="Aptos Display"/>
+          <w:color w:val="202020"/>
+          <w:sz w:val="18"/>
+        </w:rPr>
+        <w:t xml:space="preserve">    "Target Consumer Cohort": { ... },</w:t>
       </w:r>
     </w:p>
     <w:p>
@@ -10586,321 +9479,159 @@
           <w:sz w:val="18"/>
         </w:rPr>
         <w:lastRenderedPageBreak/>
-        <w:t xml:space="preserve">    "Gender Skew": </w:t>
-      </w:r>
-      <w:proofErr w:type="gramStart"/>
-      <w:r>
-        <w:rPr>
-          <w:rFonts w:ascii="Aptos Display" w:hAnsi="Aptos Display"/>
-          <w:color w:val="202020"/>
-          <w:sz w:val="18"/>
-        </w:rPr>
-        <w:t>{ ...</w:t>
-      </w:r>
-      <w:proofErr w:type="gramEnd"/>
-      <w:r>
-        <w:rPr>
-          <w:rFonts w:ascii="Aptos Display" w:hAnsi="Aptos Display"/>
-          <w:color w:val="202020"/>
-          <w:sz w:val="18"/>
-        </w:rPr>
-        <w:t xml:space="preserve"> },  </w:t>
-      </w:r>
-    </w:p>
-    <w:p>
-      <w:pPr>
-        <w:spacing w:after="0"/>
-        <w:ind w:left="720"/>
-        <w:rPr>
-          <w:rFonts w:ascii="Aptos Display" w:hAnsi="Aptos Display"/>
-          <w:color w:val="202020"/>
-          <w:sz w:val="18"/>
-        </w:rPr>
-      </w:pPr>
-      <w:r>
-        <w:rPr>
-          <w:rFonts w:ascii="Aptos Display" w:hAnsi="Aptos Display"/>
-          <w:color w:val="202020"/>
-          <w:sz w:val="18"/>
-        </w:rPr>
-        <w:t xml:space="preserve">    "Taste / Organoleptic Issues": </w:t>
-      </w:r>
-      <w:proofErr w:type="gramStart"/>
-      <w:r>
-        <w:rPr>
-          <w:rFonts w:ascii="Aptos Display" w:hAnsi="Aptos Display"/>
-          <w:color w:val="202020"/>
-          <w:sz w:val="18"/>
-        </w:rPr>
-        <w:t>{ ...</w:t>
-      </w:r>
-      <w:proofErr w:type="gramEnd"/>
-      <w:r>
-        <w:rPr>
-          <w:rFonts w:ascii="Aptos Display" w:hAnsi="Aptos Display"/>
-          <w:color w:val="202020"/>
-          <w:sz w:val="18"/>
-        </w:rPr>
-        <w:t xml:space="preserve"> },</w:t>
-      </w:r>
-    </w:p>
-    <w:p>
-      <w:pPr>
-        <w:spacing w:after="0"/>
-        <w:ind w:left="720"/>
-        <w:rPr>
-          <w:rFonts w:ascii="Aptos Display" w:hAnsi="Aptos Display"/>
-          <w:color w:val="202020"/>
-          <w:sz w:val="18"/>
-        </w:rPr>
-      </w:pPr>
-      <w:r>
-        <w:rPr>
-          <w:rFonts w:ascii="Aptos Display" w:hAnsi="Aptos Display"/>
-          <w:color w:val="202020"/>
-          <w:sz w:val="18"/>
-        </w:rPr>
-        <w:t xml:space="preserve">    "Compatibility with Vitamins &amp; Minerals": </w:t>
-      </w:r>
-      <w:proofErr w:type="gramStart"/>
-      <w:r>
-        <w:rPr>
-          <w:rFonts w:ascii="Aptos Display" w:hAnsi="Aptos Display"/>
-          <w:color w:val="202020"/>
-          <w:sz w:val="18"/>
-        </w:rPr>
-        <w:t>{ ...</w:t>
-      </w:r>
-      <w:proofErr w:type="gramEnd"/>
-      <w:r>
-        <w:rPr>
-          <w:rFonts w:ascii="Aptos Display" w:hAnsi="Aptos Display"/>
-          <w:color w:val="202020"/>
-          <w:sz w:val="18"/>
-        </w:rPr>
-        <w:t xml:space="preserve"> },</w:t>
-      </w:r>
-    </w:p>
-    <w:p>
-      <w:pPr>
-        <w:spacing w:after="0"/>
-        <w:ind w:left="720"/>
-        <w:rPr>
-          <w:rFonts w:ascii="Aptos Display" w:hAnsi="Aptos Display"/>
-          <w:color w:val="202020"/>
-          <w:sz w:val="18"/>
-        </w:rPr>
-      </w:pPr>
-      <w:r>
-        <w:rPr>
-          <w:rFonts w:ascii="Aptos Display" w:hAnsi="Aptos Display"/>
-          <w:color w:val="202020"/>
-          <w:sz w:val="18"/>
-        </w:rPr>
-        <w:t xml:space="preserve">    "Claims Used in China": </w:t>
-      </w:r>
-      <w:proofErr w:type="gramStart"/>
-      <w:r>
-        <w:rPr>
-          <w:rFonts w:ascii="Aptos Display" w:hAnsi="Aptos Display"/>
-          <w:color w:val="202020"/>
-          <w:sz w:val="18"/>
-        </w:rPr>
-        <w:t>{ ...</w:t>
-      </w:r>
-      <w:proofErr w:type="gramEnd"/>
-      <w:r>
-        <w:rPr>
-          <w:rFonts w:ascii="Aptos Display" w:hAnsi="Aptos Display"/>
-          <w:color w:val="202020"/>
-          <w:sz w:val="18"/>
-        </w:rPr>
-        <w:t xml:space="preserve"> },</w:t>
-      </w:r>
-    </w:p>
-    <w:p>
-      <w:pPr>
-        <w:spacing w:after="0"/>
-        <w:ind w:left="720"/>
-        <w:rPr>
-          <w:rFonts w:ascii="Aptos Display" w:hAnsi="Aptos Display"/>
-          <w:color w:val="202020"/>
-          <w:sz w:val="18"/>
-        </w:rPr>
-      </w:pPr>
-      <w:r>
-        <w:rPr>
-          <w:rFonts w:ascii="Aptos Display" w:hAnsi="Aptos Display"/>
-          <w:color w:val="202020"/>
-          <w:sz w:val="18"/>
-        </w:rPr>
-        <w:t xml:space="preserve">    "Key Scientific Narrative": </w:t>
-      </w:r>
-      <w:proofErr w:type="gramStart"/>
-      <w:r>
-        <w:rPr>
-          <w:rFonts w:ascii="Aptos Display" w:hAnsi="Aptos Display"/>
-          <w:color w:val="202020"/>
-          <w:sz w:val="18"/>
-        </w:rPr>
-        <w:t>{ ...</w:t>
-      </w:r>
-      <w:proofErr w:type="gramEnd"/>
-      <w:r>
-        <w:rPr>
-          <w:rFonts w:ascii="Aptos Display" w:hAnsi="Aptos Display"/>
-          <w:color w:val="202020"/>
-          <w:sz w:val="18"/>
-        </w:rPr>
-        <w:t xml:space="preserve"> },</w:t>
-      </w:r>
-    </w:p>
-    <w:p>
-      <w:pPr>
-        <w:spacing w:after="0"/>
-        <w:ind w:left="720"/>
-        <w:rPr>
-          <w:rFonts w:ascii="Aptos Display" w:hAnsi="Aptos Display"/>
-          <w:color w:val="202020"/>
-          <w:sz w:val="18"/>
-        </w:rPr>
-      </w:pPr>
-      <w:r>
-        <w:rPr>
-          <w:rFonts w:ascii="Aptos Display" w:hAnsi="Aptos Display"/>
-          <w:color w:val="202020"/>
-          <w:sz w:val="18"/>
-        </w:rPr>
-        <w:t xml:space="preserve">    "Key Marketing Narrative": </w:t>
-      </w:r>
-      <w:proofErr w:type="gramStart"/>
-      <w:r>
-        <w:rPr>
-          <w:rFonts w:ascii="Aptos Display" w:hAnsi="Aptos Display"/>
-          <w:color w:val="202020"/>
-          <w:sz w:val="18"/>
-        </w:rPr>
-        <w:t>{ ...</w:t>
-      </w:r>
-      <w:proofErr w:type="gramEnd"/>
-      <w:r>
-        <w:rPr>
-          <w:rFonts w:ascii="Aptos Display" w:hAnsi="Aptos Display"/>
-          <w:color w:val="202020"/>
-          <w:sz w:val="18"/>
-        </w:rPr>
-        <w:t xml:space="preserve"> },</w:t>
-      </w:r>
-    </w:p>
-    <w:p>
-      <w:pPr>
-        <w:spacing w:after="0"/>
-        <w:ind w:left="720"/>
-        <w:rPr>
-          <w:rFonts w:ascii="Aptos Display" w:hAnsi="Aptos Display"/>
-          <w:color w:val="202020"/>
-          <w:sz w:val="18"/>
-        </w:rPr>
-      </w:pPr>
-      <w:r>
-        <w:rPr>
-          <w:rFonts w:ascii="Aptos Display" w:hAnsi="Aptos Display"/>
-          <w:color w:val="202020"/>
-          <w:sz w:val="18"/>
-        </w:rPr>
-        <w:t xml:space="preserve">    "Risk Factors (Safety, Regulatory, Reputation)": </w:t>
-      </w:r>
-      <w:proofErr w:type="gramStart"/>
-      <w:r>
-        <w:rPr>
-          <w:rFonts w:ascii="Aptos Display" w:hAnsi="Aptos Display"/>
-          <w:color w:val="202020"/>
-          <w:sz w:val="18"/>
-        </w:rPr>
-        <w:t>{ ...</w:t>
-      </w:r>
-      <w:proofErr w:type="gramEnd"/>
-      <w:r>
-        <w:rPr>
-          <w:rFonts w:ascii="Aptos Display" w:hAnsi="Aptos Display"/>
-          <w:color w:val="202020"/>
-          <w:sz w:val="18"/>
-        </w:rPr>
-        <w:t xml:space="preserve"> },</w:t>
-      </w:r>
-    </w:p>
-    <w:p>
-      <w:pPr>
-        <w:spacing w:after="0"/>
-        <w:ind w:left="720"/>
-        <w:rPr>
-          <w:rFonts w:ascii="Aptos Display" w:hAnsi="Aptos Display"/>
-          <w:color w:val="202020"/>
-          <w:sz w:val="18"/>
-        </w:rPr>
-      </w:pPr>
-      <w:r>
-        <w:rPr>
-          <w:rFonts w:ascii="Aptos Display" w:hAnsi="Aptos Display"/>
-          <w:color w:val="202020"/>
-          <w:sz w:val="18"/>
-        </w:rPr>
-        <w:t xml:space="preserve">    "Potential Centrum Platform Fit (Yes/No)": </w:t>
-      </w:r>
-      <w:proofErr w:type="gramStart"/>
-      <w:r>
-        <w:rPr>
-          <w:rFonts w:ascii="Aptos Display" w:hAnsi="Aptos Display"/>
-          <w:color w:val="202020"/>
-          <w:sz w:val="18"/>
-        </w:rPr>
-        <w:t>{ ...</w:t>
-      </w:r>
-      <w:proofErr w:type="gramEnd"/>
-      <w:r>
-        <w:rPr>
-          <w:rFonts w:ascii="Aptos Display" w:hAnsi="Aptos Display"/>
-          <w:color w:val="202020"/>
-          <w:sz w:val="18"/>
-        </w:rPr>
-        <w:t xml:space="preserve"> },</w:t>
-      </w:r>
-    </w:p>
-    <w:p>
-      <w:pPr>
-        <w:spacing w:after="0"/>
-        <w:ind w:left="720"/>
-        <w:rPr>
-          <w:rFonts w:ascii="Aptos Display" w:hAnsi="Aptos Display"/>
-          <w:color w:val="202020"/>
-          <w:sz w:val="18"/>
-        </w:rPr>
-      </w:pPr>
-      <w:r>
-        <w:rPr>
-          <w:rFonts w:ascii="Aptos Display" w:hAnsi="Aptos Display"/>
-          <w:color w:val="202020"/>
-          <w:sz w:val="18"/>
-        </w:rPr>
-        <w:t xml:space="preserve">    "Recommended Product Concept": </w:t>
-      </w:r>
-      <w:proofErr w:type="gramStart"/>
-      <w:r>
-        <w:rPr>
-          <w:rFonts w:ascii="Aptos Display" w:hAnsi="Aptos Display"/>
-          <w:color w:val="202020"/>
-          <w:sz w:val="18"/>
-        </w:rPr>
-        <w:t>{ ...</w:t>
-      </w:r>
-      <w:proofErr w:type="gramEnd"/>
-      <w:r>
-        <w:rPr>
-          <w:rFonts w:ascii="Aptos Display" w:hAnsi="Aptos Display"/>
-          <w:color w:val="202020"/>
-          <w:sz w:val="18"/>
-        </w:rPr>
-        <w:t xml:space="preserve"> }</w:t>
+        <w:t xml:space="preserve">    "Gender Skew": { ... },  </w:t>
+      </w:r>
+    </w:p>
+    <w:p>
+      <w:pPr>
+        <w:spacing w:after="0"/>
+        <w:ind w:left="720"/>
+        <w:rPr>
+          <w:rFonts w:ascii="Aptos Display" w:hAnsi="Aptos Display"/>
+          <w:color w:val="202020"/>
+          <w:sz w:val="18"/>
+        </w:rPr>
+      </w:pPr>
+      <w:r>
+        <w:rPr>
+          <w:rFonts w:ascii="Aptos Display" w:hAnsi="Aptos Display"/>
+          <w:color w:val="202020"/>
+          <w:sz w:val="18"/>
+        </w:rPr>
+        <w:t xml:space="preserve">    "Taste / Organoleptic Issues": { ... },</w:t>
+      </w:r>
+    </w:p>
+    <w:p>
+      <w:pPr>
+        <w:spacing w:after="0"/>
+        <w:ind w:left="720"/>
+        <w:rPr>
+          <w:rFonts w:ascii="Aptos Display" w:hAnsi="Aptos Display"/>
+          <w:color w:val="202020"/>
+          <w:sz w:val="18"/>
+        </w:rPr>
+      </w:pPr>
+      <w:r>
+        <w:rPr>
+          <w:rFonts w:ascii="Aptos Display" w:hAnsi="Aptos Display"/>
+          <w:color w:val="202020"/>
+          <w:sz w:val="18"/>
+        </w:rPr>
+        <w:t xml:space="preserve">    "Compatibility with Vitamins &amp; Minerals": { ... },</w:t>
+      </w:r>
+    </w:p>
+    <w:p>
+      <w:pPr>
+        <w:spacing w:after="0"/>
+        <w:ind w:left="720"/>
+        <w:rPr>
+          <w:rFonts w:ascii="Aptos Display" w:hAnsi="Aptos Display"/>
+          <w:color w:val="202020"/>
+          <w:sz w:val="18"/>
+        </w:rPr>
+      </w:pPr>
+      <w:r>
+        <w:rPr>
+          <w:rFonts w:ascii="Aptos Display" w:hAnsi="Aptos Display"/>
+          <w:color w:val="202020"/>
+          <w:sz w:val="18"/>
+        </w:rPr>
+        <w:t xml:space="preserve">    "Claims Used in China": { ... },</w:t>
+      </w:r>
+    </w:p>
+    <w:p>
+      <w:pPr>
+        <w:spacing w:after="0"/>
+        <w:ind w:left="720"/>
+        <w:rPr>
+          <w:rFonts w:ascii="Aptos Display" w:hAnsi="Aptos Display"/>
+          <w:color w:val="202020"/>
+          <w:sz w:val="18"/>
+        </w:rPr>
+      </w:pPr>
+      <w:r>
+        <w:rPr>
+          <w:rFonts w:ascii="Aptos Display" w:hAnsi="Aptos Display"/>
+          <w:color w:val="202020"/>
+          <w:sz w:val="18"/>
+        </w:rPr>
+        <w:t xml:space="preserve">    "Key Scientific Narrative": { ... },</w:t>
+      </w:r>
+    </w:p>
+    <w:p>
+      <w:pPr>
+        <w:spacing w:after="0"/>
+        <w:ind w:left="720"/>
+        <w:rPr>
+          <w:rFonts w:ascii="Aptos Display" w:hAnsi="Aptos Display"/>
+          <w:color w:val="202020"/>
+          <w:sz w:val="18"/>
+        </w:rPr>
+      </w:pPr>
+      <w:r>
+        <w:rPr>
+          <w:rFonts w:ascii="Aptos Display" w:hAnsi="Aptos Display"/>
+          <w:color w:val="202020"/>
+          <w:sz w:val="18"/>
+        </w:rPr>
+        <w:t xml:space="preserve">    "Key Marketing Narrative": { ... },</w:t>
+      </w:r>
+    </w:p>
+    <w:p>
+      <w:pPr>
+        <w:spacing w:after="0"/>
+        <w:ind w:left="720"/>
+        <w:rPr>
+          <w:rFonts w:ascii="Aptos Display" w:hAnsi="Aptos Display"/>
+          <w:color w:val="202020"/>
+          <w:sz w:val="18"/>
+        </w:rPr>
+      </w:pPr>
+      <w:r>
+        <w:rPr>
+          <w:rFonts w:ascii="Aptos Display" w:hAnsi="Aptos Display"/>
+          <w:color w:val="202020"/>
+          <w:sz w:val="18"/>
+        </w:rPr>
+        <w:t xml:space="preserve">    "Risk Factors (Safety, Regulatory, Reputation)": { ... },</w:t>
+      </w:r>
+    </w:p>
+    <w:p>
+      <w:pPr>
+        <w:spacing w:after="0"/>
+        <w:ind w:left="720"/>
+        <w:rPr>
+          <w:rFonts w:ascii="Aptos Display" w:hAnsi="Aptos Display"/>
+          <w:color w:val="202020"/>
+          <w:sz w:val="18"/>
+        </w:rPr>
+      </w:pPr>
+      <w:r>
+        <w:rPr>
+          <w:rFonts w:ascii="Aptos Display" w:hAnsi="Aptos Display"/>
+          <w:color w:val="202020"/>
+          <w:sz w:val="18"/>
+        </w:rPr>
+        <w:t xml:space="preserve">    "Potential Centrum Platform Fit (Yes/No)": { ... },</w:t>
+      </w:r>
+    </w:p>
+    <w:p>
+      <w:pPr>
+        <w:spacing w:after="0"/>
+        <w:ind w:left="720"/>
+        <w:rPr>
+          <w:rFonts w:ascii="Aptos Display" w:hAnsi="Aptos Display"/>
+          <w:color w:val="202020"/>
+          <w:sz w:val="18"/>
+        </w:rPr>
+      </w:pPr>
+      <w:r>
+        <w:rPr>
+          <w:rFonts w:ascii="Aptos Display" w:hAnsi="Aptos Display"/>
+          <w:color w:val="202020"/>
+          <w:sz w:val="18"/>
+        </w:rPr>
+        <w:t xml:space="preserve">    "Recommended Product Concept": { ... }</w:t>
       </w:r>
     </w:p>
     <w:p>
@@ -11101,45 +9832,7 @@
           <w:color w:val="202020"/>
           <w:sz w:val="18"/>
         </w:rPr>
-        <w:t>- Return a downloadable JSON file named &lt;</w:t>
-      </w:r>
-      <w:proofErr w:type="spellStart"/>
-      <w:r>
-        <w:rPr>
-          <w:rFonts w:ascii="Aptos Display" w:hAnsi="Aptos Display"/>
-          <w:color w:val="202020"/>
-          <w:sz w:val="18"/>
-        </w:rPr>
-        <w:t>ingredient_name</w:t>
-      </w:r>
-      <w:proofErr w:type="spellEnd"/>
-      <w:proofErr w:type="gramStart"/>
-      <w:r>
-        <w:rPr>
-          <w:rFonts w:ascii="Aptos Display" w:hAnsi="Aptos Display"/>
-          <w:color w:val="202020"/>
-          <w:sz w:val="18"/>
-        </w:rPr>
-        <w:t>&gt;.</w:t>
-      </w:r>
-      <w:proofErr w:type="spellStart"/>
-      <w:r>
-        <w:rPr>
-          <w:rFonts w:ascii="Aptos Display" w:hAnsi="Aptos Display"/>
-          <w:color w:val="202020"/>
-          <w:sz w:val="18"/>
-        </w:rPr>
-        <w:t>json</w:t>
-      </w:r>
-      <w:proofErr w:type="spellEnd"/>
-      <w:proofErr w:type="gramEnd"/>
-      <w:r>
-        <w:rPr>
-          <w:rFonts w:ascii="Aptos Display" w:hAnsi="Aptos Display"/>
-          <w:color w:val="202020"/>
-          <w:sz w:val="18"/>
-        </w:rPr>
-        <w:t>.</w:t>
+        <w:t>- Return a downloadable JSON file named &lt;ingredient_name&gt;.json.</w:t>
       </w:r>
     </w:p>
     <w:p>
